--- a/docs/Пример Главы 2. Выбор архитектуры миН — копия.docx
+++ b/docs/Пример Главы 2. Выбор архитектуры миН — копия.docx
@@ -50,31 +50,564 @@
       <w:pPr>
         <w:spacing w:after="0" w:line="360" w:lineRule="auto"/>
         <w:ind w:firstLine="709"/>
-        <w:jc w:val="both"/>
-        <w:rPr>
-          <w:rFonts w:ascii="Times New Roman" w:eastAsia="Times New Roman" w:hAnsi="Times New Roman" w:cs="Times New Roman"/>
-          <w:sz w:val="28"/>
-          <w:szCs w:val="28"/>
-          <w:lang w:val="ru-RU"/>
-        </w:rPr>
-      </w:pPr>
-      <w:r>
-        <w:rPr>
-          <w:rFonts w:ascii="Times New Roman" w:eastAsia="Times New Roman" w:hAnsi="Times New Roman" w:cs="Times New Roman"/>
-          <w:sz w:val="28"/>
-          <w:szCs w:val="28"/>
-        </w:rPr>
-        <w:t>В современной разработке настольных приложений применяются различные архитектурные подходы. Для приложений, связанных с обработкой данных (таких как планировщики, системы учёта, калькуляторы), наиболее распространёнными являются:</w:t>
-      </w:r>
-    </w:p>
-    <w:p>
-      <w:pPr>
+        <w:contextualSpacing/>
+        <w:jc w:val="both"/>
+        <w:rPr>
+          <w:rFonts w:ascii="Times New Roman" w:eastAsia="Times New Roman" w:hAnsi="Times New Roman" w:cs="Times New Roman"/>
+          <w:sz w:val="28"/>
+          <w:szCs w:val="28"/>
+          <w:lang w:val="ru-RU"/>
+        </w:rPr>
+      </w:pPr>
+      <w:r>
+        <w:rPr>
+          <w:rFonts w:ascii="Times New Roman" w:eastAsia="Times New Roman" w:hAnsi="Times New Roman" w:cs="Times New Roman"/>
+          <w:sz w:val="28"/>
+          <w:szCs w:val="28"/>
+          <w:lang w:val="ru-RU"/>
+        </w:rPr>
+        <w:t>В современной разработке мобильных и кроссплатформенных приложений применяются различные архитектурные подходы. Для приложений, связанных с обработкой данных (планировщики, системы учета, калькуляторы), наиболее распространёнными являются:</w:t>
+      </w:r>
+    </w:p>
+    <w:p>
+      <w:pPr>
+        <w:spacing w:after="0" w:line="360" w:lineRule="auto"/>
+        <w:ind w:firstLine="709"/>
+        <w:contextualSpacing/>
+        <w:jc w:val="both"/>
+        <w:rPr>
+          <w:rFonts w:ascii="Times New Roman" w:eastAsia="Times New Roman" w:hAnsi="Times New Roman" w:cs="Times New Roman"/>
+          <w:b/>
+          <w:bCs/>
+          <w:sz w:val="28"/>
+          <w:szCs w:val="28"/>
+          <w:lang w:val="ru-RU"/>
+        </w:rPr>
+      </w:pPr>
+      <w:r>
+        <w:rPr>
+          <w:rFonts w:ascii="Times New Roman" w:eastAsia="Times New Roman" w:hAnsi="Times New Roman" w:cs="Times New Roman"/>
+          <w:b/>
+          <w:bCs/>
+          <w:sz w:val="28"/>
+          <w:szCs w:val="28"/>
+          <w:lang w:val="ru-RU"/>
+        </w:rPr>
+        <w:t>Многослойная (трёхуровневая) архитектура</w:t>
+      </w:r>
+    </w:p>
+    <w:p>
+      <w:pPr>
+        <w:pStyle w:val="a5"/>
         <w:numPr>
           <w:ilvl w:val="0"/>
-          <w:numId w:val="1"/>
+          <w:numId w:val="21"/>
         </w:numPr>
         <w:spacing w:after="0" w:line="360" w:lineRule="auto"/>
+        <w:jc w:val="both"/>
+        <w:rPr>
+          <w:rFonts w:ascii="Times New Roman" w:eastAsia="Times New Roman" w:hAnsi="Times New Roman" w:cs="Times New Roman"/>
+          <w:sz w:val="28"/>
+          <w:szCs w:val="28"/>
+          <w:lang w:val="ru-RU"/>
+        </w:rPr>
+      </w:pPr>
+      <w:r>
+        <w:rPr>
+          <w:rFonts w:ascii="Times New Roman" w:eastAsia="Times New Roman" w:hAnsi="Times New Roman" w:cs="Times New Roman"/>
+          <w:sz w:val="28"/>
+          <w:szCs w:val="28"/>
+          <w:lang w:val="ru-RU"/>
+        </w:rPr>
+        <w:t xml:space="preserve">уровень представления (пользовательский интерфейс); </w:t>
+      </w:r>
+    </w:p>
+    <w:p>
+      <w:pPr>
+        <w:pStyle w:val="a5"/>
+        <w:numPr>
+          <w:ilvl w:val="0"/>
+          <w:numId w:val="21"/>
+        </w:numPr>
+        <w:spacing w:after="0" w:line="360" w:lineRule="auto"/>
+        <w:jc w:val="both"/>
+        <w:rPr>
+          <w:rFonts w:ascii="Times New Roman" w:eastAsia="Times New Roman" w:hAnsi="Times New Roman" w:cs="Times New Roman"/>
+          <w:sz w:val="28"/>
+          <w:szCs w:val="28"/>
+          <w:lang w:val="ru-RU"/>
+        </w:rPr>
+      </w:pPr>
+      <w:r>
+        <w:rPr>
+          <w:rFonts w:ascii="Times New Roman" w:eastAsia="Times New Roman" w:hAnsi="Times New Roman" w:cs="Times New Roman"/>
+          <w:sz w:val="28"/>
+          <w:szCs w:val="28"/>
+          <w:lang w:val="ru-RU"/>
+        </w:rPr>
+        <w:t xml:space="preserve">уровень бизнес-логики (обработка данных и вычисления); </w:t>
+      </w:r>
+    </w:p>
+    <w:p>
+      <w:pPr>
+        <w:pStyle w:val="a5"/>
+        <w:numPr>
+          <w:ilvl w:val="0"/>
+          <w:numId w:val="21"/>
+        </w:numPr>
+        <w:spacing w:after="0" w:line="360" w:lineRule="auto"/>
+        <w:jc w:val="both"/>
+        <w:rPr>
+          <w:rFonts w:ascii="Times New Roman" w:eastAsia="Times New Roman" w:hAnsi="Times New Roman" w:cs="Times New Roman"/>
+          <w:sz w:val="28"/>
+          <w:szCs w:val="28"/>
+          <w:lang w:val="ru-RU"/>
+        </w:rPr>
+      </w:pPr>
+      <w:r>
+        <w:rPr>
+          <w:rFonts w:ascii="Times New Roman" w:eastAsia="Times New Roman" w:hAnsi="Times New Roman" w:cs="Times New Roman"/>
+          <w:sz w:val="28"/>
+          <w:szCs w:val="28"/>
+          <w:lang w:val="ru-RU"/>
+        </w:rPr>
+        <w:t xml:space="preserve">уровень данных (база данных и работа с API). </w:t>
+      </w:r>
+    </w:p>
+    <w:p>
+      <w:pPr>
+        <w:spacing w:after="0" w:line="360" w:lineRule="auto"/>
         <w:ind w:firstLine="709"/>
+        <w:contextualSpacing/>
+        <w:jc w:val="both"/>
+        <w:rPr>
+          <w:rFonts w:ascii="Times New Roman" w:eastAsia="Times New Roman" w:hAnsi="Times New Roman" w:cs="Times New Roman"/>
+          <w:b/>
+          <w:bCs/>
+          <w:sz w:val="28"/>
+          <w:szCs w:val="28"/>
+          <w:lang w:val="ru-RU"/>
+        </w:rPr>
+      </w:pPr>
+      <w:r>
+        <w:rPr>
+          <w:rFonts w:ascii="Times New Roman" w:eastAsia="Times New Roman" w:hAnsi="Times New Roman" w:cs="Times New Roman"/>
+          <w:b/>
+          <w:bCs/>
+          <w:sz w:val="28"/>
+          <w:szCs w:val="28"/>
+          <w:lang w:val="ru-RU"/>
+        </w:rPr>
+        <w:t>Монолитное приложение</w:t>
+      </w:r>
+    </w:p>
+    <w:p>
+      <w:pPr>
+        <w:spacing w:after="0" w:line="360" w:lineRule="auto"/>
+        <w:ind w:firstLine="709"/>
+        <w:contextualSpacing/>
+        <w:jc w:val="both"/>
+        <w:rPr>
+          <w:rFonts w:ascii="Times New Roman" w:eastAsia="Times New Roman" w:hAnsi="Times New Roman" w:cs="Times New Roman"/>
+          <w:sz w:val="28"/>
+          <w:szCs w:val="28"/>
+          <w:lang w:val="ru-RU"/>
+        </w:rPr>
+      </w:pPr>
+      <w:r>
+        <w:rPr>
+          <w:rFonts w:ascii="Times New Roman" w:eastAsia="Times New Roman" w:hAnsi="Times New Roman" w:cs="Times New Roman"/>
+          <w:sz w:val="28"/>
+          <w:szCs w:val="28"/>
+          <w:lang w:val="ru-RU"/>
+        </w:rPr>
+        <w:t>В данной архитектуре:</w:t>
+      </w:r>
+    </w:p>
+    <w:p>
+      <w:pPr>
+        <w:pStyle w:val="a5"/>
+        <w:numPr>
+          <w:ilvl w:val="0"/>
+          <w:numId w:val="22"/>
+        </w:numPr>
+        <w:spacing w:after="0" w:line="360" w:lineRule="auto"/>
+        <w:jc w:val="both"/>
+        <w:rPr>
+          <w:rFonts w:ascii="Times New Roman" w:eastAsia="Times New Roman" w:hAnsi="Times New Roman" w:cs="Times New Roman"/>
+          <w:sz w:val="28"/>
+          <w:szCs w:val="28"/>
+          <w:lang w:val="ru-RU"/>
+        </w:rPr>
+      </w:pPr>
+      <w:r>
+        <w:rPr>
+          <w:rFonts w:ascii="Times New Roman" w:eastAsia="Times New Roman" w:hAnsi="Times New Roman" w:cs="Times New Roman"/>
+          <w:sz w:val="28"/>
+          <w:szCs w:val="28"/>
+          <w:lang w:val="ru-RU"/>
+        </w:rPr>
+        <w:t xml:space="preserve">интерфейс, логика и работа с базой данных реализованы в одном проекте; </w:t>
+      </w:r>
+    </w:p>
+    <w:p>
+      <w:pPr>
+        <w:pStyle w:val="a5"/>
+        <w:numPr>
+          <w:ilvl w:val="0"/>
+          <w:numId w:val="22"/>
+        </w:numPr>
+        <w:spacing w:after="0" w:line="360" w:lineRule="auto"/>
+        <w:jc w:val="both"/>
+        <w:rPr>
+          <w:rFonts w:ascii="Times New Roman" w:eastAsia="Times New Roman" w:hAnsi="Times New Roman" w:cs="Times New Roman"/>
+          <w:sz w:val="28"/>
+          <w:szCs w:val="28"/>
+          <w:lang w:val="ru-RU"/>
+        </w:rPr>
+      </w:pPr>
+      <w:r>
+        <w:rPr>
+          <w:rFonts w:ascii="Times New Roman" w:eastAsia="Times New Roman" w:hAnsi="Times New Roman" w:cs="Times New Roman"/>
+          <w:sz w:val="28"/>
+          <w:szCs w:val="28"/>
+          <w:lang w:val="ru-RU"/>
+        </w:rPr>
+        <w:t xml:space="preserve">все компоненты тесно связаны между собой; </w:t>
+      </w:r>
+    </w:p>
+    <w:p>
+      <w:pPr>
+        <w:pStyle w:val="a5"/>
+        <w:numPr>
+          <w:ilvl w:val="0"/>
+          <w:numId w:val="22"/>
+        </w:numPr>
+        <w:spacing w:after="0" w:line="360" w:lineRule="auto"/>
+        <w:jc w:val="both"/>
+        <w:rPr>
+          <w:rFonts w:ascii="Times New Roman" w:eastAsia="Times New Roman" w:hAnsi="Times New Roman" w:cs="Times New Roman"/>
+          <w:sz w:val="28"/>
+          <w:szCs w:val="28"/>
+          <w:lang w:val="ru-RU"/>
+        </w:rPr>
+      </w:pPr>
+      <w:r>
+        <w:rPr>
+          <w:rFonts w:ascii="Times New Roman" w:eastAsia="Times New Roman" w:hAnsi="Times New Roman" w:cs="Times New Roman"/>
+          <w:sz w:val="28"/>
+          <w:szCs w:val="28"/>
+          <w:lang w:val="ru-RU"/>
+        </w:rPr>
+        <w:t xml:space="preserve">приложение разворачивается как единая система. </w:t>
+      </w:r>
+    </w:p>
+    <w:p>
+      <w:pPr>
+        <w:spacing w:after="0" w:line="360" w:lineRule="auto"/>
+        <w:ind w:firstLine="709"/>
+        <w:contextualSpacing/>
+        <w:jc w:val="both"/>
+        <w:rPr>
+          <w:rFonts w:ascii="Times New Roman" w:eastAsia="Times New Roman" w:hAnsi="Times New Roman" w:cs="Times New Roman"/>
+          <w:b/>
+          <w:bCs/>
+          <w:sz w:val="28"/>
+          <w:szCs w:val="28"/>
+          <w:lang w:val="ru-RU"/>
+        </w:rPr>
+      </w:pPr>
+      <w:r>
+        <w:rPr>
+          <w:rFonts w:ascii="Times New Roman" w:eastAsia="Times New Roman" w:hAnsi="Times New Roman" w:cs="Times New Roman"/>
+          <w:b/>
+          <w:bCs/>
+          <w:sz w:val="28"/>
+          <w:szCs w:val="28"/>
+          <w:lang w:val="ru-RU"/>
+        </w:rPr>
+        <w:t>Архитектура с разделением UI и логики (MVC / MVVM)</w:t>
+      </w:r>
+    </w:p>
+    <w:p>
+      <w:pPr>
+        <w:spacing w:after="0" w:line="360" w:lineRule="auto"/>
+        <w:ind w:firstLine="709"/>
+        <w:contextualSpacing/>
+        <w:jc w:val="both"/>
+        <w:rPr>
+          <w:rFonts w:ascii="Times New Roman" w:eastAsia="Times New Roman" w:hAnsi="Times New Roman" w:cs="Times New Roman"/>
+          <w:sz w:val="28"/>
+          <w:szCs w:val="28"/>
+          <w:lang w:val="ru-RU"/>
+        </w:rPr>
+      </w:pPr>
+      <w:r>
+        <w:rPr>
+          <w:rFonts w:ascii="Times New Roman" w:eastAsia="Times New Roman" w:hAnsi="Times New Roman" w:cs="Times New Roman"/>
+          <w:sz w:val="28"/>
+          <w:szCs w:val="28"/>
+          <w:lang w:val="ru-RU"/>
+        </w:rPr>
+        <w:t>Данный подход предполагает:</w:t>
+      </w:r>
+    </w:p>
+    <w:p>
+      <w:pPr>
+        <w:pStyle w:val="a5"/>
+        <w:numPr>
+          <w:ilvl w:val="0"/>
+          <w:numId w:val="23"/>
+        </w:numPr>
+        <w:spacing w:after="0" w:line="360" w:lineRule="auto"/>
+        <w:jc w:val="both"/>
+        <w:rPr>
+          <w:rFonts w:ascii="Times New Roman" w:eastAsia="Times New Roman" w:hAnsi="Times New Roman" w:cs="Times New Roman"/>
+          <w:sz w:val="28"/>
+          <w:szCs w:val="28"/>
+          <w:lang w:val="ru-RU"/>
+        </w:rPr>
+      </w:pPr>
+      <w:r>
+        <w:rPr>
+          <w:rFonts w:ascii="Times New Roman" w:eastAsia="Times New Roman" w:hAnsi="Times New Roman" w:cs="Times New Roman"/>
+          <w:sz w:val="28"/>
+          <w:szCs w:val="28"/>
+          <w:lang w:val="ru-RU"/>
+        </w:rPr>
+        <w:t xml:space="preserve">UI отвечает только за отображение информации; </w:t>
+      </w:r>
+    </w:p>
+    <w:p>
+      <w:pPr>
+        <w:pStyle w:val="a5"/>
+        <w:numPr>
+          <w:ilvl w:val="0"/>
+          <w:numId w:val="23"/>
+        </w:numPr>
+        <w:spacing w:after="0" w:line="360" w:lineRule="auto"/>
+        <w:jc w:val="both"/>
+        <w:rPr>
+          <w:rFonts w:ascii="Times New Roman" w:eastAsia="Times New Roman" w:hAnsi="Times New Roman" w:cs="Times New Roman"/>
+          <w:sz w:val="28"/>
+          <w:szCs w:val="28"/>
+          <w:lang w:val="ru-RU"/>
+        </w:rPr>
+      </w:pPr>
+      <w:r>
+        <w:rPr>
+          <w:rFonts w:ascii="Times New Roman" w:eastAsia="Times New Roman" w:hAnsi="Times New Roman" w:cs="Times New Roman"/>
+          <w:sz w:val="28"/>
+          <w:szCs w:val="28"/>
+          <w:lang w:val="ru-RU"/>
+        </w:rPr>
+        <w:t xml:space="preserve">бизнес-логика выносится в отдельные модули; </w:t>
+      </w:r>
+    </w:p>
+    <w:p>
+      <w:pPr>
+        <w:pStyle w:val="a5"/>
+        <w:numPr>
+          <w:ilvl w:val="0"/>
+          <w:numId w:val="23"/>
+        </w:numPr>
+        <w:spacing w:after="0" w:line="360" w:lineRule="auto"/>
+        <w:jc w:val="both"/>
+        <w:rPr>
+          <w:rFonts w:ascii="Times New Roman" w:eastAsia="Times New Roman" w:hAnsi="Times New Roman" w:cs="Times New Roman"/>
+          <w:sz w:val="28"/>
+          <w:szCs w:val="28"/>
+          <w:lang w:val="ru-RU"/>
+        </w:rPr>
+      </w:pPr>
+      <w:r>
+        <w:rPr>
+          <w:rFonts w:ascii="Times New Roman" w:eastAsia="Times New Roman" w:hAnsi="Times New Roman" w:cs="Times New Roman"/>
+          <w:sz w:val="28"/>
+          <w:szCs w:val="28"/>
+          <w:lang w:val="ru-RU"/>
+        </w:rPr>
+        <w:t xml:space="preserve">данные управляются через модели и контроллеры. </w:t>
+      </w:r>
+    </w:p>
+    <w:p>
+      <w:pPr>
+        <w:spacing w:after="0" w:line="360" w:lineRule="auto"/>
+        <w:ind w:firstLine="709"/>
+        <w:contextualSpacing/>
+        <w:jc w:val="both"/>
+        <w:rPr>
+          <w:rFonts w:ascii="Times New Roman" w:eastAsia="Times New Roman" w:hAnsi="Times New Roman" w:cs="Times New Roman"/>
+          <w:sz w:val="28"/>
+          <w:szCs w:val="28"/>
+          <w:lang w:val="ru-RU"/>
+        </w:rPr>
+      </w:pPr>
+      <w:r>
+        <w:rPr>
+          <w:rFonts w:ascii="Times New Roman" w:eastAsia="Times New Roman" w:hAnsi="Times New Roman" w:cs="Times New Roman"/>
+          <w:sz w:val="28"/>
+          <w:szCs w:val="28"/>
+          <w:lang w:val="ru-RU"/>
+        </w:rPr>
+        <w:t>Для разработки приложения «Планировщик меню» целесообразно использовать многослойную монолитную архитектуру с разделением логики, поскольку это позволяет:</w:t>
+      </w:r>
+    </w:p>
+    <w:p>
+      <w:pPr>
+        <w:pStyle w:val="a5"/>
+        <w:numPr>
+          <w:ilvl w:val="0"/>
+          <w:numId w:val="24"/>
+        </w:numPr>
+        <w:spacing w:after="0" w:line="360" w:lineRule="auto"/>
+        <w:jc w:val="both"/>
+        <w:rPr>
+          <w:rFonts w:ascii="Times New Roman" w:eastAsia="Times New Roman" w:hAnsi="Times New Roman" w:cs="Times New Roman"/>
+          <w:sz w:val="28"/>
+          <w:szCs w:val="28"/>
+          <w:lang w:val="ru-RU"/>
+        </w:rPr>
+      </w:pPr>
+      <w:r>
+        <w:rPr>
+          <w:rFonts w:ascii="Times New Roman" w:eastAsia="Times New Roman" w:hAnsi="Times New Roman" w:cs="Times New Roman"/>
+          <w:sz w:val="28"/>
+          <w:szCs w:val="28"/>
+          <w:lang w:val="ru-RU"/>
+        </w:rPr>
+        <w:t xml:space="preserve">упростить разработку и отладку; </w:t>
+      </w:r>
+    </w:p>
+    <w:p>
+      <w:pPr>
+        <w:pStyle w:val="a5"/>
+        <w:numPr>
+          <w:ilvl w:val="0"/>
+          <w:numId w:val="24"/>
+        </w:numPr>
+        <w:spacing w:after="0" w:line="360" w:lineRule="auto"/>
+        <w:jc w:val="both"/>
+        <w:rPr>
+          <w:rFonts w:ascii="Times New Roman" w:eastAsia="Times New Roman" w:hAnsi="Times New Roman" w:cs="Times New Roman"/>
+          <w:sz w:val="28"/>
+          <w:szCs w:val="28"/>
+          <w:lang w:val="ru-RU"/>
+        </w:rPr>
+      </w:pPr>
+      <w:r>
+        <w:rPr>
+          <w:rFonts w:ascii="Times New Roman" w:eastAsia="Times New Roman" w:hAnsi="Times New Roman" w:cs="Times New Roman"/>
+          <w:sz w:val="28"/>
+          <w:szCs w:val="28"/>
+          <w:lang w:val="ru-RU"/>
+        </w:rPr>
+        <w:t xml:space="preserve">обеспечить читаемость и расширяемость кода; </w:t>
+      </w:r>
+    </w:p>
+    <w:p>
+      <w:pPr>
+        <w:pStyle w:val="a5"/>
+        <w:numPr>
+          <w:ilvl w:val="0"/>
+          <w:numId w:val="24"/>
+        </w:numPr>
+        <w:spacing w:after="0" w:line="360" w:lineRule="auto"/>
+        <w:jc w:val="both"/>
+        <w:rPr>
+          <w:rFonts w:ascii="Times New Roman" w:eastAsia="Times New Roman" w:hAnsi="Times New Roman" w:cs="Times New Roman"/>
+          <w:sz w:val="28"/>
+          <w:szCs w:val="28"/>
+          <w:lang w:val="ru-RU"/>
+        </w:rPr>
+      </w:pPr>
+      <w:r>
+        <w:rPr>
+          <w:rFonts w:ascii="Times New Roman" w:eastAsia="Times New Roman" w:hAnsi="Times New Roman" w:cs="Times New Roman"/>
+          <w:sz w:val="28"/>
+          <w:szCs w:val="28"/>
+          <w:lang w:val="ru-RU"/>
+        </w:rPr>
+        <w:t xml:space="preserve">эффективно использовать возможности </w:t>
+      </w:r>
+      <w:proofErr w:type="spellStart"/>
+      <w:r>
+        <w:rPr>
+          <w:rFonts w:ascii="Times New Roman" w:eastAsia="Times New Roman" w:hAnsi="Times New Roman" w:cs="Times New Roman"/>
+          <w:sz w:val="28"/>
+          <w:szCs w:val="28"/>
+          <w:lang w:val="ru-RU"/>
+        </w:rPr>
+        <w:t>Flutter</w:t>
+      </w:r>
+      <w:proofErr w:type="spellEnd"/>
+      <w:r>
+        <w:rPr>
+          <w:rFonts w:ascii="Times New Roman" w:eastAsia="Times New Roman" w:hAnsi="Times New Roman" w:cs="Times New Roman"/>
+          <w:sz w:val="28"/>
+          <w:szCs w:val="28"/>
+          <w:lang w:val="ru-RU"/>
+        </w:rPr>
+        <w:t xml:space="preserve">; </w:t>
+      </w:r>
+    </w:p>
+    <w:p>
+      <w:pPr>
+        <w:pStyle w:val="a5"/>
+        <w:numPr>
+          <w:ilvl w:val="0"/>
+          <w:numId w:val="24"/>
+        </w:numPr>
+        <w:spacing w:after="0" w:line="360" w:lineRule="auto"/>
+        <w:jc w:val="both"/>
+        <w:rPr>
+          <w:rFonts w:ascii="Times New Roman" w:eastAsia="Times New Roman" w:hAnsi="Times New Roman" w:cs="Times New Roman"/>
+          <w:sz w:val="28"/>
+          <w:szCs w:val="28"/>
+          <w:lang w:val="ru-RU"/>
+        </w:rPr>
+      </w:pPr>
+      <w:r>
+        <w:rPr>
+          <w:rFonts w:ascii="Times New Roman" w:eastAsia="Times New Roman" w:hAnsi="Times New Roman" w:cs="Times New Roman"/>
+          <w:sz w:val="28"/>
+          <w:szCs w:val="28"/>
+          <w:lang w:val="ru-RU"/>
+        </w:rPr>
+        <w:t xml:space="preserve">упростить поддержку приложения; </w:t>
+      </w:r>
+    </w:p>
+    <w:p>
+      <w:pPr>
+        <w:pStyle w:val="a5"/>
+        <w:numPr>
+          <w:ilvl w:val="0"/>
+          <w:numId w:val="24"/>
+        </w:numPr>
+        <w:spacing w:after="0" w:line="360" w:lineRule="auto"/>
+        <w:jc w:val="both"/>
+        <w:rPr>
+          <w:rFonts w:ascii="Times New Roman" w:eastAsia="Times New Roman" w:hAnsi="Times New Roman" w:cs="Times New Roman"/>
+          <w:sz w:val="28"/>
+          <w:szCs w:val="28"/>
+          <w:lang w:val="ru-RU"/>
+        </w:rPr>
+      </w:pPr>
+      <w:r>
+        <w:rPr>
+          <w:rFonts w:ascii="Times New Roman" w:eastAsia="Times New Roman" w:hAnsi="Times New Roman" w:cs="Times New Roman"/>
+          <w:sz w:val="28"/>
+          <w:szCs w:val="28"/>
+          <w:lang w:val="ru-RU"/>
+        </w:rPr>
+        <w:lastRenderedPageBreak/>
+        <w:t xml:space="preserve">при необходимости масштабировать проект. </w:t>
+      </w:r>
+    </w:p>
+    <w:p>
+      <w:pPr>
+        <w:spacing w:after="0" w:line="360" w:lineRule="auto"/>
+        <w:ind w:left="720" w:firstLine="709"/>
         <w:jc w:val="both"/>
         <w:rPr>
           <w:rFonts w:ascii="Times New Roman" w:eastAsia="Times New Roman" w:hAnsi="Times New Roman" w:cs="Times New Roman"/>
@@ -83,7 +616,13 @@
           <w:szCs w:val="28"/>
         </w:rPr>
       </w:pPr>
-      <w:r>
+    </w:p>
+    <w:p>
+      <w:pPr>
+        <w:pStyle w:val="3"/>
+        <w:spacing w:before="0" w:line="360" w:lineRule="auto"/>
+        <w:ind w:firstLine="709"/>
+        <w:jc w:val="both"/>
         <w:rPr>
           <w:rFonts w:ascii="Times New Roman" w:eastAsia="Times New Roman" w:hAnsi="Times New Roman" w:cs="Times New Roman"/>
           <w:b/>
@@ -92,102 +631,6 @@
           <w:sz w:val="28"/>
           <w:szCs w:val="28"/>
         </w:rPr>
-        <w:t>Многослойная (трёхуровневая) архитектура, включающая:</w:t>
-      </w:r>
-    </w:p>
-    <w:p>
-      <w:pPr>
-        <w:numPr>
-          <w:ilvl w:val="1"/>
-          <w:numId w:val="1"/>
-        </w:numPr>
-        <w:spacing w:after="0" w:line="360" w:lineRule="auto"/>
-        <w:ind w:firstLine="709"/>
-        <w:jc w:val="both"/>
-        <w:rPr>
-          <w:rFonts w:ascii="Times New Roman" w:eastAsia="Times New Roman" w:hAnsi="Times New Roman" w:cs="Times New Roman"/>
-          <w:color w:val="000000"/>
-          <w:sz w:val="28"/>
-          <w:szCs w:val="28"/>
-        </w:rPr>
-      </w:pPr>
-      <w:r>
-        <w:rPr>
-          <w:rFonts w:ascii="Times New Roman" w:eastAsia="Times New Roman" w:hAnsi="Times New Roman" w:cs="Times New Roman"/>
-          <w:color w:val="000000"/>
-          <w:sz w:val="28"/>
-          <w:szCs w:val="28"/>
-        </w:rPr>
-        <w:t>уровень представления (пользовательский интерфейс);</w:t>
-      </w:r>
-    </w:p>
-    <w:p>
-      <w:pPr>
-        <w:numPr>
-          <w:ilvl w:val="1"/>
-          <w:numId w:val="1"/>
-        </w:numPr>
-        <w:spacing w:after="0" w:line="360" w:lineRule="auto"/>
-        <w:ind w:firstLine="709"/>
-        <w:jc w:val="both"/>
-        <w:rPr>
-          <w:rFonts w:ascii="Times New Roman" w:eastAsia="Times New Roman" w:hAnsi="Times New Roman" w:cs="Times New Roman"/>
-          <w:color w:val="000000"/>
-          <w:sz w:val="28"/>
-          <w:szCs w:val="28"/>
-        </w:rPr>
-      </w:pPr>
-      <w:r>
-        <w:rPr>
-          <w:rFonts w:ascii="Times New Roman" w:eastAsia="Times New Roman" w:hAnsi="Times New Roman" w:cs="Times New Roman"/>
-          <w:color w:val="000000"/>
-          <w:sz w:val="28"/>
-          <w:szCs w:val="28"/>
-        </w:rPr>
-        <w:t>уровень бизнес-логики (обработка данных, вычисления);</w:t>
-      </w:r>
-    </w:p>
-    <w:p>
-      <w:pPr>
-        <w:numPr>
-          <w:ilvl w:val="1"/>
-          <w:numId w:val="1"/>
-        </w:numPr>
-        <w:spacing w:after="0" w:line="360" w:lineRule="auto"/>
-        <w:ind w:firstLine="709"/>
-        <w:jc w:val="both"/>
-        <w:rPr>
-          <w:rFonts w:ascii="Times New Roman" w:eastAsia="Times New Roman" w:hAnsi="Times New Roman" w:cs="Times New Roman"/>
-          <w:color w:val="000000"/>
-          <w:sz w:val="28"/>
-          <w:szCs w:val="28"/>
-        </w:rPr>
-      </w:pPr>
-      <w:r>
-        <w:rPr>
-          <w:rFonts w:ascii="Times New Roman" w:eastAsia="Times New Roman" w:hAnsi="Times New Roman" w:cs="Times New Roman"/>
-          <w:color w:val="000000"/>
-          <w:sz w:val="28"/>
-          <w:szCs w:val="28"/>
-        </w:rPr>
-        <w:t>уровень данных (база данных).</w:t>
-      </w:r>
-    </w:p>
-    <w:p>
-      <w:pPr>
-        <w:numPr>
-          <w:ilvl w:val="0"/>
-          <w:numId w:val="1"/>
-        </w:numPr>
-        <w:spacing w:after="0" w:line="360" w:lineRule="auto"/>
-        <w:ind w:firstLine="709"/>
-        <w:jc w:val="both"/>
-        <w:rPr>
-          <w:rFonts w:ascii="Times New Roman" w:eastAsia="Times New Roman" w:hAnsi="Times New Roman" w:cs="Times New Roman"/>
-          <w:color w:val="000000"/>
-          <w:sz w:val="28"/>
-          <w:szCs w:val="28"/>
-        </w:rPr>
       </w:pPr>
       <w:r>
         <w:rPr>
@@ -198,460 +641,100 @@
           <w:sz w:val="28"/>
           <w:szCs w:val="28"/>
         </w:rPr>
-        <w:t>Монолитное приложение</w:t>
-      </w:r>
-      <w:r>
-        <w:rPr>
-          <w:rFonts w:ascii="Times New Roman" w:eastAsia="Times New Roman" w:hAnsi="Times New Roman" w:cs="Times New Roman"/>
-          <w:color w:val="000000"/>
-          <w:sz w:val="28"/>
-          <w:szCs w:val="28"/>
-        </w:rPr>
-        <w:t>, в котором:</w:t>
-      </w:r>
-    </w:p>
-    <w:p>
-      <w:pPr>
-        <w:numPr>
-          <w:ilvl w:val="1"/>
-          <w:numId w:val="1"/>
-        </w:numPr>
+        <w:t>2.2 Выбор архитектуры и обоснование решения</w:t>
+      </w:r>
+    </w:p>
+    <w:p>
+      <w:pPr>
         <w:spacing w:after="0" w:line="360" w:lineRule="auto"/>
         <w:ind w:firstLine="709"/>
-        <w:jc w:val="both"/>
-        <w:rPr>
-          <w:rFonts w:ascii="Times New Roman" w:eastAsia="Times New Roman" w:hAnsi="Times New Roman" w:cs="Times New Roman"/>
-          <w:color w:val="000000"/>
-          <w:sz w:val="28"/>
-          <w:szCs w:val="28"/>
-        </w:rPr>
-      </w:pPr>
-      <w:r>
-        <w:rPr>
-          <w:rFonts w:ascii="Times New Roman" w:eastAsia="Times New Roman" w:hAnsi="Times New Roman" w:cs="Times New Roman"/>
-          <w:color w:val="000000"/>
-          <w:sz w:val="28"/>
-          <w:szCs w:val="28"/>
-        </w:rPr>
-        <w:t>интерфейс, логика и работа с базой данных реализованы в одном проекте;</w:t>
-      </w:r>
-    </w:p>
-    <w:p>
-      <w:pPr>
-        <w:numPr>
-          <w:ilvl w:val="1"/>
-          <w:numId w:val="1"/>
-        </w:numPr>
+        <w:contextualSpacing/>
+        <w:jc w:val="both"/>
+        <w:rPr>
+          <w:rFonts w:ascii="Times New Roman" w:eastAsia="Times New Roman" w:hAnsi="Times New Roman" w:cs="Times New Roman"/>
+          <w:sz w:val="28"/>
+          <w:szCs w:val="28"/>
+          <w:lang w:val="ru-RU"/>
+        </w:rPr>
+      </w:pPr>
+      <w:r>
+        <w:rPr>
+          <w:rFonts w:ascii="Times New Roman" w:eastAsia="Times New Roman" w:hAnsi="Times New Roman" w:cs="Times New Roman"/>
+          <w:sz w:val="28"/>
+          <w:szCs w:val="28"/>
+          <w:lang w:val="ru-RU"/>
+        </w:rPr>
+        <w:t>В соответствии с требованиями предметной области и выбранными инструментальными средствами (</w:t>
+      </w:r>
+      <w:proofErr w:type="spellStart"/>
+      <w:r>
+        <w:rPr>
+          <w:rFonts w:ascii="Times New Roman" w:eastAsia="Times New Roman" w:hAnsi="Times New Roman" w:cs="Times New Roman"/>
+          <w:sz w:val="28"/>
+          <w:szCs w:val="28"/>
+          <w:lang w:val="ru-RU"/>
+        </w:rPr>
+        <w:t>Flutter</w:t>
+      </w:r>
+      <w:proofErr w:type="spellEnd"/>
+      <w:r>
+        <w:rPr>
+          <w:rFonts w:ascii="Times New Roman" w:eastAsia="Times New Roman" w:hAnsi="Times New Roman" w:cs="Times New Roman"/>
+          <w:sz w:val="28"/>
+          <w:szCs w:val="28"/>
+          <w:lang w:val="ru-RU"/>
+        </w:rPr>
+        <w:t xml:space="preserve"> и MySQL) для приложения «Планировщик меню» предлагается следующая архитектура.</w:t>
+      </w:r>
+    </w:p>
+    <w:p>
+      <w:pPr>
         <w:spacing w:after="0" w:line="360" w:lineRule="auto"/>
         <w:ind w:firstLine="709"/>
-        <w:jc w:val="both"/>
-        <w:rPr>
-          <w:rFonts w:ascii="Times New Roman" w:eastAsia="Times New Roman" w:hAnsi="Times New Roman" w:cs="Times New Roman"/>
-          <w:color w:val="000000"/>
-          <w:sz w:val="28"/>
-          <w:szCs w:val="28"/>
-        </w:rPr>
-      </w:pPr>
-      <w:r>
-        <w:rPr>
-          <w:rFonts w:ascii="Times New Roman" w:eastAsia="Times New Roman" w:hAnsi="Times New Roman" w:cs="Times New Roman"/>
-          <w:color w:val="000000"/>
-          <w:sz w:val="28"/>
-          <w:szCs w:val="28"/>
-        </w:rPr>
-        <w:t>все компоненты тесно связаны между собой.</w:t>
-      </w:r>
-    </w:p>
-    <w:p>
-      <w:pPr>
-        <w:numPr>
-          <w:ilvl w:val="0"/>
-          <w:numId w:val="1"/>
-        </w:numPr>
-        <w:spacing w:after="0" w:line="360" w:lineRule="auto"/>
-        <w:ind w:firstLine="709"/>
-        <w:jc w:val="both"/>
-        <w:rPr>
-          <w:rFonts w:ascii="Times New Roman" w:eastAsia="Times New Roman" w:hAnsi="Times New Roman" w:cs="Times New Roman"/>
-          <w:color w:val="000000"/>
-          <w:sz w:val="28"/>
-          <w:szCs w:val="28"/>
-        </w:rPr>
-      </w:pPr>
-      <w:r>
-        <w:rPr>
-          <w:rFonts w:ascii="Times New Roman" w:eastAsia="Times New Roman" w:hAnsi="Times New Roman" w:cs="Times New Roman"/>
-          <w:color w:val="000000"/>
-          <w:sz w:val="28"/>
-          <w:szCs w:val="28"/>
-        </w:rPr>
-        <w:t>Архитектура с разделением UI и логики (MVC / MVVM-подход), где:</w:t>
-      </w:r>
-    </w:p>
-    <w:p>
-      <w:pPr>
-        <w:numPr>
-          <w:ilvl w:val="1"/>
-          <w:numId w:val="1"/>
-        </w:numPr>
-        <w:spacing w:after="0" w:line="360" w:lineRule="auto"/>
-        <w:ind w:firstLine="709"/>
-        <w:jc w:val="both"/>
-        <w:rPr>
-          <w:rFonts w:ascii="Times New Roman" w:eastAsia="Times New Roman" w:hAnsi="Times New Roman" w:cs="Times New Roman"/>
-          <w:color w:val="000000"/>
-          <w:sz w:val="28"/>
-          <w:szCs w:val="28"/>
-        </w:rPr>
-      </w:pPr>
-      <w:r>
-        <w:rPr>
-          <w:rFonts w:ascii="Times New Roman" w:eastAsia="Times New Roman" w:hAnsi="Times New Roman" w:cs="Times New Roman"/>
-          <w:color w:val="000000"/>
-          <w:sz w:val="28"/>
-          <w:szCs w:val="28"/>
-        </w:rPr>
-        <w:t>UI отвечает только за отображение данных;</w:t>
-      </w:r>
-    </w:p>
-    <w:p>
-      <w:pPr>
-        <w:numPr>
-          <w:ilvl w:val="1"/>
-          <w:numId w:val="1"/>
-        </w:numPr>
-        <w:spacing w:after="0" w:line="360" w:lineRule="auto"/>
-        <w:ind w:firstLine="709"/>
-        <w:jc w:val="both"/>
-        <w:rPr>
-          <w:rFonts w:ascii="Times New Roman" w:eastAsia="Times New Roman" w:hAnsi="Times New Roman" w:cs="Times New Roman"/>
-          <w:color w:val="000000"/>
-          <w:sz w:val="28"/>
-          <w:szCs w:val="28"/>
-        </w:rPr>
-      </w:pPr>
-      <w:r>
-        <w:rPr>
-          <w:rFonts w:ascii="Times New Roman" w:eastAsia="Times New Roman" w:hAnsi="Times New Roman" w:cs="Times New Roman"/>
-          <w:color w:val="000000"/>
-          <w:sz w:val="28"/>
-          <w:szCs w:val="28"/>
-        </w:rPr>
-        <w:t>логика вынесена в отдельные модули;</w:t>
-      </w:r>
-    </w:p>
-    <w:p>
-      <w:pPr>
-        <w:numPr>
-          <w:ilvl w:val="1"/>
-          <w:numId w:val="1"/>
-        </w:numPr>
-        <w:spacing w:after="0" w:line="360" w:lineRule="auto"/>
-        <w:ind w:firstLine="709"/>
-        <w:jc w:val="both"/>
-        <w:rPr>
-          <w:rFonts w:ascii="Times New Roman" w:eastAsia="Times New Roman" w:hAnsi="Times New Roman" w:cs="Times New Roman"/>
-          <w:color w:val="000000"/>
-          <w:sz w:val="28"/>
-          <w:szCs w:val="28"/>
-        </w:rPr>
-      </w:pPr>
-      <w:r>
-        <w:rPr>
-          <w:rFonts w:ascii="Times New Roman" w:eastAsia="Times New Roman" w:hAnsi="Times New Roman" w:cs="Times New Roman"/>
-          <w:color w:val="000000"/>
-          <w:sz w:val="28"/>
-          <w:szCs w:val="28"/>
-        </w:rPr>
-        <w:t>данные управляются через модели.</w:t>
-      </w:r>
-    </w:p>
-    <w:p>
-      <w:pPr>
-        <w:numPr>
-          <w:ilvl w:val="0"/>
-          <w:numId w:val="1"/>
-        </w:numPr>
-        <w:spacing w:after="0" w:line="360" w:lineRule="auto"/>
-        <w:ind w:firstLine="709"/>
-        <w:jc w:val="both"/>
-        <w:rPr>
-          <w:rFonts w:ascii="Times New Roman" w:eastAsia="Times New Roman" w:hAnsi="Times New Roman" w:cs="Times New Roman"/>
-          <w:color w:val="000000"/>
-          <w:sz w:val="28"/>
-          <w:szCs w:val="28"/>
-        </w:rPr>
-      </w:pPr>
-      <w:r>
-        <w:rPr>
-          <w:rFonts w:ascii="Times New Roman" w:eastAsia="Times New Roman" w:hAnsi="Times New Roman" w:cs="Times New Roman"/>
-          <w:color w:val="000000"/>
-          <w:sz w:val="28"/>
-          <w:szCs w:val="28"/>
-        </w:rPr>
-        <w:t xml:space="preserve">Для разработки настольного приложения «Планировщик меню» целесообразно использовать </w:t>
-      </w:r>
-      <w:r>
+        <w:contextualSpacing/>
+        <w:jc w:val="both"/>
         <w:rPr>
           <w:rFonts w:ascii="Times New Roman" w:eastAsia="Times New Roman" w:hAnsi="Times New Roman" w:cs="Times New Roman"/>
           <w:b/>
           <w:bCs/>
-          <w:color w:val="000000"/>
-          <w:sz w:val="28"/>
-          <w:szCs w:val="28"/>
-        </w:rPr>
-        <w:t>многослойную монолитную архитектуру с разделением логики</w:t>
-      </w:r>
-      <w:r>
-        <w:rPr>
-          <w:rFonts w:ascii="Times New Roman" w:eastAsia="Times New Roman" w:hAnsi="Times New Roman" w:cs="Times New Roman"/>
-          <w:color w:val="000000"/>
-          <w:sz w:val="28"/>
-          <w:szCs w:val="28"/>
-        </w:rPr>
-        <w:t>, поскольку это позволяет:</w:t>
-      </w:r>
-    </w:p>
-    <w:p>
-      <w:pPr>
-        <w:numPr>
-          <w:ilvl w:val="1"/>
-          <w:numId w:val="1"/>
-        </w:numPr>
-        <w:spacing w:after="0" w:line="360" w:lineRule="auto"/>
-        <w:ind w:firstLine="709"/>
-        <w:jc w:val="both"/>
-        <w:rPr>
-          <w:rFonts w:ascii="Times New Roman" w:eastAsia="Times New Roman" w:hAnsi="Times New Roman" w:cs="Times New Roman"/>
-          <w:color w:val="000000"/>
-          <w:sz w:val="28"/>
-          <w:szCs w:val="28"/>
-        </w:rPr>
-      </w:pPr>
-      <w:r>
-        <w:rPr>
-          <w:rFonts w:ascii="Times New Roman" w:eastAsia="Times New Roman" w:hAnsi="Times New Roman" w:cs="Times New Roman"/>
-          <w:color w:val="000000"/>
-          <w:sz w:val="28"/>
-          <w:szCs w:val="28"/>
-        </w:rPr>
-        <w:t>упростить разработку и отладку;</w:t>
-      </w:r>
-    </w:p>
-    <w:p>
-      <w:pPr>
-        <w:numPr>
-          <w:ilvl w:val="1"/>
-          <w:numId w:val="1"/>
-        </w:numPr>
-        <w:spacing w:after="0" w:line="360" w:lineRule="auto"/>
-        <w:ind w:firstLine="709"/>
-        <w:jc w:val="both"/>
-        <w:rPr>
-          <w:rFonts w:ascii="Times New Roman" w:eastAsia="Times New Roman" w:hAnsi="Times New Roman" w:cs="Times New Roman"/>
-          <w:color w:val="000000"/>
-          <w:sz w:val="28"/>
-          <w:szCs w:val="28"/>
-        </w:rPr>
-      </w:pPr>
-      <w:r>
-        <w:rPr>
-          <w:rFonts w:ascii="Times New Roman" w:eastAsia="Times New Roman" w:hAnsi="Times New Roman" w:cs="Times New Roman"/>
-          <w:color w:val="000000"/>
-          <w:sz w:val="28"/>
-          <w:szCs w:val="28"/>
-        </w:rPr>
-        <w:t>обеспечить читаемость и расширяемость кода;</w:t>
-      </w:r>
-    </w:p>
-    <w:p>
-      <w:pPr>
-        <w:numPr>
-          <w:ilvl w:val="1"/>
-          <w:numId w:val="1"/>
-        </w:numPr>
-        <w:spacing w:after="0" w:line="360" w:lineRule="auto"/>
-        <w:ind w:firstLine="709"/>
-        <w:jc w:val="both"/>
-        <w:rPr>
-          <w:rFonts w:ascii="Times New Roman" w:eastAsia="Times New Roman" w:hAnsi="Times New Roman" w:cs="Times New Roman"/>
-          <w:color w:val="000000"/>
-          <w:sz w:val="28"/>
-          <w:szCs w:val="28"/>
-        </w:rPr>
-      </w:pPr>
-      <w:r>
-        <w:rPr>
-          <w:rFonts w:ascii="Times New Roman" w:eastAsia="Times New Roman" w:hAnsi="Times New Roman" w:cs="Times New Roman"/>
-          <w:color w:val="000000"/>
-          <w:sz w:val="28"/>
-          <w:szCs w:val="28"/>
-        </w:rPr>
-        <w:t xml:space="preserve">использовать возможности движка </w:t>
-      </w:r>
-      <w:proofErr w:type="spellStart"/>
-      <w:r>
-        <w:rPr>
-          <w:rFonts w:ascii="Times New Roman" w:eastAsia="Times New Roman" w:hAnsi="Times New Roman" w:cs="Times New Roman"/>
-          <w:color w:val="000000"/>
-          <w:sz w:val="28"/>
-          <w:szCs w:val="28"/>
-        </w:rPr>
-        <w:t>Godot</w:t>
-      </w:r>
-      <w:proofErr w:type="spellEnd"/>
-      <w:r>
-        <w:rPr>
-          <w:rFonts w:ascii="Times New Roman" w:eastAsia="Times New Roman" w:hAnsi="Times New Roman" w:cs="Times New Roman"/>
-          <w:color w:val="000000"/>
-          <w:sz w:val="28"/>
-          <w:szCs w:val="28"/>
-        </w:rPr>
-        <w:t>;</w:t>
-      </w:r>
-    </w:p>
-    <w:p>
-      <w:pPr>
-        <w:numPr>
-          <w:ilvl w:val="1"/>
-          <w:numId w:val="1"/>
-        </w:numPr>
-        <w:spacing w:after="0" w:line="360" w:lineRule="auto"/>
-        <w:ind w:firstLine="709"/>
-        <w:jc w:val="both"/>
-        <w:rPr>
-          <w:rFonts w:ascii="Times New Roman" w:eastAsia="Times New Roman" w:hAnsi="Times New Roman" w:cs="Times New Roman"/>
-          <w:color w:val="000000"/>
-          <w:sz w:val="28"/>
-          <w:szCs w:val="28"/>
-        </w:rPr>
-      </w:pPr>
-      <w:r>
-        <w:rPr>
-          <w:rFonts w:ascii="Times New Roman" w:eastAsia="Times New Roman" w:hAnsi="Times New Roman" w:cs="Times New Roman"/>
-          <w:color w:val="000000"/>
-          <w:sz w:val="28"/>
-          <w:szCs w:val="28"/>
-        </w:rPr>
-        <w:t>при необходимости масштабировать проект.</w:t>
-      </w:r>
-    </w:p>
-    <w:p>
-      <w:pPr>
-        <w:spacing w:after="0" w:line="360" w:lineRule="auto"/>
-        <w:ind w:firstLine="709"/>
-        <w:jc w:val="both"/>
-        <w:rPr>
-          <w:rFonts w:ascii="Times New Roman" w:eastAsia="Times New Roman" w:hAnsi="Times New Roman" w:cs="Times New Roman"/>
-          <w:color w:val="000000"/>
-          <w:sz w:val="28"/>
-          <w:szCs w:val="28"/>
-        </w:rPr>
-      </w:pPr>
-      <w:r>
-        <w:rPr>
-          <w:rFonts w:ascii="Times New Roman" w:eastAsia="Times New Roman" w:hAnsi="Times New Roman" w:cs="Times New Roman"/>
-          <w:color w:val="000000"/>
-          <w:sz w:val="28"/>
-          <w:szCs w:val="28"/>
-        </w:rPr>
-        <w:br w:type="page"/>
-      </w:r>
-    </w:p>
-    <w:p>
-      <w:pPr>
-        <w:spacing w:after="0" w:line="360" w:lineRule="auto"/>
-        <w:ind w:left="720" w:firstLine="709"/>
-        <w:jc w:val="both"/>
-        <w:rPr>
-          <w:rFonts w:ascii="Times New Roman" w:eastAsia="Times New Roman" w:hAnsi="Times New Roman" w:cs="Times New Roman"/>
-          <w:color w:val="000000"/>
-          <w:sz w:val="28"/>
-          <w:szCs w:val="28"/>
-        </w:rPr>
-      </w:pPr>
-    </w:p>
-    <w:p>
-      <w:pPr>
-        <w:pStyle w:val="3"/>
-        <w:spacing w:before="0" w:line="360" w:lineRule="auto"/>
-        <w:ind w:firstLine="709"/>
-        <w:jc w:val="both"/>
+          <w:sz w:val="28"/>
+          <w:szCs w:val="28"/>
+          <w:lang w:val="ru-RU"/>
+        </w:rPr>
+      </w:pPr>
+      <w:r>
         <w:rPr>
           <w:rFonts w:ascii="Times New Roman" w:eastAsia="Times New Roman" w:hAnsi="Times New Roman" w:cs="Times New Roman"/>
           <w:b/>
           <w:bCs/>
-          <w:color w:val="000000"/>
-          <w:sz w:val="28"/>
-          <w:szCs w:val="28"/>
-        </w:rPr>
-      </w:pPr>
-      <w:r>
-        <w:rPr>
-          <w:rFonts w:ascii="Times New Roman" w:eastAsia="Times New Roman" w:hAnsi="Times New Roman" w:cs="Times New Roman"/>
-          <w:b/>
-          <w:bCs/>
-          <w:color w:val="000000"/>
-          <w:sz w:val="28"/>
-          <w:szCs w:val="28"/>
-        </w:rPr>
-        <w:t>2.2 Выбор архитектуры и обоснование решения</w:t>
+          <w:sz w:val="28"/>
+          <w:szCs w:val="28"/>
+          <w:lang w:val="ru-RU"/>
+        </w:rPr>
+        <w:t>Уровень представления (UI)</w:t>
       </w:r>
     </w:p>
     <w:p>
       <w:pPr>
         <w:spacing w:after="0" w:line="360" w:lineRule="auto"/>
         <w:ind w:firstLine="709"/>
-        <w:jc w:val="both"/>
-        <w:rPr>
-          <w:rFonts w:ascii="Times New Roman" w:eastAsia="Times New Roman" w:hAnsi="Times New Roman" w:cs="Times New Roman"/>
-          <w:sz w:val="28"/>
-          <w:szCs w:val="28"/>
-        </w:rPr>
-      </w:pPr>
-      <w:r>
-        <w:rPr>
-          <w:rFonts w:ascii="Times New Roman" w:eastAsia="Times New Roman" w:hAnsi="Times New Roman" w:cs="Times New Roman"/>
-          <w:sz w:val="28"/>
-          <w:szCs w:val="28"/>
-        </w:rPr>
-        <w:t>В соответствии с требованиями предметной области и выбранными инструментальными средствами (</w:t>
-      </w:r>
-      <w:proofErr w:type="spellStart"/>
-      <w:r>
-        <w:rPr>
-          <w:rFonts w:ascii="Times New Roman" w:eastAsia="Times New Roman" w:hAnsi="Times New Roman" w:cs="Times New Roman"/>
-          <w:sz w:val="28"/>
-          <w:szCs w:val="28"/>
-        </w:rPr>
-        <w:t>Godot</w:t>
-      </w:r>
-      <w:proofErr w:type="spellEnd"/>
-      <w:r>
-        <w:rPr>
-          <w:rFonts w:ascii="Times New Roman" w:eastAsia="Times New Roman" w:hAnsi="Times New Roman" w:cs="Times New Roman"/>
-          <w:sz w:val="28"/>
-          <w:szCs w:val="28"/>
-        </w:rPr>
-        <w:t xml:space="preserve"> и </w:t>
-      </w:r>
-      <w:proofErr w:type="spellStart"/>
-      <w:r>
-        <w:rPr>
-          <w:rFonts w:ascii="Times New Roman" w:eastAsia="Times New Roman" w:hAnsi="Times New Roman" w:cs="Times New Roman"/>
-          <w:sz w:val="28"/>
-          <w:szCs w:val="28"/>
-        </w:rPr>
-        <w:t>SQLite</w:t>
-      </w:r>
-      <w:proofErr w:type="spellEnd"/>
-      <w:r>
-        <w:rPr>
-          <w:rFonts w:ascii="Times New Roman" w:eastAsia="Times New Roman" w:hAnsi="Times New Roman" w:cs="Times New Roman"/>
-          <w:sz w:val="28"/>
-          <w:szCs w:val="28"/>
-        </w:rPr>
-        <w:t>) для приложения «Планировщик меню» предлагается следующая архитектура:</w:t>
+        <w:contextualSpacing/>
+        <w:jc w:val="both"/>
+        <w:rPr>
+          <w:rFonts w:ascii="Times New Roman" w:eastAsia="Times New Roman" w:hAnsi="Times New Roman" w:cs="Times New Roman"/>
+          <w:sz w:val="28"/>
+          <w:szCs w:val="28"/>
+          <w:lang w:val="ru-RU"/>
+        </w:rPr>
+      </w:pPr>
+      <w:r>
+        <w:rPr>
+          <w:rFonts w:ascii="Times New Roman" w:eastAsia="Times New Roman" w:hAnsi="Times New Roman" w:cs="Times New Roman"/>
+          <w:sz w:val="28"/>
+          <w:szCs w:val="28"/>
+          <w:lang w:val="ru-RU"/>
+        </w:rPr>
+        <w:t>Данный уровень отвечает за взаимодействие пользователя с приложением и включает:</w:t>
       </w:r>
     </w:p>
     <w:p>
@@ -659,7 +742,7 @@
         <w:pStyle w:val="a5"/>
         <w:numPr>
           <w:ilvl w:val="0"/>
-          <w:numId w:val="3"/>
+          <w:numId w:val="26"/>
         </w:numPr>
         <w:spacing w:after="0" w:line="360" w:lineRule="auto"/>
         <w:jc w:val="both"/>
@@ -667,15 +750,956 @@
           <w:rFonts w:ascii="Times New Roman" w:eastAsia="Times New Roman" w:hAnsi="Times New Roman" w:cs="Times New Roman"/>
           <w:sz w:val="28"/>
           <w:szCs w:val="28"/>
-        </w:rPr>
-      </w:pPr>
-      <w:r>
-        <w:rPr>
-          <w:rFonts w:ascii="Times New Roman" w:eastAsia="Times New Roman" w:hAnsi="Times New Roman" w:cs="Times New Roman"/>
-          <w:sz w:val="28"/>
-          <w:szCs w:val="28"/>
-        </w:rPr>
-        <w:t>Уровень представления (UI)</w:t>
+          <w:lang w:val="ru-RU"/>
+        </w:rPr>
+      </w:pPr>
+      <w:r>
+        <w:rPr>
+          <w:rFonts w:ascii="Times New Roman" w:eastAsia="Times New Roman" w:hAnsi="Times New Roman" w:cs="Times New Roman"/>
+          <w:sz w:val="28"/>
+          <w:szCs w:val="28"/>
+          <w:lang w:val="ru-RU"/>
+        </w:rPr>
+        <w:t xml:space="preserve">экран ввода количества персон; </w:t>
+      </w:r>
+    </w:p>
+    <w:p>
+      <w:pPr>
+        <w:pStyle w:val="a5"/>
+        <w:numPr>
+          <w:ilvl w:val="0"/>
+          <w:numId w:val="26"/>
+        </w:numPr>
+        <w:spacing w:after="0" w:line="360" w:lineRule="auto"/>
+        <w:jc w:val="both"/>
+        <w:rPr>
+          <w:rFonts w:ascii="Times New Roman" w:eastAsia="Times New Roman" w:hAnsi="Times New Roman" w:cs="Times New Roman"/>
+          <w:sz w:val="28"/>
+          <w:szCs w:val="28"/>
+          <w:lang w:val="ru-RU"/>
+        </w:rPr>
+      </w:pPr>
+      <w:r>
+        <w:rPr>
+          <w:rFonts w:ascii="Times New Roman" w:eastAsia="Times New Roman" w:hAnsi="Times New Roman" w:cs="Times New Roman"/>
+          <w:sz w:val="28"/>
+          <w:szCs w:val="28"/>
+          <w:lang w:val="ru-RU"/>
+        </w:rPr>
+        <w:t xml:space="preserve">экран отображения недельного меню; </w:t>
+      </w:r>
+    </w:p>
+    <w:p>
+      <w:pPr>
+        <w:pStyle w:val="a5"/>
+        <w:numPr>
+          <w:ilvl w:val="0"/>
+          <w:numId w:val="26"/>
+        </w:numPr>
+        <w:spacing w:after="0" w:line="360" w:lineRule="auto"/>
+        <w:jc w:val="both"/>
+        <w:rPr>
+          <w:rFonts w:ascii="Times New Roman" w:eastAsia="Times New Roman" w:hAnsi="Times New Roman" w:cs="Times New Roman"/>
+          <w:sz w:val="28"/>
+          <w:szCs w:val="28"/>
+          <w:lang w:val="ru-RU"/>
+        </w:rPr>
+      </w:pPr>
+      <w:r>
+        <w:rPr>
+          <w:rFonts w:ascii="Times New Roman" w:eastAsia="Times New Roman" w:hAnsi="Times New Roman" w:cs="Times New Roman"/>
+          <w:sz w:val="28"/>
+          <w:szCs w:val="28"/>
+          <w:lang w:val="ru-RU"/>
+        </w:rPr>
+        <w:t xml:space="preserve">экран редактирования блюд; </w:t>
+      </w:r>
+    </w:p>
+    <w:p>
+      <w:pPr>
+        <w:pStyle w:val="a5"/>
+        <w:numPr>
+          <w:ilvl w:val="0"/>
+          <w:numId w:val="26"/>
+        </w:numPr>
+        <w:spacing w:after="0" w:line="360" w:lineRule="auto"/>
+        <w:jc w:val="both"/>
+        <w:rPr>
+          <w:rFonts w:ascii="Times New Roman" w:eastAsia="Times New Roman" w:hAnsi="Times New Roman" w:cs="Times New Roman"/>
+          <w:sz w:val="28"/>
+          <w:szCs w:val="28"/>
+          <w:lang w:val="ru-RU"/>
+        </w:rPr>
+      </w:pPr>
+      <w:r>
+        <w:rPr>
+          <w:rFonts w:ascii="Times New Roman" w:eastAsia="Times New Roman" w:hAnsi="Times New Roman" w:cs="Times New Roman"/>
+          <w:sz w:val="28"/>
+          <w:szCs w:val="28"/>
+          <w:lang w:val="ru-RU"/>
+        </w:rPr>
+        <w:t xml:space="preserve">экран списка покупок; </w:t>
+      </w:r>
+    </w:p>
+    <w:p>
+      <w:pPr>
+        <w:pStyle w:val="a5"/>
+        <w:numPr>
+          <w:ilvl w:val="0"/>
+          <w:numId w:val="26"/>
+        </w:numPr>
+        <w:spacing w:after="0" w:line="360" w:lineRule="auto"/>
+        <w:jc w:val="both"/>
+        <w:rPr>
+          <w:rFonts w:ascii="Times New Roman" w:eastAsia="Times New Roman" w:hAnsi="Times New Roman" w:cs="Times New Roman"/>
+          <w:sz w:val="28"/>
+          <w:szCs w:val="28"/>
+          <w:lang w:val="ru-RU"/>
+        </w:rPr>
+      </w:pPr>
+      <w:r>
+        <w:rPr>
+          <w:rFonts w:ascii="Times New Roman" w:eastAsia="Times New Roman" w:hAnsi="Times New Roman" w:cs="Times New Roman"/>
+          <w:sz w:val="28"/>
+          <w:szCs w:val="28"/>
+          <w:lang w:val="ru-RU"/>
+        </w:rPr>
+        <w:t xml:space="preserve">экран отображения стоимости и КБЖУ; </w:t>
+      </w:r>
+    </w:p>
+    <w:p>
+      <w:pPr>
+        <w:pStyle w:val="a5"/>
+        <w:numPr>
+          <w:ilvl w:val="0"/>
+          <w:numId w:val="26"/>
+        </w:numPr>
+        <w:spacing w:after="0" w:line="360" w:lineRule="auto"/>
+        <w:jc w:val="both"/>
+        <w:rPr>
+          <w:rFonts w:ascii="Times New Roman" w:eastAsia="Times New Roman" w:hAnsi="Times New Roman" w:cs="Times New Roman"/>
+          <w:sz w:val="28"/>
+          <w:szCs w:val="28"/>
+          <w:lang w:val="ru-RU"/>
+        </w:rPr>
+      </w:pPr>
+      <w:r>
+        <w:rPr>
+          <w:rFonts w:ascii="Times New Roman" w:eastAsia="Times New Roman" w:hAnsi="Times New Roman" w:cs="Times New Roman"/>
+          <w:sz w:val="28"/>
+          <w:szCs w:val="28"/>
+          <w:lang w:val="ru-RU"/>
+        </w:rPr>
+        <w:t xml:space="preserve">экран авторизации и регистрации пользователя. </w:t>
+      </w:r>
+    </w:p>
+    <w:p>
+      <w:pPr>
+        <w:spacing w:after="0" w:line="360" w:lineRule="auto"/>
+        <w:ind w:firstLine="709"/>
+        <w:contextualSpacing/>
+        <w:jc w:val="both"/>
+        <w:rPr>
+          <w:rFonts w:ascii="Times New Roman" w:eastAsia="Times New Roman" w:hAnsi="Times New Roman" w:cs="Times New Roman"/>
+          <w:sz w:val="28"/>
+          <w:szCs w:val="28"/>
+          <w:lang w:val="ru-RU"/>
+        </w:rPr>
+      </w:pPr>
+      <w:r>
+        <w:rPr>
+          <w:rFonts w:ascii="Times New Roman" w:eastAsia="Times New Roman" w:hAnsi="Times New Roman" w:cs="Times New Roman"/>
+          <w:sz w:val="28"/>
+          <w:szCs w:val="28"/>
+          <w:lang w:val="ru-RU"/>
+        </w:rPr>
+        <w:t xml:space="preserve">Интерфейс реализуется средствами </w:t>
+      </w:r>
+      <w:proofErr w:type="spellStart"/>
+      <w:r>
+        <w:rPr>
+          <w:rFonts w:ascii="Times New Roman" w:eastAsia="Times New Roman" w:hAnsi="Times New Roman" w:cs="Times New Roman"/>
+          <w:sz w:val="28"/>
+          <w:szCs w:val="28"/>
+          <w:lang w:val="ru-RU"/>
+        </w:rPr>
+        <w:t>Flutter</w:t>
+      </w:r>
+      <w:proofErr w:type="spellEnd"/>
+      <w:r>
+        <w:rPr>
+          <w:rFonts w:ascii="Times New Roman" w:eastAsia="Times New Roman" w:hAnsi="Times New Roman" w:cs="Times New Roman"/>
+          <w:sz w:val="28"/>
+          <w:szCs w:val="28"/>
+          <w:lang w:val="ru-RU"/>
+        </w:rPr>
+        <w:t>, что обеспечивает кроссплатформенность и современный внешний вид приложения.</w:t>
+      </w:r>
+    </w:p>
+    <w:p>
+      <w:pPr>
+        <w:spacing w:after="0" w:line="360" w:lineRule="auto"/>
+        <w:ind w:firstLine="709"/>
+        <w:contextualSpacing/>
+        <w:jc w:val="both"/>
+        <w:rPr>
+          <w:rFonts w:ascii="Times New Roman" w:eastAsia="Times New Roman" w:hAnsi="Times New Roman" w:cs="Times New Roman"/>
+          <w:b/>
+          <w:bCs/>
+          <w:sz w:val="28"/>
+          <w:szCs w:val="28"/>
+          <w:lang w:val="ru-RU"/>
+        </w:rPr>
+      </w:pPr>
+      <w:r>
+        <w:rPr>
+          <w:rFonts w:ascii="Times New Roman" w:eastAsia="Times New Roman" w:hAnsi="Times New Roman" w:cs="Times New Roman"/>
+          <w:b/>
+          <w:bCs/>
+          <w:sz w:val="28"/>
+          <w:szCs w:val="28"/>
+          <w:lang w:val="ru-RU"/>
+        </w:rPr>
+        <w:t>Уровень бизнес-логики</w:t>
+      </w:r>
+    </w:p>
+    <w:p>
+      <w:pPr>
+        <w:spacing w:after="0" w:line="360" w:lineRule="auto"/>
+        <w:ind w:firstLine="709"/>
+        <w:contextualSpacing/>
+        <w:jc w:val="both"/>
+        <w:rPr>
+          <w:rFonts w:ascii="Times New Roman" w:eastAsia="Times New Roman" w:hAnsi="Times New Roman" w:cs="Times New Roman"/>
+          <w:sz w:val="28"/>
+          <w:szCs w:val="28"/>
+          <w:lang w:val="ru-RU"/>
+        </w:rPr>
+      </w:pPr>
+      <w:r>
+        <w:rPr>
+          <w:rFonts w:ascii="Times New Roman" w:eastAsia="Times New Roman" w:hAnsi="Times New Roman" w:cs="Times New Roman"/>
+          <w:sz w:val="28"/>
+          <w:szCs w:val="28"/>
+          <w:lang w:val="ru-RU"/>
+        </w:rPr>
+        <w:t>Уровень бизнес-логики отвечает за обработку данных и выполнение основных функций системы:</w:t>
+      </w:r>
+    </w:p>
+    <w:p>
+      <w:pPr>
+        <w:pStyle w:val="a5"/>
+        <w:numPr>
+          <w:ilvl w:val="0"/>
+          <w:numId w:val="27"/>
+        </w:numPr>
+        <w:spacing w:after="0" w:line="360" w:lineRule="auto"/>
+        <w:jc w:val="both"/>
+        <w:rPr>
+          <w:rFonts w:ascii="Times New Roman" w:eastAsia="Times New Roman" w:hAnsi="Times New Roman" w:cs="Times New Roman"/>
+          <w:sz w:val="28"/>
+          <w:szCs w:val="28"/>
+          <w:lang w:val="ru-RU"/>
+        </w:rPr>
+      </w:pPr>
+      <w:r>
+        <w:rPr>
+          <w:rFonts w:ascii="Times New Roman" w:eastAsia="Times New Roman" w:hAnsi="Times New Roman" w:cs="Times New Roman"/>
+          <w:sz w:val="28"/>
+          <w:szCs w:val="28"/>
+          <w:lang w:val="ru-RU"/>
+        </w:rPr>
+        <w:t xml:space="preserve">генерация меню на неделю; </w:t>
+      </w:r>
+    </w:p>
+    <w:p>
+      <w:pPr>
+        <w:pStyle w:val="a5"/>
+        <w:numPr>
+          <w:ilvl w:val="0"/>
+          <w:numId w:val="27"/>
+        </w:numPr>
+        <w:spacing w:after="0" w:line="360" w:lineRule="auto"/>
+        <w:jc w:val="both"/>
+        <w:rPr>
+          <w:rFonts w:ascii="Times New Roman" w:eastAsia="Times New Roman" w:hAnsi="Times New Roman" w:cs="Times New Roman"/>
+          <w:sz w:val="28"/>
+          <w:szCs w:val="28"/>
+          <w:lang w:val="ru-RU"/>
+        </w:rPr>
+      </w:pPr>
+      <w:r>
+        <w:rPr>
+          <w:rFonts w:ascii="Times New Roman" w:eastAsia="Times New Roman" w:hAnsi="Times New Roman" w:cs="Times New Roman"/>
+          <w:sz w:val="28"/>
+          <w:szCs w:val="28"/>
+          <w:lang w:val="ru-RU"/>
+        </w:rPr>
+        <w:t xml:space="preserve">расчёт стоимости блюд и общего меню; </w:t>
+      </w:r>
+    </w:p>
+    <w:p>
+      <w:pPr>
+        <w:pStyle w:val="a5"/>
+        <w:numPr>
+          <w:ilvl w:val="0"/>
+          <w:numId w:val="27"/>
+        </w:numPr>
+        <w:spacing w:after="0" w:line="360" w:lineRule="auto"/>
+        <w:jc w:val="both"/>
+        <w:rPr>
+          <w:rFonts w:ascii="Times New Roman" w:eastAsia="Times New Roman" w:hAnsi="Times New Roman" w:cs="Times New Roman"/>
+          <w:sz w:val="28"/>
+          <w:szCs w:val="28"/>
+          <w:lang w:val="ru-RU"/>
+        </w:rPr>
+      </w:pPr>
+      <w:r>
+        <w:rPr>
+          <w:rFonts w:ascii="Times New Roman" w:eastAsia="Times New Roman" w:hAnsi="Times New Roman" w:cs="Times New Roman"/>
+          <w:sz w:val="28"/>
+          <w:szCs w:val="28"/>
+          <w:lang w:val="ru-RU"/>
+        </w:rPr>
+        <w:t xml:space="preserve">расчёт КБЖУ; </w:t>
+      </w:r>
+    </w:p>
+    <w:p>
+      <w:pPr>
+        <w:pStyle w:val="a5"/>
+        <w:numPr>
+          <w:ilvl w:val="0"/>
+          <w:numId w:val="27"/>
+        </w:numPr>
+        <w:spacing w:after="0" w:line="360" w:lineRule="auto"/>
+        <w:jc w:val="both"/>
+        <w:rPr>
+          <w:rFonts w:ascii="Times New Roman" w:eastAsia="Times New Roman" w:hAnsi="Times New Roman" w:cs="Times New Roman"/>
+          <w:sz w:val="28"/>
+          <w:szCs w:val="28"/>
+          <w:lang w:val="ru-RU"/>
+        </w:rPr>
+      </w:pPr>
+      <w:r>
+        <w:rPr>
+          <w:rFonts w:ascii="Times New Roman" w:eastAsia="Times New Roman" w:hAnsi="Times New Roman" w:cs="Times New Roman"/>
+          <w:sz w:val="28"/>
+          <w:szCs w:val="28"/>
+          <w:lang w:val="ru-RU"/>
+        </w:rPr>
+        <w:t xml:space="preserve">обработка изменений (добавление, удаление и замена блюд); </w:t>
+      </w:r>
+    </w:p>
+    <w:p>
+      <w:pPr>
+        <w:pStyle w:val="a5"/>
+        <w:numPr>
+          <w:ilvl w:val="0"/>
+          <w:numId w:val="27"/>
+        </w:numPr>
+        <w:spacing w:after="0" w:line="360" w:lineRule="auto"/>
+        <w:jc w:val="both"/>
+        <w:rPr>
+          <w:rFonts w:ascii="Times New Roman" w:eastAsia="Times New Roman" w:hAnsi="Times New Roman" w:cs="Times New Roman"/>
+          <w:sz w:val="28"/>
+          <w:szCs w:val="28"/>
+          <w:lang w:val="ru-RU"/>
+        </w:rPr>
+      </w:pPr>
+      <w:r>
+        <w:rPr>
+          <w:rFonts w:ascii="Times New Roman" w:eastAsia="Times New Roman" w:hAnsi="Times New Roman" w:cs="Times New Roman"/>
+          <w:sz w:val="28"/>
+          <w:szCs w:val="28"/>
+          <w:lang w:val="ru-RU"/>
+        </w:rPr>
+        <w:t xml:space="preserve">формирование списка покупок; </w:t>
+      </w:r>
+    </w:p>
+    <w:p>
+      <w:pPr>
+        <w:pStyle w:val="a5"/>
+        <w:numPr>
+          <w:ilvl w:val="0"/>
+          <w:numId w:val="27"/>
+        </w:numPr>
+        <w:spacing w:after="0" w:line="360" w:lineRule="auto"/>
+        <w:jc w:val="both"/>
+        <w:rPr>
+          <w:rFonts w:ascii="Times New Roman" w:eastAsia="Times New Roman" w:hAnsi="Times New Roman" w:cs="Times New Roman"/>
+          <w:sz w:val="28"/>
+          <w:szCs w:val="28"/>
+          <w:lang w:val="ru-RU"/>
+        </w:rPr>
+      </w:pPr>
+      <w:r>
+        <w:rPr>
+          <w:rFonts w:ascii="Times New Roman" w:eastAsia="Times New Roman" w:hAnsi="Times New Roman" w:cs="Times New Roman"/>
+          <w:sz w:val="28"/>
+          <w:szCs w:val="28"/>
+          <w:lang w:val="ru-RU"/>
+        </w:rPr>
+        <w:t xml:space="preserve">обработка пользовательских предпочтений. </w:t>
+      </w:r>
+    </w:p>
+    <w:p>
+      <w:pPr>
+        <w:pStyle w:val="a5"/>
+        <w:numPr>
+          <w:ilvl w:val="0"/>
+          <w:numId w:val="27"/>
+        </w:numPr>
+        <w:spacing w:after="0" w:line="360" w:lineRule="auto"/>
+        <w:jc w:val="both"/>
+        <w:rPr>
+          <w:rFonts w:ascii="Times New Roman" w:eastAsia="Times New Roman" w:hAnsi="Times New Roman" w:cs="Times New Roman"/>
+          <w:sz w:val="28"/>
+          <w:szCs w:val="28"/>
+          <w:lang w:val="ru-RU"/>
+        </w:rPr>
+      </w:pPr>
+      <w:r>
+        <w:rPr>
+          <w:rFonts w:ascii="Times New Roman" w:eastAsia="Times New Roman" w:hAnsi="Times New Roman" w:cs="Times New Roman"/>
+          <w:sz w:val="28"/>
+          <w:szCs w:val="28"/>
+          <w:lang w:val="ru-RU"/>
+        </w:rPr>
+        <w:t xml:space="preserve">Бизнес-логика реализуется на языке </w:t>
+      </w:r>
+      <w:proofErr w:type="spellStart"/>
+      <w:r>
+        <w:rPr>
+          <w:rFonts w:ascii="Times New Roman" w:eastAsia="Times New Roman" w:hAnsi="Times New Roman" w:cs="Times New Roman"/>
+          <w:sz w:val="28"/>
+          <w:szCs w:val="28"/>
+          <w:lang w:val="ru-RU"/>
+        </w:rPr>
+        <w:t>Dart</w:t>
+      </w:r>
+      <w:proofErr w:type="spellEnd"/>
+      <w:r>
+        <w:rPr>
+          <w:rFonts w:ascii="Times New Roman" w:eastAsia="Times New Roman" w:hAnsi="Times New Roman" w:cs="Times New Roman"/>
+          <w:sz w:val="28"/>
+          <w:szCs w:val="28"/>
+          <w:lang w:val="ru-RU"/>
+        </w:rPr>
+        <w:t>.</w:t>
+      </w:r>
+    </w:p>
+    <w:p>
+      <w:pPr>
+        <w:spacing w:after="0" w:line="360" w:lineRule="auto"/>
+        <w:ind w:firstLine="709"/>
+        <w:contextualSpacing/>
+        <w:jc w:val="both"/>
+        <w:rPr>
+          <w:rFonts w:ascii="Times New Roman" w:eastAsia="Times New Roman" w:hAnsi="Times New Roman" w:cs="Times New Roman"/>
+          <w:b/>
+          <w:bCs/>
+          <w:sz w:val="28"/>
+          <w:szCs w:val="28"/>
+          <w:lang w:val="ru-RU"/>
+        </w:rPr>
+      </w:pPr>
+      <w:r>
+        <w:rPr>
+          <w:rFonts w:ascii="Times New Roman" w:eastAsia="Times New Roman" w:hAnsi="Times New Roman" w:cs="Times New Roman"/>
+          <w:b/>
+          <w:bCs/>
+          <w:sz w:val="28"/>
+          <w:szCs w:val="28"/>
+          <w:lang w:val="ru-RU"/>
+        </w:rPr>
+        <w:t>Уровень базы данных</w:t>
+      </w:r>
+    </w:p>
+    <w:p>
+      <w:pPr>
+        <w:spacing w:after="0" w:line="360" w:lineRule="auto"/>
+        <w:ind w:firstLine="709"/>
+        <w:contextualSpacing/>
+        <w:jc w:val="both"/>
+        <w:rPr>
+          <w:rFonts w:ascii="Times New Roman" w:eastAsia="Times New Roman" w:hAnsi="Times New Roman" w:cs="Times New Roman"/>
+          <w:sz w:val="28"/>
+          <w:szCs w:val="28"/>
+          <w:lang w:val="ru-RU"/>
+        </w:rPr>
+      </w:pPr>
+      <w:r>
+        <w:rPr>
+          <w:rFonts w:ascii="Times New Roman" w:eastAsia="Times New Roman" w:hAnsi="Times New Roman" w:cs="Times New Roman"/>
+          <w:sz w:val="28"/>
+          <w:szCs w:val="28"/>
+          <w:lang w:val="ru-RU"/>
+        </w:rPr>
+        <w:t>Уровень хранения данных включает:</w:t>
+      </w:r>
+    </w:p>
+    <w:p>
+      <w:pPr>
+        <w:pStyle w:val="a5"/>
+        <w:numPr>
+          <w:ilvl w:val="0"/>
+          <w:numId w:val="28"/>
+        </w:numPr>
+        <w:spacing w:after="0" w:line="360" w:lineRule="auto"/>
+        <w:jc w:val="both"/>
+        <w:rPr>
+          <w:rFonts w:ascii="Times New Roman" w:eastAsia="Times New Roman" w:hAnsi="Times New Roman" w:cs="Times New Roman"/>
+          <w:sz w:val="28"/>
+          <w:szCs w:val="28"/>
+          <w:lang w:val="ru-RU"/>
+        </w:rPr>
+      </w:pPr>
+      <w:r>
+        <w:rPr>
+          <w:rFonts w:ascii="Times New Roman" w:eastAsia="Times New Roman" w:hAnsi="Times New Roman" w:cs="Times New Roman"/>
+          <w:sz w:val="28"/>
+          <w:szCs w:val="28"/>
+          <w:lang w:val="ru-RU"/>
+        </w:rPr>
+        <w:lastRenderedPageBreak/>
+        <w:t xml:space="preserve">таблицы рецептов; </w:t>
+      </w:r>
+    </w:p>
+    <w:p>
+      <w:pPr>
+        <w:pStyle w:val="a5"/>
+        <w:numPr>
+          <w:ilvl w:val="0"/>
+          <w:numId w:val="28"/>
+        </w:numPr>
+        <w:spacing w:after="0" w:line="360" w:lineRule="auto"/>
+        <w:jc w:val="both"/>
+        <w:rPr>
+          <w:rFonts w:ascii="Times New Roman" w:eastAsia="Times New Roman" w:hAnsi="Times New Roman" w:cs="Times New Roman"/>
+          <w:sz w:val="28"/>
+          <w:szCs w:val="28"/>
+          <w:lang w:val="ru-RU"/>
+        </w:rPr>
+      </w:pPr>
+      <w:r>
+        <w:rPr>
+          <w:rFonts w:ascii="Times New Roman" w:eastAsia="Times New Roman" w:hAnsi="Times New Roman" w:cs="Times New Roman"/>
+          <w:sz w:val="28"/>
+          <w:szCs w:val="28"/>
+          <w:lang w:val="ru-RU"/>
+        </w:rPr>
+        <w:t xml:space="preserve">таблицы ингредиентов; </w:t>
+      </w:r>
+    </w:p>
+    <w:p>
+      <w:pPr>
+        <w:pStyle w:val="a5"/>
+        <w:numPr>
+          <w:ilvl w:val="0"/>
+          <w:numId w:val="28"/>
+        </w:numPr>
+        <w:spacing w:after="0" w:line="360" w:lineRule="auto"/>
+        <w:jc w:val="both"/>
+        <w:rPr>
+          <w:rFonts w:ascii="Times New Roman" w:eastAsia="Times New Roman" w:hAnsi="Times New Roman" w:cs="Times New Roman"/>
+          <w:sz w:val="28"/>
+          <w:szCs w:val="28"/>
+          <w:lang w:val="ru-RU"/>
+        </w:rPr>
+      </w:pPr>
+      <w:r>
+        <w:rPr>
+          <w:rFonts w:ascii="Times New Roman" w:eastAsia="Times New Roman" w:hAnsi="Times New Roman" w:cs="Times New Roman"/>
+          <w:sz w:val="28"/>
+          <w:szCs w:val="28"/>
+          <w:lang w:val="ru-RU"/>
+        </w:rPr>
+        <w:t xml:space="preserve">таблицы цен продуктов; </w:t>
+      </w:r>
+    </w:p>
+    <w:p>
+      <w:pPr>
+        <w:pStyle w:val="a5"/>
+        <w:numPr>
+          <w:ilvl w:val="0"/>
+          <w:numId w:val="28"/>
+        </w:numPr>
+        <w:spacing w:after="0" w:line="360" w:lineRule="auto"/>
+        <w:jc w:val="both"/>
+        <w:rPr>
+          <w:rFonts w:ascii="Times New Roman" w:eastAsia="Times New Roman" w:hAnsi="Times New Roman" w:cs="Times New Roman"/>
+          <w:sz w:val="28"/>
+          <w:szCs w:val="28"/>
+          <w:lang w:val="ru-RU"/>
+        </w:rPr>
+      </w:pPr>
+      <w:r>
+        <w:rPr>
+          <w:rFonts w:ascii="Times New Roman" w:eastAsia="Times New Roman" w:hAnsi="Times New Roman" w:cs="Times New Roman"/>
+          <w:sz w:val="28"/>
+          <w:szCs w:val="28"/>
+          <w:lang w:val="ru-RU"/>
+        </w:rPr>
+        <w:t xml:space="preserve">таблицы меню; </w:t>
+      </w:r>
+    </w:p>
+    <w:p>
+      <w:pPr>
+        <w:pStyle w:val="a5"/>
+        <w:numPr>
+          <w:ilvl w:val="0"/>
+          <w:numId w:val="28"/>
+        </w:numPr>
+        <w:spacing w:after="0" w:line="360" w:lineRule="auto"/>
+        <w:jc w:val="both"/>
+        <w:rPr>
+          <w:rFonts w:ascii="Times New Roman" w:eastAsia="Times New Roman" w:hAnsi="Times New Roman" w:cs="Times New Roman"/>
+          <w:sz w:val="28"/>
+          <w:szCs w:val="28"/>
+          <w:lang w:val="ru-RU"/>
+        </w:rPr>
+      </w:pPr>
+      <w:r>
+        <w:rPr>
+          <w:rFonts w:ascii="Times New Roman" w:eastAsia="Times New Roman" w:hAnsi="Times New Roman" w:cs="Times New Roman"/>
+          <w:sz w:val="28"/>
+          <w:szCs w:val="28"/>
+          <w:lang w:val="ru-RU"/>
+        </w:rPr>
+        <w:t xml:space="preserve">таблицы списка покупок; </w:t>
+      </w:r>
+    </w:p>
+    <w:p>
+      <w:pPr>
+        <w:pStyle w:val="a5"/>
+        <w:numPr>
+          <w:ilvl w:val="0"/>
+          <w:numId w:val="28"/>
+        </w:numPr>
+        <w:spacing w:after="0" w:line="360" w:lineRule="auto"/>
+        <w:jc w:val="both"/>
+        <w:rPr>
+          <w:rFonts w:ascii="Times New Roman" w:eastAsia="Times New Roman" w:hAnsi="Times New Roman" w:cs="Times New Roman"/>
+          <w:sz w:val="28"/>
+          <w:szCs w:val="28"/>
+          <w:lang w:val="ru-RU"/>
+        </w:rPr>
+      </w:pPr>
+      <w:r>
+        <w:rPr>
+          <w:rFonts w:ascii="Times New Roman" w:eastAsia="Times New Roman" w:hAnsi="Times New Roman" w:cs="Times New Roman"/>
+          <w:sz w:val="28"/>
+          <w:szCs w:val="28"/>
+          <w:lang w:val="ru-RU"/>
+        </w:rPr>
+        <w:t xml:space="preserve">таблицы пользователей. </w:t>
+      </w:r>
+    </w:p>
+    <w:p>
+      <w:pPr>
+        <w:spacing w:after="0" w:line="360" w:lineRule="auto"/>
+        <w:ind w:firstLine="709"/>
+        <w:contextualSpacing/>
+        <w:jc w:val="both"/>
+        <w:rPr>
+          <w:rFonts w:ascii="Times New Roman" w:eastAsia="Times New Roman" w:hAnsi="Times New Roman" w:cs="Times New Roman"/>
+          <w:sz w:val="28"/>
+          <w:szCs w:val="28"/>
+          <w:lang w:val="ru-RU"/>
+        </w:rPr>
+      </w:pPr>
+      <w:r>
+        <w:rPr>
+          <w:rFonts w:ascii="Times New Roman" w:eastAsia="Times New Roman" w:hAnsi="Times New Roman" w:cs="Times New Roman"/>
+          <w:sz w:val="28"/>
+          <w:szCs w:val="28"/>
+          <w:lang w:val="ru-RU"/>
+        </w:rPr>
+        <w:t>Также реализуются связи между таблицами, например:</w:t>
+      </w:r>
+    </w:p>
+    <w:p>
+      <w:pPr>
+        <w:pStyle w:val="a5"/>
+        <w:numPr>
+          <w:ilvl w:val="0"/>
+          <w:numId w:val="29"/>
+        </w:numPr>
+        <w:spacing w:after="0" w:line="360" w:lineRule="auto"/>
+        <w:jc w:val="both"/>
+        <w:rPr>
+          <w:rFonts w:ascii="Times New Roman" w:eastAsia="Times New Roman" w:hAnsi="Times New Roman" w:cs="Times New Roman"/>
+          <w:sz w:val="28"/>
+          <w:szCs w:val="28"/>
+          <w:lang w:val="ru-RU"/>
+        </w:rPr>
+      </w:pPr>
+      <w:r>
+        <w:rPr>
+          <w:rFonts w:ascii="Times New Roman" w:eastAsia="Times New Roman" w:hAnsi="Times New Roman" w:cs="Times New Roman"/>
+          <w:sz w:val="28"/>
+          <w:szCs w:val="28"/>
+          <w:lang w:val="ru-RU"/>
+        </w:rPr>
+        <w:t xml:space="preserve">рецепт содержит ингредиенты; </w:t>
+      </w:r>
+    </w:p>
+    <w:p>
+      <w:pPr>
+        <w:pStyle w:val="a5"/>
+        <w:numPr>
+          <w:ilvl w:val="0"/>
+          <w:numId w:val="29"/>
+        </w:numPr>
+        <w:spacing w:after="0" w:line="360" w:lineRule="auto"/>
+        <w:jc w:val="both"/>
+        <w:rPr>
+          <w:rFonts w:ascii="Times New Roman" w:eastAsia="Times New Roman" w:hAnsi="Times New Roman" w:cs="Times New Roman"/>
+          <w:sz w:val="28"/>
+          <w:szCs w:val="28"/>
+          <w:lang w:val="ru-RU"/>
+        </w:rPr>
+      </w:pPr>
+      <w:r>
+        <w:rPr>
+          <w:rFonts w:ascii="Times New Roman" w:eastAsia="Times New Roman" w:hAnsi="Times New Roman" w:cs="Times New Roman"/>
+          <w:sz w:val="28"/>
+          <w:szCs w:val="28"/>
+          <w:lang w:val="ru-RU"/>
+        </w:rPr>
+        <w:t xml:space="preserve">меню состоит из набора рецептов; </w:t>
+      </w:r>
+    </w:p>
+    <w:p>
+      <w:pPr>
+        <w:pStyle w:val="a5"/>
+        <w:numPr>
+          <w:ilvl w:val="0"/>
+          <w:numId w:val="29"/>
+        </w:numPr>
+        <w:spacing w:after="0" w:line="360" w:lineRule="auto"/>
+        <w:jc w:val="both"/>
+        <w:rPr>
+          <w:rFonts w:ascii="Times New Roman" w:eastAsia="Times New Roman" w:hAnsi="Times New Roman" w:cs="Times New Roman"/>
+          <w:sz w:val="28"/>
+          <w:szCs w:val="28"/>
+          <w:lang w:val="ru-RU"/>
+        </w:rPr>
+      </w:pPr>
+      <w:r>
+        <w:rPr>
+          <w:rFonts w:ascii="Times New Roman" w:eastAsia="Times New Roman" w:hAnsi="Times New Roman" w:cs="Times New Roman"/>
+          <w:sz w:val="28"/>
+          <w:szCs w:val="28"/>
+          <w:lang w:val="ru-RU"/>
+        </w:rPr>
+        <w:t xml:space="preserve">пользователь имеет собственные сохранённые меню. </w:t>
+      </w:r>
+    </w:p>
+    <w:p>
+      <w:pPr>
+        <w:pStyle w:val="a5"/>
+        <w:numPr>
+          <w:ilvl w:val="0"/>
+          <w:numId w:val="29"/>
+        </w:numPr>
+        <w:spacing w:after="0" w:line="360" w:lineRule="auto"/>
+        <w:jc w:val="both"/>
+        <w:rPr>
+          <w:rFonts w:ascii="Times New Roman" w:eastAsia="Times New Roman" w:hAnsi="Times New Roman" w:cs="Times New Roman"/>
+          <w:sz w:val="28"/>
+          <w:szCs w:val="28"/>
+          <w:lang w:val="ru-RU"/>
+        </w:rPr>
+      </w:pPr>
+      <w:r>
+        <w:rPr>
+          <w:rFonts w:ascii="Times New Roman" w:eastAsia="Times New Roman" w:hAnsi="Times New Roman" w:cs="Times New Roman"/>
+          <w:sz w:val="28"/>
+          <w:szCs w:val="28"/>
+          <w:lang w:val="ru-RU"/>
+        </w:rPr>
+        <w:t>Для хранения данных используется СУБД MySQL.</w:t>
+      </w:r>
+    </w:p>
+    <w:p>
+      <w:pPr>
+        <w:spacing w:after="0" w:line="360" w:lineRule="auto"/>
+        <w:ind w:firstLine="709"/>
+        <w:contextualSpacing/>
+        <w:jc w:val="both"/>
+        <w:rPr>
+          <w:rFonts w:ascii="Times New Roman" w:eastAsia="Times New Roman" w:hAnsi="Times New Roman" w:cs="Times New Roman"/>
+          <w:b/>
+          <w:bCs/>
+          <w:sz w:val="28"/>
+          <w:szCs w:val="28"/>
+          <w:lang w:val="ru-RU"/>
+        </w:rPr>
+      </w:pPr>
+      <w:r>
+        <w:rPr>
+          <w:rFonts w:ascii="Times New Roman" w:eastAsia="Times New Roman" w:hAnsi="Times New Roman" w:cs="Times New Roman"/>
+          <w:b/>
+          <w:bCs/>
+          <w:sz w:val="28"/>
+          <w:szCs w:val="28"/>
+          <w:lang w:val="ru-RU"/>
+        </w:rPr>
+        <w:t>Преимущества выбранной архитектуры</w:t>
+      </w:r>
+    </w:p>
+    <w:p>
+      <w:pPr>
+        <w:spacing w:after="0" w:line="360" w:lineRule="auto"/>
+        <w:ind w:firstLine="709"/>
+        <w:contextualSpacing/>
+        <w:jc w:val="both"/>
+        <w:rPr>
+          <w:rFonts w:ascii="Times New Roman" w:eastAsia="Times New Roman" w:hAnsi="Times New Roman" w:cs="Times New Roman"/>
+          <w:sz w:val="28"/>
+          <w:szCs w:val="28"/>
+          <w:lang w:val="ru-RU"/>
+        </w:rPr>
+      </w:pPr>
+      <w:r>
+        <w:rPr>
+          <w:rFonts w:ascii="Times New Roman" w:eastAsia="Times New Roman" w:hAnsi="Times New Roman" w:cs="Times New Roman"/>
+          <w:sz w:val="28"/>
+          <w:szCs w:val="28"/>
+          <w:lang w:val="ru-RU"/>
+        </w:rPr>
+        <w:t>Выбранная архитектура позволяет:</w:t>
+      </w:r>
+    </w:p>
+    <w:p>
+      <w:pPr>
+        <w:pStyle w:val="a5"/>
+        <w:numPr>
+          <w:ilvl w:val="0"/>
+          <w:numId w:val="30"/>
+        </w:numPr>
+        <w:spacing w:after="0" w:line="360" w:lineRule="auto"/>
+        <w:jc w:val="both"/>
+        <w:rPr>
+          <w:rFonts w:ascii="Times New Roman" w:eastAsia="Times New Roman" w:hAnsi="Times New Roman" w:cs="Times New Roman"/>
+          <w:sz w:val="28"/>
+          <w:szCs w:val="28"/>
+          <w:lang w:val="ru-RU"/>
+        </w:rPr>
+      </w:pPr>
+      <w:r>
+        <w:rPr>
+          <w:rFonts w:ascii="Times New Roman" w:eastAsia="Times New Roman" w:hAnsi="Times New Roman" w:cs="Times New Roman"/>
+          <w:sz w:val="28"/>
+          <w:szCs w:val="28"/>
+          <w:lang w:val="ru-RU"/>
+        </w:rPr>
+        <w:t xml:space="preserve">обеспечить логическое разделение компонентов приложения; </w:t>
+      </w:r>
+    </w:p>
+    <w:p>
+      <w:pPr>
+        <w:pStyle w:val="a5"/>
+        <w:numPr>
+          <w:ilvl w:val="0"/>
+          <w:numId w:val="30"/>
+        </w:numPr>
+        <w:spacing w:after="0" w:line="360" w:lineRule="auto"/>
+        <w:jc w:val="both"/>
+        <w:rPr>
+          <w:rFonts w:ascii="Times New Roman" w:eastAsia="Times New Roman" w:hAnsi="Times New Roman" w:cs="Times New Roman"/>
+          <w:sz w:val="28"/>
+          <w:szCs w:val="28"/>
+          <w:lang w:val="ru-RU"/>
+        </w:rPr>
+      </w:pPr>
+      <w:r>
+        <w:rPr>
+          <w:rFonts w:ascii="Times New Roman" w:eastAsia="Times New Roman" w:hAnsi="Times New Roman" w:cs="Times New Roman"/>
+          <w:sz w:val="28"/>
+          <w:szCs w:val="28"/>
+          <w:lang w:val="ru-RU"/>
+        </w:rPr>
+        <w:t xml:space="preserve">упростить разработку благодаря монолитному подходу; </w:t>
+      </w:r>
+    </w:p>
+    <w:p>
+      <w:pPr>
+        <w:pStyle w:val="a5"/>
+        <w:numPr>
+          <w:ilvl w:val="0"/>
+          <w:numId w:val="30"/>
+        </w:numPr>
+        <w:spacing w:after="0" w:line="360" w:lineRule="auto"/>
+        <w:jc w:val="both"/>
+        <w:rPr>
+          <w:rFonts w:ascii="Times New Roman" w:eastAsia="Times New Roman" w:hAnsi="Times New Roman" w:cs="Times New Roman"/>
+          <w:sz w:val="28"/>
+          <w:szCs w:val="28"/>
+          <w:lang w:val="ru-RU"/>
+        </w:rPr>
+      </w:pPr>
+      <w:r>
+        <w:rPr>
+          <w:rFonts w:ascii="Times New Roman" w:eastAsia="Times New Roman" w:hAnsi="Times New Roman" w:cs="Times New Roman"/>
+          <w:sz w:val="28"/>
+          <w:szCs w:val="28"/>
+          <w:lang w:val="ru-RU"/>
+        </w:rPr>
+        <w:t xml:space="preserve">организовать удобную работу с базой данных MySQL; </w:t>
+      </w:r>
+    </w:p>
+    <w:p>
+      <w:pPr>
+        <w:pStyle w:val="a5"/>
+        <w:numPr>
+          <w:ilvl w:val="0"/>
+          <w:numId w:val="30"/>
+        </w:numPr>
+        <w:spacing w:after="0" w:line="360" w:lineRule="auto"/>
+        <w:jc w:val="both"/>
+        <w:rPr>
+          <w:rFonts w:ascii="Times New Roman" w:eastAsia="Times New Roman" w:hAnsi="Times New Roman" w:cs="Times New Roman"/>
+          <w:sz w:val="28"/>
+          <w:szCs w:val="28"/>
+          <w:lang w:val="ru-RU"/>
+        </w:rPr>
+      </w:pPr>
+      <w:r>
+        <w:rPr>
+          <w:rFonts w:ascii="Times New Roman" w:eastAsia="Times New Roman" w:hAnsi="Times New Roman" w:cs="Times New Roman"/>
+          <w:sz w:val="28"/>
+          <w:szCs w:val="28"/>
+          <w:lang w:val="ru-RU"/>
+        </w:rPr>
+        <w:t xml:space="preserve">реализовать многопользовательскую систему; </w:t>
+      </w:r>
+    </w:p>
+    <w:p>
+      <w:pPr>
+        <w:pStyle w:val="a5"/>
+        <w:numPr>
+          <w:ilvl w:val="0"/>
+          <w:numId w:val="30"/>
+        </w:numPr>
+        <w:spacing w:after="0" w:line="360" w:lineRule="auto"/>
+        <w:jc w:val="both"/>
+        <w:rPr>
+          <w:rFonts w:ascii="Times New Roman" w:eastAsia="Times New Roman" w:hAnsi="Times New Roman" w:cs="Times New Roman"/>
+          <w:sz w:val="28"/>
+          <w:szCs w:val="28"/>
+          <w:lang w:val="ru-RU"/>
+        </w:rPr>
+      </w:pPr>
+      <w:r>
+        <w:rPr>
+          <w:rFonts w:ascii="Times New Roman" w:eastAsia="Times New Roman" w:hAnsi="Times New Roman" w:cs="Times New Roman"/>
+          <w:sz w:val="28"/>
+          <w:szCs w:val="28"/>
+          <w:lang w:val="ru-RU"/>
+        </w:rPr>
+        <w:t xml:space="preserve">легко реализовать основной функционал приложения: </w:t>
       </w:r>
     </w:p>
     <w:p>
@@ -683,7 +1707,7 @@
         <w:pStyle w:val="a5"/>
         <w:numPr>
           <w:ilvl w:val="1"/>
-          <w:numId w:val="4"/>
+          <w:numId w:val="30"/>
         </w:numPr>
         <w:spacing w:after="0" w:line="360" w:lineRule="auto"/>
         <w:jc w:val="both"/>
@@ -691,15 +1715,17 @@
           <w:rFonts w:ascii="Times New Roman" w:eastAsia="Times New Roman" w:hAnsi="Times New Roman" w:cs="Times New Roman"/>
           <w:sz w:val="28"/>
           <w:szCs w:val="28"/>
-        </w:rPr>
-      </w:pPr>
-      <w:r>
-        <w:rPr>
-          <w:rFonts w:ascii="Times New Roman" w:eastAsia="Times New Roman" w:hAnsi="Times New Roman" w:cs="Times New Roman"/>
-          <w:sz w:val="28"/>
-          <w:szCs w:val="28"/>
-        </w:rPr>
-        <w:t>экран ввода количества персон;</w:t>
+          <w:lang w:val="ru-RU"/>
+        </w:rPr>
+      </w:pPr>
+      <w:r>
+        <w:rPr>
+          <w:rFonts w:ascii="Times New Roman" w:eastAsia="Times New Roman" w:hAnsi="Times New Roman" w:cs="Times New Roman"/>
+          <w:sz w:val="28"/>
+          <w:szCs w:val="28"/>
+          <w:lang w:val="ru-RU"/>
+        </w:rPr>
+        <w:t xml:space="preserve">генерацию меню; </w:t>
       </w:r>
     </w:p>
     <w:p>
@@ -707,7 +1733,7 @@
         <w:pStyle w:val="a5"/>
         <w:numPr>
           <w:ilvl w:val="1"/>
-          <w:numId w:val="4"/>
+          <w:numId w:val="30"/>
         </w:numPr>
         <w:spacing w:after="0" w:line="360" w:lineRule="auto"/>
         <w:jc w:val="both"/>
@@ -715,15 +1741,17 @@
           <w:rFonts w:ascii="Times New Roman" w:eastAsia="Times New Roman" w:hAnsi="Times New Roman" w:cs="Times New Roman"/>
           <w:sz w:val="28"/>
           <w:szCs w:val="28"/>
-        </w:rPr>
-      </w:pPr>
-      <w:r>
-        <w:rPr>
-          <w:rFonts w:ascii="Times New Roman" w:eastAsia="Times New Roman" w:hAnsi="Times New Roman" w:cs="Times New Roman"/>
-          <w:sz w:val="28"/>
-          <w:szCs w:val="28"/>
-        </w:rPr>
-        <w:t>экран отображения недельного меню;</w:t>
+          <w:lang w:val="ru-RU"/>
+        </w:rPr>
+      </w:pPr>
+      <w:r>
+        <w:rPr>
+          <w:rFonts w:ascii="Times New Roman" w:eastAsia="Times New Roman" w:hAnsi="Times New Roman" w:cs="Times New Roman"/>
+          <w:sz w:val="28"/>
+          <w:szCs w:val="28"/>
+          <w:lang w:val="ru-RU"/>
+        </w:rPr>
+        <w:t xml:space="preserve">расчёт стоимости; </w:t>
       </w:r>
     </w:p>
     <w:p>
@@ -731,7 +1759,7 @@
         <w:pStyle w:val="a5"/>
         <w:numPr>
           <w:ilvl w:val="1"/>
-          <w:numId w:val="4"/>
+          <w:numId w:val="30"/>
         </w:numPr>
         <w:spacing w:after="0" w:line="360" w:lineRule="auto"/>
         <w:jc w:val="both"/>
@@ -739,15 +1767,17 @@
           <w:rFonts w:ascii="Times New Roman" w:eastAsia="Times New Roman" w:hAnsi="Times New Roman" w:cs="Times New Roman"/>
           <w:sz w:val="28"/>
           <w:szCs w:val="28"/>
-        </w:rPr>
-      </w:pPr>
-      <w:r>
-        <w:rPr>
-          <w:rFonts w:ascii="Times New Roman" w:eastAsia="Times New Roman" w:hAnsi="Times New Roman" w:cs="Times New Roman"/>
-          <w:sz w:val="28"/>
-          <w:szCs w:val="28"/>
-        </w:rPr>
-        <w:t>экран редактирования блюд;</w:t>
+          <w:lang w:val="ru-RU"/>
+        </w:rPr>
+      </w:pPr>
+      <w:r>
+        <w:rPr>
+          <w:rFonts w:ascii="Times New Roman" w:eastAsia="Times New Roman" w:hAnsi="Times New Roman" w:cs="Times New Roman"/>
+          <w:sz w:val="28"/>
+          <w:szCs w:val="28"/>
+          <w:lang w:val="ru-RU"/>
+        </w:rPr>
+        <w:t xml:space="preserve">расчёт КБЖУ; </w:t>
       </w:r>
     </w:p>
     <w:p>
@@ -755,7 +1785,7 @@
         <w:pStyle w:val="a5"/>
         <w:numPr>
           <w:ilvl w:val="1"/>
-          <w:numId w:val="4"/>
+          <w:numId w:val="30"/>
         </w:numPr>
         <w:spacing w:after="0" w:line="360" w:lineRule="auto"/>
         <w:jc w:val="both"/>
@@ -763,15 +1793,17 @@
           <w:rFonts w:ascii="Times New Roman" w:eastAsia="Times New Roman" w:hAnsi="Times New Roman" w:cs="Times New Roman"/>
           <w:sz w:val="28"/>
           <w:szCs w:val="28"/>
-        </w:rPr>
-      </w:pPr>
-      <w:r>
-        <w:rPr>
-          <w:rFonts w:ascii="Times New Roman" w:eastAsia="Times New Roman" w:hAnsi="Times New Roman" w:cs="Times New Roman"/>
-          <w:sz w:val="28"/>
-          <w:szCs w:val="28"/>
-        </w:rPr>
-        <w:t>экран списка покупок;</w:t>
+          <w:lang w:val="ru-RU"/>
+        </w:rPr>
+      </w:pPr>
+      <w:r>
+        <w:rPr>
+          <w:rFonts w:ascii="Times New Roman" w:eastAsia="Times New Roman" w:hAnsi="Times New Roman" w:cs="Times New Roman"/>
+          <w:sz w:val="28"/>
+          <w:szCs w:val="28"/>
+          <w:lang w:val="ru-RU"/>
+        </w:rPr>
+        <w:t xml:space="preserve">формирование списка покупок; </w:t>
       </w:r>
     </w:p>
     <w:p>
@@ -779,7 +1811,7 @@
         <w:pStyle w:val="a5"/>
         <w:numPr>
           <w:ilvl w:val="1"/>
-          <w:numId w:val="4"/>
+          <w:numId w:val="30"/>
         </w:numPr>
         <w:spacing w:after="0" w:line="360" w:lineRule="auto"/>
         <w:jc w:val="both"/>
@@ -787,512 +1819,18 @@
           <w:rFonts w:ascii="Times New Roman" w:eastAsia="Times New Roman" w:hAnsi="Times New Roman" w:cs="Times New Roman"/>
           <w:sz w:val="28"/>
           <w:szCs w:val="28"/>
-        </w:rPr>
-      </w:pPr>
-      <w:r>
-        <w:rPr>
-          <w:rFonts w:ascii="Times New Roman" w:eastAsia="Times New Roman" w:hAnsi="Times New Roman" w:cs="Times New Roman"/>
-          <w:sz w:val="28"/>
-          <w:szCs w:val="28"/>
-        </w:rPr>
-        <w:t>отображение стоимости и КБЖУ.</w:t>
-      </w:r>
-    </w:p>
-    <w:p>
-      <w:pPr>
-        <w:pStyle w:val="a5"/>
-        <w:numPr>
-          <w:ilvl w:val="0"/>
-          <w:numId w:val="5"/>
-        </w:numPr>
-        <w:spacing w:after="0" w:line="360" w:lineRule="auto"/>
-        <w:jc w:val="both"/>
-        <w:rPr>
-          <w:rFonts w:ascii="Times New Roman" w:eastAsia="Times New Roman" w:hAnsi="Times New Roman" w:cs="Times New Roman"/>
-          <w:sz w:val="28"/>
-          <w:szCs w:val="28"/>
-        </w:rPr>
-      </w:pPr>
-      <w:r>
-        <w:rPr>
-          <w:rFonts w:ascii="Times New Roman" w:eastAsia="Times New Roman" w:hAnsi="Times New Roman" w:cs="Times New Roman"/>
-          <w:sz w:val="28"/>
-          <w:szCs w:val="28"/>
-        </w:rPr>
-        <w:t>Уровень бизнес-логики</w:t>
-      </w:r>
-    </w:p>
-    <w:p>
-      <w:pPr>
-        <w:pStyle w:val="a5"/>
-        <w:numPr>
-          <w:ilvl w:val="1"/>
-          <w:numId w:val="6"/>
-        </w:numPr>
-        <w:spacing w:after="0" w:line="360" w:lineRule="auto"/>
-        <w:jc w:val="both"/>
-        <w:rPr>
-          <w:rFonts w:ascii="Times New Roman" w:eastAsia="Times New Roman" w:hAnsi="Times New Roman" w:cs="Times New Roman"/>
-          <w:sz w:val="28"/>
-          <w:szCs w:val="28"/>
-        </w:rPr>
-      </w:pPr>
-      <w:r>
-        <w:rPr>
-          <w:rFonts w:ascii="Times New Roman" w:eastAsia="Times New Roman" w:hAnsi="Times New Roman" w:cs="Times New Roman"/>
-          <w:sz w:val="28"/>
-          <w:szCs w:val="28"/>
-        </w:rPr>
-        <w:t>генерацию меню на неделю;</w:t>
-      </w:r>
-    </w:p>
-    <w:p>
-      <w:pPr>
-        <w:pStyle w:val="a5"/>
-        <w:numPr>
-          <w:ilvl w:val="1"/>
-          <w:numId w:val="6"/>
-        </w:numPr>
-        <w:spacing w:after="0" w:line="360" w:lineRule="auto"/>
-        <w:jc w:val="both"/>
-        <w:rPr>
-          <w:rFonts w:ascii="Times New Roman" w:eastAsia="Times New Roman" w:hAnsi="Times New Roman" w:cs="Times New Roman"/>
-          <w:sz w:val="28"/>
-          <w:szCs w:val="28"/>
-        </w:rPr>
-      </w:pPr>
-      <w:r>
-        <w:rPr>
-          <w:rFonts w:ascii="Times New Roman" w:eastAsia="Times New Roman" w:hAnsi="Times New Roman" w:cs="Times New Roman"/>
-          <w:sz w:val="28"/>
-          <w:szCs w:val="28"/>
-        </w:rPr>
-        <w:t>расчёт стоимости блюд и меню;</w:t>
-      </w:r>
-    </w:p>
-    <w:p>
-      <w:pPr>
-        <w:pStyle w:val="a5"/>
-        <w:numPr>
-          <w:ilvl w:val="1"/>
-          <w:numId w:val="6"/>
-        </w:numPr>
-        <w:spacing w:after="0" w:line="360" w:lineRule="auto"/>
-        <w:jc w:val="both"/>
-        <w:rPr>
-          <w:rFonts w:ascii="Times New Roman" w:eastAsia="Times New Roman" w:hAnsi="Times New Roman" w:cs="Times New Roman"/>
-          <w:sz w:val="28"/>
-          <w:szCs w:val="28"/>
-        </w:rPr>
-      </w:pPr>
-      <w:r>
-        <w:rPr>
-          <w:rFonts w:ascii="Times New Roman" w:eastAsia="Times New Roman" w:hAnsi="Times New Roman" w:cs="Times New Roman"/>
-          <w:sz w:val="28"/>
-          <w:szCs w:val="28"/>
-        </w:rPr>
-        <w:t>расчёт КБЖУ;</w:t>
-      </w:r>
-    </w:p>
-    <w:p>
-      <w:pPr>
-        <w:pStyle w:val="a5"/>
-        <w:numPr>
-          <w:ilvl w:val="1"/>
-          <w:numId w:val="6"/>
-        </w:numPr>
-        <w:spacing w:after="0" w:line="360" w:lineRule="auto"/>
-        <w:jc w:val="both"/>
-        <w:rPr>
-          <w:rFonts w:ascii="Times New Roman" w:eastAsia="Times New Roman" w:hAnsi="Times New Roman" w:cs="Times New Roman"/>
-          <w:sz w:val="28"/>
-          <w:szCs w:val="28"/>
-        </w:rPr>
-      </w:pPr>
-      <w:r>
-        <w:rPr>
-          <w:rFonts w:ascii="Times New Roman" w:eastAsia="Times New Roman" w:hAnsi="Times New Roman" w:cs="Times New Roman"/>
-          <w:sz w:val="28"/>
-          <w:szCs w:val="28"/>
-        </w:rPr>
-        <w:t>обработку изменений (добавление, удаление, замена блюд);</w:t>
-      </w:r>
-    </w:p>
-    <w:p>
-      <w:pPr>
-        <w:pStyle w:val="a5"/>
-        <w:numPr>
-          <w:ilvl w:val="1"/>
-          <w:numId w:val="6"/>
-        </w:numPr>
-        <w:spacing w:after="0" w:line="360" w:lineRule="auto"/>
-        <w:jc w:val="both"/>
-        <w:rPr>
-          <w:rFonts w:ascii="Times New Roman" w:eastAsia="Times New Roman" w:hAnsi="Times New Roman" w:cs="Times New Roman"/>
-          <w:sz w:val="28"/>
-          <w:szCs w:val="28"/>
-        </w:rPr>
-      </w:pPr>
-      <w:r>
-        <w:rPr>
-          <w:rFonts w:ascii="Times New Roman" w:eastAsia="Times New Roman" w:hAnsi="Times New Roman" w:cs="Times New Roman"/>
-          <w:sz w:val="28"/>
-          <w:szCs w:val="28"/>
-        </w:rPr>
-        <w:t>формирование списка покупок.</w:t>
-      </w:r>
-    </w:p>
-    <w:p>
-      <w:pPr>
-        <w:pStyle w:val="a5"/>
-        <w:numPr>
-          <w:ilvl w:val="0"/>
-          <w:numId w:val="7"/>
-        </w:numPr>
-        <w:spacing w:after="0" w:line="360" w:lineRule="auto"/>
-        <w:jc w:val="both"/>
-        <w:rPr>
-          <w:rFonts w:ascii="Times New Roman" w:eastAsia="Times New Roman" w:hAnsi="Times New Roman" w:cs="Times New Roman"/>
-          <w:sz w:val="28"/>
-          <w:szCs w:val="28"/>
-        </w:rPr>
-      </w:pPr>
-      <w:r>
-        <w:rPr>
-          <w:rFonts w:ascii="Times New Roman" w:eastAsia="Times New Roman" w:hAnsi="Times New Roman" w:cs="Times New Roman"/>
-          <w:sz w:val="28"/>
-          <w:szCs w:val="28"/>
-        </w:rPr>
-        <w:t>Уровень базы данных</w:t>
-      </w:r>
-    </w:p>
-    <w:p>
-      <w:pPr>
-        <w:pStyle w:val="a5"/>
-        <w:numPr>
-          <w:ilvl w:val="1"/>
-          <w:numId w:val="8"/>
-        </w:numPr>
-        <w:spacing w:after="0" w:line="360" w:lineRule="auto"/>
-        <w:jc w:val="both"/>
-        <w:rPr>
-          <w:rFonts w:ascii="Times New Roman" w:eastAsia="Times New Roman" w:hAnsi="Times New Roman" w:cs="Times New Roman"/>
-          <w:sz w:val="28"/>
-          <w:szCs w:val="28"/>
-        </w:rPr>
-      </w:pPr>
-      <w:r>
-        <w:rPr>
-          <w:rFonts w:ascii="Times New Roman" w:eastAsia="Times New Roman" w:hAnsi="Times New Roman" w:cs="Times New Roman"/>
-          <w:sz w:val="28"/>
-          <w:szCs w:val="28"/>
-        </w:rPr>
-        <w:t>таблицы: рецепты, ингредиенты, цены, меню, список покупок;</w:t>
-      </w:r>
-    </w:p>
-    <w:p>
-      <w:pPr>
-        <w:pStyle w:val="a5"/>
-        <w:numPr>
-          <w:ilvl w:val="1"/>
-          <w:numId w:val="8"/>
-        </w:numPr>
-        <w:spacing w:after="0" w:line="360" w:lineRule="auto"/>
-        <w:jc w:val="both"/>
-        <w:rPr>
-          <w:rFonts w:ascii="Times New Roman" w:eastAsia="Times New Roman" w:hAnsi="Times New Roman" w:cs="Times New Roman"/>
-          <w:sz w:val="28"/>
-          <w:szCs w:val="28"/>
-        </w:rPr>
-      </w:pPr>
-      <w:r>
-        <w:rPr>
-          <w:rFonts w:ascii="Times New Roman" w:eastAsia="Times New Roman" w:hAnsi="Times New Roman" w:cs="Times New Roman"/>
-          <w:sz w:val="28"/>
-          <w:szCs w:val="28"/>
-        </w:rPr>
-        <w:t xml:space="preserve">связи между таблицами (например, </w:t>
-      </w:r>
-      <w:r>
-        <w:rPr>
-          <w:rFonts w:ascii="Times New Roman" w:eastAsia="Times New Roman" w:hAnsi="Times New Roman" w:cs="Times New Roman"/>
-          <w:sz w:val="28"/>
-          <w:szCs w:val="28"/>
-          <w:lang w:val="ru-RU"/>
-        </w:rPr>
-        <w:t>рецепт</w:t>
-      </w:r>
-      <w:r>
-        <w:rPr>
-          <w:rFonts w:ascii="Times New Roman" w:eastAsia="Times New Roman" w:hAnsi="Times New Roman" w:cs="Times New Roman"/>
-          <w:sz w:val="28"/>
-          <w:szCs w:val="28"/>
-        </w:rPr>
-        <w:t xml:space="preserve"> содержит ингредиенты);</w:t>
-      </w:r>
-    </w:p>
-    <w:p>
-      <w:pPr>
-        <w:pStyle w:val="a5"/>
-        <w:numPr>
-          <w:ilvl w:val="1"/>
-          <w:numId w:val="8"/>
-        </w:numPr>
-        <w:spacing w:after="0" w:line="360" w:lineRule="auto"/>
-        <w:jc w:val="both"/>
-        <w:rPr>
-          <w:rFonts w:ascii="Times New Roman" w:eastAsia="Times New Roman" w:hAnsi="Times New Roman" w:cs="Times New Roman"/>
-          <w:sz w:val="28"/>
-          <w:szCs w:val="28"/>
-        </w:rPr>
-      </w:pPr>
-      <w:r>
-        <w:rPr>
-          <w:rFonts w:ascii="Times New Roman" w:eastAsia="Times New Roman" w:hAnsi="Times New Roman" w:cs="Times New Roman"/>
-          <w:sz w:val="28"/>
-          <w:szCs w:val="28"/>
-        </w:rPr>
-        <w:t>данные для расчётов и генерации меню.</w:t>
-      </w:r>
-    </w:p>
-    <w:p>
-      <w:pPr>
-        <w:pStyle w:val="a5"/>
-        <w:numPr>
-          <w:ilvl w:val="0"/>
-          <w:numId w:val="9"/>
-        </w:numPr>
-        <w:spacing w:after="0" w:line="360" w:lineRule="auto"/>
-        <w:jc w:val="both"/>
-        <w:rPr>
-          <w:rFonts w:ascii="Times New Roman" w:eastAsia="Times New Roman" w:hAnsi="Times New Roman" w:cs="Times New Roman"/>
-          <w:sz w:val="28"/>
-          <w:szCs w:val="28"/>
-        </w:rPr>
-      </w:pPr>
-      <w:r>
-        <w:rPr>
-          <w:rFonts w:ascii="Times New Roman" w:eastAsia="Times New Roman" w:hAnsi="Times New Roman" w:cs="Times New Roman"/>
-          <w:sz w:val="28"/>
-          <w:szCs w:val="28"/>
-        </w:rPr>
-        <w:t>Преимущества выбранной архитектуры</w:t>
-      </w:r>
-      <w:r>
-        <w:rPr>
-          <w:rFonts w:ascii="Times New Roman" w:eastAsia="Times New Roman" w:hAnsi="Times New Roman" w:cs="Times New Roman"/>
-          <w:sz w:val="28"/>
-          <w:szCs w:val="28"/>
-        </w:rPr>
-        <w:br/>
-        <w:t>Такая архитектура позволяет:</w:t>
-      </w:r>
-    </w:p>
-    <w:p>
-      <w:pPr>
-        <w:pStyle w:val="a5"/>
-        <w:numPr>
-          <w:ilvl w:val="1"/>
-          <w:numId w:val="10"/>
-        </w:numPr>
-        <w:spacing w:after="0" w:line="360" w:lineRule="auto"/>
-        <w:jc w:val="both"/>
-        <w:rPr>
-          <w:rFonts w:ascii="Times New Roman" w:eastAsia="Times New Roman" w:hAnsi="Times New Roman" w:cs="Times New Roman"/>
-          <w:sz w:val="28"/>
-          <w:szCs w:val="28"/>
-        </w:rPr>
-      </w:pPr>
-      <w:r>
-        <w:rPr>
-          <w:rFonts w:ascii="Times New Roman" w:eastAsia="Times New Roman" w:hAnsi="Times New Roman" w:cs="Times New Roman"/>
-          <w:sz w:val="28"/>
-          <w:szCs w:val="28"/>
-        </w:rPr>
-        <w:t>обеспечить логическое разделение компонентов приложения;</w:t>
-      </w:r>
-    </w:p>
-    <w:p>
-      <w:pPr>
-        <w:pStyle w:val="a5"/>
-        <w:numPr>
-          <w:ilvl w:val="1"/>
-          <w:numId w:val="10"/>
-        </w:numPr>
-        <w:spacing w:after="0" w:line="360" w:lineRule="auto"/>
-        <w:jc w:val="both"/>
-        <w:rPr>
-          <w:rFonts w:ascii="Times New Roman" w:eastAsia="Times New Roman" w:hAnsi="Times New Roman" w:cs="Times New Roman"/>
-          <w:sz w:val="28"/>
-          <w:szCs w:val="28"/>
-        </w:rPr>
-      </w:pPr>
-      <w:r>
-        <w:rPr>
-          <w:rFonts w:ascii="Times New Roman" w:eastAsia="Times New Roman" w:hAnsi="Times New Roman" w:cs="Times New Roman"/>
-          <w:sz w:val="28"/>
-          <w:szCs w:val="28"/>
-        </w:rPr>
-        <w:t>упростить разработку за счёт использования монолитного подхода;</w:t>
-      </w:r>
-    </w:p>
-    <w:p>
-      <w:pPr>
-        <w:pStyle w:val="a5"/>
-        <w:numPr>
-          <w:ilvl w:val="1"/>
-          <w:numId w:val="10"/>
-        </w:numPr>
-        <w:spacing w:after="0" w:line="360" w:lineRule="auto"/>
-        <w:jc w:val="both"/>
-        <w:rPr>
-          <w:rFonts w:ascii="Times New Roman" w:eastAsia="Times New Roman" w:hAnsi="Times New Roman" w:cs="Times New Roman"/>
-          <w:sz w:val="28"/>
-          <w:szCs w:val="28"/>
-        </w:rPr>
-      </w:pPr>
-      <w:r>
-        <w:rPr>
-          <w:rFonts w:ascii="Times New Roman" w:eastAsia="Times New Roman" w:hAnsi="Times New Roman" w:cs="Times New Roman"/>
-          <w:sz w:val="28"/>
-          <w:szCs w:val="28"/>
-        </w:rPr>
-        <w:t>использовать локальную базу данных без необходимости сервера;</w:t>
-      </w:r>
-    </w:p>
-    <w:p>
-      <w:pPr>
-        <w:pStyle w:val="a5"/>
-        <w:numPr>
-          <w:ilvl w:val="1"/>
-          <w:numId w:val="10"/>
-        </w:numPr>
-        <w:spacing w:after="0" w:line="360" w:lineRule="auto"/>
-        <w:jc w:val="both"/>
-        <w:rPr>
-          <w:rFonts w:ascii="Times New Roman" w:eastAsia="Times New Roman" w:hAnsi="Times New Roman" w:cs="Times New Roman"/>
-          <w:sz w:val="28"/>
-          <w:szCs w:val="28"/>
-        </w:rPr>
-      </w:pPr>
-      <w:r>
-        <w:rPr>
-          <w:rFonts w:ascii="Times New Roman" w:eastAsia="Times New Roman" w:hAnsi="Times New Roman" w:cs="Times New Roman"/>
-          <w:sz w:val="28"/>
-          <w:szCs w:val="28"/>
-        </w:rPr>
-        <w:t>легко реализовать основной функционал:</w:t>
-      </w:r>
-    </w:p>
-    <w:p>
-      <w:pPr>
-        <w:pStyle w:val="a5"/>
-        <w:numPr>
-          <w:ilvl w:val="2"/>
-          <w:numId w:val="10"/>
-        </w:numPr>
-        <w:spacing w:after="0" w:line="360" w:lineRule="auto"/>
-        <w:jc w:val="both"/>
-        <w:rPr>
-          <w:rFonts w:ascii="Times New Roman" w:eastAsia="Times New Roman" w:hAnsi="Times New Roman" w:cs="Times New Roman"/>
-          <w:sz w:val="28"/>
-          <w:szCs w:val="28"/>
-        </w:rPr>
-      </w:pPr>
-      <w:r>
-        <w:rPr>
-          <w:rFonts w:ascii="Times New Roman" w:eastAsia="Times New Roman" w:hAnsi="Times New Roman" w:cs="Times New Roman"/>
-          <w:sz w:val="28"/>
-          <w:szCs w:val="28"/>
-        </w:rPr>
-        <w:lastRenderedPageBreak/>
-        <w:t>генерацию меню;</w:t>
-      </w:r>
-    </w:p>
-    <w:p>
-      <w:pPr>
-        <w:pStyle w:val="a5"/>
-        <w:numPr>
-          <w:ilvl w:val="2"/>
-          <w:numId w:val="10"/>
-        </w:numPr>
-        <w:spacing w:after="0" w:line="360" w:lineRule="auto"/>
-        <w:jc w:val="both"/>
-        <w:rPr>
-          <w:rFonts w:ascii="Times New Roman" w:eastAsia="Times New Roman" w:hAnsi="Times New Roman" w:cs="Times New Roman"/>
-          <w:sz w:val="28"/>
-          <w:szCs w:val="28"/>
-        </w:rPr>
-      </w:pPr>
-      <w:r>
-        <w:rPr>
-          <w:rFonts w:ascii="Times New Roman" w:eastAsia="Times New Roman" w:hAnsi="Times New Roman" w:cs="Times New Roman"/>
-          <w:sz w:val="28"/>
-          <w:szCs w:val="28"/>
-        </w:rPr>
-        <w:t>расчёт стоимости;</w:t>
-      </w:r>
-    </w:p>
-    <w:p>
-      <w:pPr>
-        <w:pStyle w:val="a5"/>
-        <w:numPr>
-          <w:ilvl w:val="2"/>
-          <w:numId w:val="10"/>
-        </w:numPr>
-        <w:spacing w:after="0" w:line="360" w:lineRule="auto"/>
-        <w:jc w:val="both"/>
-        <w:rPr>
-          <w:rFonts w:ascii="Times New Roman" w:eastAsia="Times New Roman" w:hAnsi="Times New Roman" w:cs="Times New Roman"/>
-          <w:sz w:val="28"/>
-          <w:szCs w:val="28"/>
-        </w:rPr>
-      </w:pPr>
-      <w:r>
-        <w:rPr>
-          <w:rFonts w:ascii="Times New Roman" w:eastAsia="Times New Roman" w:hAnsi="Times New Roman" w:cs="Times New Roman"/>
-          <w:sz w:val="28"/>
-          <w:szCs w:val="28"/>
-        </w:rPr>
-        <w:t>расчёт КБЖУ;</w:t>
-      </w:r>
-    </w:p>
-    <w:p>
-      <w:pPr>
-        <w:pStyle w:val="a5"/>
-        <w:numPr>
-          <w:ilvl w:val="2"/>
-          <w:numId w:val="10"/>
-        </w:numPr>
-        <w:spacing w:after="0" w:line="360" w:lineRule="auto"/>
-        <w:jc w:val="both"/>
-        <w:rPr>
-          <w:rFonts w:ascii="Times New Roman" w:eastAsia="Times New Roman" w:hAnsi="Times New Roman" w:cs="Times New Roman"/>
-          <w:sz w:val="28"/>
-          <w:szCs w:val="28"/>
-        </w:rPr>
-      </w:pPr>
-      <w:r>
-        <w:rPr>
-          <w:rFonts w:ascii="Times New Roman" w:eastAsia="Times New Roman" w:hAnsi="Times New Roman" w:cs="Times New Roman"/>
-          <w:sz w:val="28"/>
-          <w:szCs w:val="28"/>
-        </w:rPr>
-        <w:t>формирование списка покупок</w:t>
-      </w:r>
-    </w:p>
-    <w:p>
-      <w:pPr>
-        <w:pStyle w:val="a5"/>
-        <w:spacing w:after="0" w:line="360" w:lineRule="auto"/>
-        <w:ind w:left="2869"/>
-        <w:jc w:val="both"/>
-        <w:rPr>
-          <w:rFonts w:ascii="Times New Roman" w:eastAsia="Times New Roman" w:hAnsi="Times New Roman" w:cs="Times New Roman"/>
-          <w:sz w:val="28"/>
-          <w:szCs w:val="28"/>
-        </w:rPr>
-      </w:pPr>
+          <w:lang w:val="ru-RU"/>
+        </w:rPr>
+      </w:pPr>
+      <w:r>
+        <w:rPr>
+          <w:rFonts w:ascii="Times New Roman" w:eastAsia="Times New Roman" w:hAnsi="Times New Roman" w:cs="Times New Roman"/>
+          <w:sz w:val="28"/>
+          <w:szCs w:val="28"/>
+          <w:lang w:val="ru-RU"/>
+        </w:rPr>
+        <w:t>хранение пользовательских данных.</w:t>
+      </w:r>
     </w:p>
     <w:p>
       <w:pPr>
@@ -1349,50 +1887,9 @@
           <w:color w:val="000000"/>
           <w:sz w:val="28"/>
           <w:szCs w:val="28"/>
-          <w:lang w:val="ru-RU"/>
-        </w:rPr>
-        <w:t>Выбранная архитектура (многослойное монолитное приложение) является оптимальной для реализации настольного приложения «Планировщик меню», так как обеспечивает баланс между простотой разработки, функциональностью и возможностью дальнейшего расширения системы.</w:t>
-      </w:r>
-    </w:p>
-    <w:p>
-      <w:pPr>
-        <w:spacing w:after="0" w:line="360" w:lineRule="auto"/>
-        <w:ind w:firstLine="709"/>
-        <w:jc w:val="both"/>
-        <w:rPr>
-          <w:rFonts w:ascii="Times New Roman" w:eastAsia="Times New Roman" w:hAnsi="Times New Roman" w:cs="Times New Roman"/>
-          <w:color w:val="000000"/>
-          <w:sz w:val="28"/>
-          <w:szCs w:val="28"/>
-          <w:lang w:val="ru-RU"/>
-        </w:rPr>
-      </w:pPr>
-    </w:p>
-    <w:p>
-      <w:pPr>
-        <w:spacing w:after="0" w:line="360" w:lineRule="auto"/>
-        <w:ind w:left="709" w:firstLine="709"/>
-        <w:jc w:val="both"/>
-        <w:rPr>
-          <w:rFonts w:ascii="Times New Roman" w:eastAsia="Times New Roman" w:hAnsi="Times New Roman" w:cs="Times New Roman"/>
-          <w:color w:val="000000"/>
-          <w:sz w:val="28"/>
-          <w:szCs w:val="28"/>
-        </w:rPr>
-      </w:pPr>
-    </w:p>
-    <w:p>
-      <w:pPr>
-        <w:spacing w:after="0" w:line="360" w:lineRule="auto"/>
-        <w:ind w:firstLine="709"/>
-        <w:jc w:val="both"/>
-        <w:rPr>
-          <w:rFonts w:ascii="Times New Roman" w:eastAsia="Times New Roman" w:hAnsi="Times New Roman" w:cs="Times New Roman"/>
-          <w:sz w:val="28"/>
-          <w:szCs w:val="28"/>
-          <w:lang w:val="ru-RU"/>
-        </w:rPr>
-      </w:pPr>
+        </w:rPr>
+        <w:t>Выбранная архитектура (многослойное монолитное приложение) является оптимальной для реализации приложения «Планировщик меню», так как обеспечивает баланс между простотой разработки, производительностью, функциональностью и возможностью дальнейшего расширения системы.</w:t>
+      </w:r>
     </w:p>
     <w:sectPr>
       <w:pgSz w:w="11906" w:h="16838"/>
@@ -1570,6 +2067,494 @@
     </w:lvl>
   </w:abstractNum>
   <w:abstractNum w:abstractNumId="1" w15:restartNumberingAfterBreak="0">
+    <w:nsid w:val="01345396"/>
+    <w:multiLevelType w:val="multilevel"/>
+    <w:tmpl w:val="C0AE7F2A"/>
+    <w:lvl w:ilvl="0">
+      <w:start w:val="1"/>
+      <w:numFmt w:val="bullet"/>
+      <w:lvlText w:val=""/>
+      <w:lvlJc w:val="left"/>
+      <w:pPr>
+        <w:tabs>
+          <w:tab w:val="num" w:pos="720"/>
+        </w:tabs>
+        <w:ind w:left="720" w:hanging="360"/>
+      </w:pPr>
+      <w:rPr>
+        <w:rFonts w:ascii="Symbol" w:hAnsi="Symbol" w:hint="default"/>
+        <w:sz w:val="20"/>
+      </w:rPr>
+    </w:lvl>
+    <w:lvl w:ilvl="1" w:tentative="1">
+      <w:start w:val="1"/>
+      <w:numFmt w:val="bullet"/>
+      <w:lvlText w:val="o"/>
+      <w:lvlJc w:val="left"/>
+      <w:pPr>
+        <w:tabs>
+          <w:tab w:val="num" w:pos="1440"/>
+        </w:tabs>
+        <w:ind w:left="1440" w:hanging="360"/>
+      </w:pPr>
+      <w:rPr>
+        <w:rFonts w:ascii="Courier New" w:hAnsi="Courier New" w:hint="default"/>
+        <w:sz w:val="20"/>
+      </w:rPr>
+    </w:lvl>
+    <w:lvl w:ilvl="2" w:tentative="1">
+      <w:start w:val="1"/>
+      <w:numFmt w:val="bullet"/>
+      <w:lvlText w:val=""/>
+      <w:lvlJc w:val="left"/>
+      <w:pPr>
+        <w:tabs>
+          <w:tab w:val="num" w:pos="2160"/>
+        </w:tabs>
+        <w:ind w:left="2160" w:hanging="360"/>
+      </w:pPr>
+      <w:rPr>
+        <w:rFonts w:ascii="Wingdings" w:hAnsi="Wingdings" w:hint="default"/>
+        <w:sz w:val="20"/>
+      </w:rPr>
+    </w:lvl>
+    <w:lvl w:ilvl="3" w:tentative="1">
+      <w:start w:val="1"/>
+      <w:numFmt w:val="bullet"/>
+      <w:lvlText w:val=""/>
+      <w:lvlJc w:val="left"/>
+      <w:pPr>
+        <w:tabs>
+          <w:tab w:val="num" w:pos="2880"/>
+        </w:tabs>
+        <w:ind w:left="2880" w:hanging="360"/>
+      </w:pPr>
+      <w:rPr>
+        <w:rFonts w:ascii="Wingdings" w:hAnsi="Wingdings" w:hint="default"/>
+        <w:sz w:val="20"/>
+      </w:rPr>
+    </w:lvl>
+    <w:lvl w:ilvl="4" w:tentative="1">
+      <w:start w:val="1"/>
+      <w:numFmt w:val="bullet"/>
+      <w:lvlText w:val=""/>
+      <w:lvlJc w:val="left"/>
+      <w:pPr>
+        <w:tabs>
+          <w:tab w:val="num" w:pos="3600"/>
+        </w:tabs>
+        <w:ind w:left="3600" w:hanging="360"/>
+      </w:pPr>
+      <w:rPr>
+        <w:rFonts w:ascii="Wingdings" w:hAnsi="Wingdings" w:hint="default"/>
+        <w:sz w:val="20"/>
+      </w:rPr>
+    </w:lvl>
+    <w:lvl w:ilvl="5" w:tentative="1">
+      <w:start w:val="1"/>
+      <w:numFmt w:val="bullet"/>
+      <w:lvlText w:val=""/>
+      <w:lvlJc w:val="left"/>
+      <w:pPr>
+        <w:tabs>
+          <w:tab w:val="num" w:pos="4320"/>
+        </w:tabs>
+        <w:ind w:left="4320" w:hanging="360"/>
+      </w:pPr>
+      <w:rPr>
+        <w:rFonts w:ascii="Wingdings" w:hAnsi="Wingdings" w:hint="default"/>
+        <w:sz w:val="20"/>
+      </w:rPr>
+    </w:lvl>
+    <w:lvl w:ilvl="6" w:tentative="1">
+      <w:start w:val="1"/>
+      <w:numFmt w:val="bullet"/>
+      <w:lvlText w:val=""/>
+      <w:lvlJc w:val="left"/>
+      <w:pPr>
+        <w:tabs>
+          <w:tab w:val="num" w:pos="5040"/>
+        </w:tabs>
+        <w:ind w:left="5040" w:hanging="360"/>
+      </w:pPr>
+      <w:rPr>
+        <w:rFonts w:ascii="Wingdings" w:hAnsi="Wingdings" w:hint="default"/>
+        <w:sz w:val="20"/>
+      </w:rPr>
+    </w:lvl>
+    <w:lvl w:ilvl="7" w:tentative="1">
+      <w:start w:val="1"/>
+      <w:numFmt w:val="bullet"/>
+      <w:lvlText w:val=""/>
+      <w:lvlJc w:val="left"/>
+      <w:pPr>
+        <w:tabs>
+          <w:tab w:val="num" w:pos="5760"/>
+        </w:tabs>
+        <w:ind w:left="5760" w:hanging="360"/>
+      </w:pPr>
+      <w:rPr>
+        <w:rFonts w:ascii="Wingdings" w:hAnsi="Wingdings" w:hint="default"/>
+        <w:sz w:val="20"/>
+      </w:rPr>
+    </w:lvl>
+    <w:lvl w:ilvl="8" w:tentative="1">
+      <w:start w:val="1"/>
+      <w:numFmt w:val="bullet"/>
+      <w:lvlText w:val=""/>
+      <w:lvlJc w:val="left"/>
+      <w:pPr>
+        <w:tabs>
+          <w:tab w:val="num" w:pos="6480"/>
+        </w:tabs>
+        <w:ind w:left="6480" w:hanging="360"/>
+      </w:pPr>
+      <w:rPr>
+        <w:rFonts w:ascii="Wingdings" w:hAnsi="Wingdings" w:hint="default"/>
+        <w:sz w:val="20"/>
+      </w:rPr>
+    </w:lvl>
+  </w:abstractNum>
+  <w:abstractNum w:abstractNumId="2" w15:restartNumberingAfterBreak="0">
+    <w:nsid w:val="014F6606"/>
+    <w:multiLevelType w:val="hybridMultilevel"/>
+    <w:tmpl w:val="5F2C8506"/>
+    <w:lvl w:ilvl="0" w:tplc="04190001">
+      <w:start w:val="1"/>
+      <w:numFmt w:val="bullet"/>
+      <w:lvlText w:val=""/>
+      <w:lvlJc w:val="left"/>
+      <w:pPr>
+        <w:ind w:left="1429" w:hanging="360"/>
+      </w:pPr>
+      <w:rPr>
+        <w:rFonts w:ascii="Symbol" w:hAnsi="Symbol" w:hint="default"/>
+      </w:rPr>
+    </w:lvl>
+    <w:lvl w:ilvl="1" w:tplc="04190003" w:tentative="1">
+      <w:start w:val="1"/>
+      <w:numFmt w:val="bullet"/>
+      <w:lvlText w:val="o"/>
+      <w:lvlJc w:val="left"/>
+      <w:pPr>
+        <w:ind w:left="2149" w:hanging="360"/>
+      </w:pPr>
+      <w:rPr>
+        <w:rFonts w:ascii="Courier New" w:hAnsi="Courier New" w:cs="Courier New" w:hint="default"/>
+      </w:rPr>
+    </w:lvl>
+    <w:lvl w:ilvl="2" w:tplc="04190005" w:tentative="1">
+      <w:start w:val="1"/>
+      <w:numFmt w:val="bullet"/>
+      <w:lvlText w:val=""/>
+      <w:lvlJc w:val="left"/>
+      <w:pPr>
+        <w:ind w:left="2869" w:hanging="360"/>
+      </w:pPr>
+      <w:rPr>
+        <w:rFonts w:ascii="Wingdings" w:hAnsi="Wingdings" w:hint="default"/>
+      </w:rPr>
+    </w:lvl>
+    <w:lvl w:ilvl="3" w:tplc="04190001" w:tentative="1">
+      <w:start w:val="1"/>
+      <w:numFmt w:val="bullet"/>
+      <w:lvlText w:val=""/>
+      <w:lvlJc w:val="left"/>
+      <w:pPr>
+        <w:ind w:left="3589" w:hanging="360"/>
+      </w:pPr>
+      <w:rPr>
+        <w:rFonts w:ascii="Symbol" w:hAnsi="Symbol" w:hint="default"/>
+      </w:rPr>
+    </w:lvl>
+    <w:lvl w:ilvl="4" w:tplc="04190003" w:tentative="1">
+      <w:start w:val="1"/>
+      <w:numFmt w:val="bullet"/>
+      <w:lvlText w:val="o"/>
+      <w:lvlJc w:val="left"/>
+      <w:pPr>
+        <w:ind w:left="4309" w:hanging="360"/>
+      </w:pPr>
+      <w:rPr>
+        <w:rFonts w:ascii="Courier New" w:hAnsi="Courier New" w:cs="Courier New" w:hint="default"/>
+      </w:rPr>
+    </w:lvl>
+    <w:lvl w:ilvl="5" w:tplc="04190005" w:tentative="1">
+      <w:start w:val="1"/>
+      <w:numFmt w:val="bullet"/>
+      <w:lvlText w:val=""/>
+      <w:lvlJc w:val="left"/>
+      <w:pPr>
+        <w:ind w:left="5029" w:hanging="360"/>
+      </w:pPr>
+      <w:rPr>
+        <w:rFonts w:ascii="Wingdings" w:hAnsi="Wingdings" w:hint="default"/>
+      </w:rPr>
+    </w:lvl>
+    <w:lvl w:ilvl="6" w:tplc="04190001" w:tentative="1">
+      <w:start w:val="1"/>
+      <w:numFmt w:val="bullet"/>
+      <w:lvlText w:val=""/>
+      <w:lvlJc w:val="left"/>
+      <w:pPr>
+        <w:ind w:left="5749" w:hanging="360"/>
+      </w:pPr>
+      <w:rPr>
+        <w:rFonts w:ascii="Symbol" w:hAnsi="Symbol" w:hint="default"/>
+      </w:rPr>
+    </w:lvl>
+    <w:lvl w:ilvl="7" w:tplc="04190003" w:tentative="1">
+      <w:start w:val="1"/>
+      <w:numFmt w:val="bullet"/>
+      <w:lvlText w:val="o"/>
+      <w:lvlJc w:val="left"/>
+      <w:pPr>
+        <w:ind w:left="6469" w:hanging="360"/>
+      </w:pPr>
+      <w:rPr>
+        <w:rFonts w:ascii="Courier New" w:hAnsi="Courier New" w:cs="Courier New" w:hint="default"/>
+      </w:rPr>
+    </w:lvl>
+    <w:lvl w:ilvl="8" w:tplc="04190005" w:tentative="1">
+      <w:start w:val="1"/>
+      <w:numFmt w:val="bullet"/>
+      <w:lvlText w:val=""/>
+      <w:lvlJc w:val="left"/>
+      <w:pPr>
+        <w:ind w:left="7189" w:hanging="360"/>
+      </w:pPr>
+      <w:rPr>
+        <w:rFonts w:ascii="Wingdings" w:hAnsi="Wingdings" w:hint="default"/>
+      </w:rPr>
+    </w:lvl>
+  </w:abstractNum>
+  <w:abstractNum w:abstractNumId="3" w15:restartNumberingAfterBreak="0">
+    <w:nsid w:val="042950CD"/>
+    <w:multiLevelType w:val="hybridMultilevel"/>
+    <w:tmpl w:val="376A4CF4"/>
+    <w:lvl w:ilvl="0" w:tplc="04190001">
+      <w:start w:val="1"/>
+      <w:numFmt w:val="bullet"/>
+      <w:lvlText w:val=""/>
+      <w:lvlJc w:val="left"/>
+      <w:pPr>
+        <w:ind w:left="1429" w:hanging="360"/>
+      </w:pPr>
+      <w:rPr>
+        <w:rFonts w:ascii="Symbol" w:hAnsi="Symbol" w:hint="default"/>
+      </w:rPr>
+    </w:lvl>
+    <w:lvl w:ilvl="1" w:tplc="04190003" w:tentative="1">
+      <w:start w:val="1"/>
+      <w:numFmt w:val="bullet"/>
+      <w:lvlText w:val="o"/>
+      <w:lvlJc w:val="left"/>
+      <w:pPr>
+        <w:ind w:left="2149" w:hanging="360"/>
+      </w:pPr>
+      <w:rPr>
+        <w:rFonts w:ascii="Courier New" w:hAnsi="Courier New" w:cs="Courier New" w:hint="default"/>
+      </w:rPr>
+    </w:lvl>
+    <w:lvl w:ilvl="2" w:tplc="04190005" w:tentative="1">
+      <w:start w:val="1"/>
+      <w:numFmt w:val="bullet"/>
+      <w:lvlText w:val=""/>
+      <w:lvlJc w:val="left"/>
+      <w:pPr>
+        <w:ind w:left="2869" w:hanging="360"/>
+      </w:pPr>
+      <w:rPr>
+        <w:rFonts w:ascii="Wingdings" w:hAnsi="Wingdings" w:hint="default"/>
+      </w:rPr>
+    </w:lvl>
+    <w:lvl w:ilvl="3" w:tplc="04190001" w:tentative="1">
+      <w:start w:val="1"/>
+      <w:numFmt w:val="bullet"/>
+      <w:lvlText w:val=""/>
+      <w:lvlJc w:val="left"/>
+      <w:pPr>
+        <w:ind w:left="3589" w:hanging="360"/>
+      </w:pPr>
+      <w:rPr>
+        <w:rFonts w:ascii="Symbol" w:hAnsi="Symbol" w:hint="default"/>
+      </w:rPr>
+    </w:lvl>
+    <w:lvl w:ilvl="4" w:tplc="04190003" w:tentative="1">
+      <w:start w:val="1"/>
+      <w:numFmt w:val="bullet"/>
+      <w:lvlText w:val="o"/>
+      <w:lvlJc w:val="left"/>
+      <w:pPr>
+        <w:ind w:left="4309" w:hanging="360"/>
+      </w:pPr>
+      <w:rPr>
+        <w:rFonts w:ascii="Courier New" w:hAnsi="Courier New" w:cs="Courier New" w:hint="default"/>
+      </w:rPr>
+    </w:lvl>
+    <w:lvl w:ilvl="5" w:tplc="04190005" w:tentative="1">
+      <w:start w:val="1"/>
+      <w:numFmt w:val="bullet"/>
+      <w:lvlText w:val=""/>
+      <w:lvlJc w:val="left"/>
+      <w:pPr>
+        <w:ind w:left="5029" w:hanging="360"/>
+      </w:pPr>
+      <w:rPr>
+        <w:rFonts w:ascii="Wingdings" w:hAnsi="Wingdings" w:hint="default"/>
+      </w:rPr>
+    </w:lvl>
+    <w:lvl w:ilvl="6" w:tplc="04190001" w:tentative="1">
+      <w:start w:val="1"/>
+      <w:numFmt w:val="bullet"/>
+      <w:lvlText w:val=""/>
+      <w:lvlJc w:val="left"/>
+      <w:pPr>
+        <w:ind w:left="5749" w:hanging="360"/>
+      </w:pPr>
+      <w:rPr>
+        <w:rFonts w:ascii="Symbol" w:hAnsi="Symbol" w:hint="default"/>
+      </w:rPr>
+    </w:lvl>
+    <w:lvl w:ilvl="7" w:tplc="04190003" w:tentative="1">
+      <w:start w:val="1"/>
+      <w:numFmt w:val="bullet"/>
+      <w:lvlText w:val="o"/>
+      <w:lvlJc w:val="left"/>
+      <w:pPr>
+        <w:ind w:left="6469" w:hanging="360"/>
+      </w:pPr>
+      <w:rPr>
+        <w:rFonts w:ascii="Courier New" w:hAnsi="Courier New" w:cs="Courier New" w:hint="default"/>
+      </w:rPr>
+    </w:lvl>
+    <w:lvl w:ilvl="8" w:tplc="04190005" w:tentative="1">
+      <w:start w:val="1"/>
+      <w:numFmt w:val="bullet"/>
+      <w:lvlText w:val=""/>
+      <w:lvlJc w:val="left"/>
+      <w:pPr>
+        <w:ind w:left="7189" w:hanging="360"/>
+      </w:pPr>
+      <w:rPr>
+        <w:rFonts w:ascii="Wingdings" w:hAnsi="Wingdings" w:hint="default"/>
+      </w:rPr>
+    </w:lvl>
+  </w:abstractNum>
+  <w:abstractNum w:abstractNumId="4" w15:restartNumberingAfterBreak="0">
+    <w:nsid w:val="080A167D"/>
+    <w:multiLevelType w:val="hybridMultilevel"/>
+    <w:tmpl w:val="FD36B0B8"/>
+    <w:lvl w:ilvl="0" w:tplc="04190001">
+      <w:start w:val="1"/>
+      <w:numFmt w:val="bullet"/>
+      <w:lvlText w:val=""/>
+      <w:lvlJc w:val="left"/>
+      <w:pPr>
+        <w:ind w:left="1429" w:hanging="360"/>
+      </w:pPr>
+      <w:rPr>
+        <w:rFonts w:ascii="Symbol" w:hAnsi="Symbol" w:hint="default"/>
+      </w:rPr>
+    </w:lvl>
+    <w:lvl w:ilvl="1" w:tplc="04190003" w:tentative="1">
+      <w:start w:val="1"/>
+      <w:numFmt w:val="bullet"/>
+      <w:lvlText w:val="o"/>
+      <w:lvlJc w:val="left"/>
+      <w:pPr>
+        <w:ind w:left="2149" w:hanging="360"/>
+      </w:pPr>
+      <w:rPr>
+        <w:rFonts w:ascii="Courier New" w:hAnsi="Courier New" w:cs="Courier New" w:hint="default"/>
+      </w:rPr>
+    </w:lvl>
+    <w:lvl w:ilvl="2" w:tplc="04190005" w:tentative="1">
+      <w:start w:val="1"/>
+      <w:numFmt w:val="bullet"/>
+      <w:lvlText w:val=""/>
+      <w:lvlJc w:val="left"/>
+      <w:pPr>
+        <w:ind w:left="2869" w:hanging="360"/>
+      </w:pPr>
+      <w:rPr>
+        <w:rFonts w:ascii="Wingdings" w:hAnsi="Wingdings" w:hint="default"/>
+      </w:rPr>
+    </w:lvl>
+    <w:lvl w:ilvl="3" w:tplc="04190001" w:tentative="1">
+      <w:start w:val="1"/>
+      <w:numFmt w:val="bullet"/>
+      <w:lvlText w:val=""/>
+      <w:lvlJc w:val="left"/>
+      <w:pPr>
+        <w:ind w:left="3589" w:hanging="360"/>
+      </w:pPr>
+      <w:rPr>
+        <w:rFonts w:ascii="Symbol" w:hAnsi="Symbol" w:hint="default"/>
+      </w:rPr>
+    </w:lvl>
+    <w:lvl w:ilvl="4" w:tplc="04190003" w:tentative="1">
+      <w:start w:val="1"/>
+      <w:numFmt w:val="bullet"/>
+      <w:lvlText w:val="o"/>
+      <w:lvlJc w:val="left"/>
+      <w:pPr>
+        <w:ind w:left="4309" w:hanging="360"/>
+      </w:pPr>
+      <w:rPr>
+        <w:rFonts w:ascii="Courier New" w:hAnsi="Courier New" w:cs="Courier New" w:hint="default"/>
+      </w:rPr>
+    </w:lvl>
+    <w:lvl w:ilvl="5" w:tplc="04190005" w:tentative="1">
+      <w:start w:val="1"/>
+      <w:numFmt w:val="bullet"/>
+      <w:lvlText w:val=""/>
+      <w:lvlJc w:val="left"/>
+      <w:pPr>
+        <w:ind w:left="5029" w:hanging="360"/>
+      </w:pPr>
+      <w:rPr>
+        <w:rFonts w:ascii="Wingdings" w:hAnsi="Wingdings" w:hint="default"/>
+      </w:rPr>
+    </w:lvl>
+    <w:lvl w:ilvl="6" w:tplc="04190001" w:tentative="1">
+      <w:start w:val="1"/>
+      <w:numFmt w:val="bullet"/>
+      <w:lvlText w:val=""/>
+      <w:lvlJc w:val="left"/>
+      <w:pPr>
+        <w:ind w:left="5749" w:hanging="360"/>
+      </w:pPr>
+      <w:rPr>
+        <w:rFonts w:ascii="Symbol" w:hAnsi="Symbol" w:hint="default"/>
+      </w:rPr>
+    </w:lvl>
+    <w:lvl w:ilvl="7" w:tplc="04190003" w:tentative="1">
+      <w:start w:val="1"/>
+      <w:numFmt w:val="bullet"/>
+      <w:lvlText w:val="o"/>
+      <w:lvlJc w:val="left"/>
+      <w:pPr>
+        <w:ind w:left="6469" w:hanging="360"/>
+      </w:pPr>
+      <w:rPr>
+        <w:rFonts w:ascii="Courier New" w:hAnsi="Courier New" w:cs="Courier New" w:hint="default"/>
+      </w:rPr>
+    </w:lvl>
+    <w:lvl w:ilvl="8" w:tplc="04190005" w:tentative="1">
+      <w:start w:val="1"/>
+      <w:numFmt w:val="bullet"/>
+      <w:lvlText w:val=""/>
+      <w:lvlJc w:val="left"/>
+      <w:pPr>
+        <w:ind w:left="7189" w:hanging="360"/>
+      </w:pPr>
+      <w:rPr>
+        <w:rFonts w:ascii="Wingdings" w:hAnsi="Wingdings" w:hint="default"/>
+      </w:rPr>
+    </w:lvl>
+  </w:abstractNum>
+  <w:abstractNum w:abstractNumId="5" w15:restartNumberingAfterBreak="0">
     <w:nsid w:val="0FA96A92"/>
     <w:multiLevelType w:val="multilevel"/>
     <w:tmpl w:val="17BCD008"/>
@@ -1682,7 +2667,156 @@
       </w:rPr>
     </w:lvl>
   </w:abstractNum>
-  <w:abstractNum w:abstractNumId="2" w15:restartNumberingAfterBreak="0">
+  <w:abstractNum w:abstractNumId="6" w15:restartNumberingAfterBreak="0">
+    <w:nsid w:val="104147CB"/>
+    <w:multiLevelType w:val="multilevel"/>
+    <w:tmpl w:val="0BAAED60"/>
+    <w:lvl w:ilvl="0">
+      <w:start w:val="1"/>
+      <w:numFmt w:val="bullet"/>
+      <w:lvlText w:val=""/>
+      <w:lvlJc w:val="left"/>
+      <w:pPr>
+        <w:tabs>
+          <w:tab w:val="num" w:pos="720"/>
+        </w:tabs>
+        <w:ind w:left="720" w:hanging="360"/>
+      </w:pPr>
+      <w:rPr>
+        <w:rFonts w:ascii="Symbol" w:hAnsi="Symbol" w:hint="default"/>
+        <w:sz w:val="20"/>
+      </w:rPr>
+    </w:lvl>
+    <w:lvl w:ilvl="1">
+      <w:start w:val="1"/>
+      <w:numFmt w:val="bullet"/>
+      <w:lvlText w:val="o"/>
+      <w:lvlJc w:val="left"/>
+      <w:pPr>
+        <w:tabs>
+          <w:tab w:val="num" w:pos="1440"/>
+        </w:tabs>
+        <w:ind w:left="1440" w:hanging="360"/>
+      </w:pPr>
+      <w:rPr>
+        <w:rFonts w:ascii="Courier New" w:hAnsi="Courier New" w:hint="default"/>
+        <w:sz w:val="20"/>
+      </w:rPr>
+    </w:lvl>
+    <w:lvl w:ilvl="2" w:tentative="1">
+      <w:start w:val="1"/>
+      <w:numFmt w:val="bullet"/>
+      <w:lvlText w:val=""/>
+      <w:lvlJc w:val="left"/>
+      <w:pPr>
+        <w:tabs>
+          <w:tab w:val="num" w:pos="2160"/>
+        </w:tabs>
+        <w:ind w:left="2160" w:hanging="360"/>
+      </w:pPr>
+      <w:rPr>
+        <w:rFonts w:ascii="Wingdings" w:hAnsi="Wingdings" w:hint="default"/>
+        <w:sz w:val="20"/>
+      </w:rPr>
+    </w:lvl>
+    <w:lvl w:ilvl="3" w:tentative="1">
+      <w:start w:val="1"/>
+      <w:numFmt w:val="bullet"/>
+      <w:lvlText w:val=""/>
+      <w:lvlJc w:val="left"/>
+      <w:pPr>
+        <w:tabs>
+          <w:tab w:val="num" w:pos="2880"/>
+        </w:tabs>
+        <w:ind w:left="2880" w:hanging="360"/>
+      </w:pPr>
+      <w:rPr>
+        <w:rFonts w:ascii="Wingdings" w:hAnsi="Wingdings" w:hint="default"/>
+        <w:sz w:val="20"/>
+      </w:rPr>
+    </w:lvl>
+    <w:lvl w:ilvl="4" w:tentative="1">
+      <w:start w:val="1"/>
+      <w:numFmt w:val="bullet"/>
+      <w:lvlText w:val=""/>
+      <w:lvlJc w:val="left"/>
+      <w:pPr>
+        <w:tabs>
+          <w:tab w:val="num" w:pos="3600"/>
+        </w:tabs>
+        <w:ind w:left="3600" w:hanging="360"/>
+      </w:pPr>
+      <w:rPr>
+        <w:rFonts w:ascii="Wingdings" w:hAnsi="Wingdings" w:hint="default"/>
+        <w:sz w:val="20"/>
+      </w:rPr>
+    </w:lvl>
+    <w:lvl w:ilvl="5" w:tentative="1">
+      <w:start w:val="1"/>
+      <w:numFmt w:val="bullet"/>
+      <w:lvlText w:val=""/>
+      <w:lvlJc w:val="left"/>
+      <w:pPr>
+        <w:tabs>
+          <w:tab w:val="num" w:pos="4320"/>
+        </w:tabs>
+        <w:ind w:left="4320" w:hanging="360"/>
+      </w:pPr>
+      <w:rPr>
+        <w:rFonts w:ascii="Wingdings" w:hAnsi="Wingdings" w:hint="default"/>
+        <w:sz w:val="20"/>
+      </w:rPr>
+    </w:lvl>
+    <w:lvl w:ilvl="6" w:tentative="1">
+      <w:start w:val="1"/>
+      <w:numFmt w:val="bullet"/>
+      <w:lvlText w:val=""/>
+      <w:lvlJc w:val="left"/>
+      <w:pPr>
+        <w:tabs>
+          <w:tab w:val="num" w:pos="5040"/>
+        </w:tabs>
+        <w:ind w:left="5040" w:hanging="360"/>
+      </w:pPr>
+      <w:rPr>
+        <w:rFonts w:ascii="Wingdings" w:hAnsi="Wingdings" w:hint="default"/>
+        <w:sz w:val="20"/>
+      </w:rPr>
+    </w:lvl>
+    <w:lvl w:ilvl="7" w:tentative="1">
+      <w:start w:val="1"/>
+      <w:numFmt w:val="bullet"/>
+      <w:lvlText w:val=""/>
+      <w:lvlJc w:val="left"/>
+      <w:pPr>
+        <w:tabs>
+          <w:tab w:val="num" w:pos="5760"/>
+        </w:tabs>
+        <w:ind w:left="5760" w:hanging="360"/>
+      </w:pPr>
+      <w:rPr>
+        <w:rFonts w:ascii="Wingdings" w:hAnsi="Wingdings" w:hint="default"/>
+        <w:sz w:val="20"/>
+      </w:rPr>
+    </w:lvl>
+    <w:lvl w:ilvl="8" w:tentative="1">
+      <w:start w:val="1"/>
+      <w:numFmt w:val="bullet"/>
+      <w:lvlText w:val=""/>
+      <w:lvlJc w:val="left"/>
+      <w:pPr>
+        <w:tabs>
+          <w:tab w:val="num" w:pos="6480"/>
+        </w:tabs>
+        <w:ind w:left="6480" w:hanging="360"/>
+      </w:pPr>
+      <w:rPr>
+        <w:rFonts w:ascii="Wingdings" w:hAnsi="Wingdings" w:hint="default"/>
+        <w:sz w:val="20"/>
+      </w:rPr>
+    </w:lvl>
+  </w:abstractNum>
+  <w:abstractNum w:abstractNumId="7" w15:restartNumberingAfterBreak="0">
     <w:nsid w:val="142865DB"/>
     <w:multiLevelType w:val="multilevel"/>
     <w:tmpl w:val="E84A05FA"/>
@@ -1795,7 +2929,156 @@
       </w:rPr>
     </w:lvl>
   </w:abstractNum>
-  <w:abstractNum w:abstractNumId="3" w15:restartNumberingAfterBreak="0">
+  <w:abstractNum w:abstractNumId="8" w15:restartNumberingAfterBreak="0">
+    <w:nsid w:val="15F50D85"/>
+    <w:multiLevelType w:val="multilevel"/>
+    <w:tmpl w:val="B67ADF96"/>
+    <w:lvl w:ilvl="0">
+      <w:start w:val="1"/>
+      <w:numFmt w:val="bullet"/>
+      <w:lvlText w:val=""/>
+      <w:lvlJc w:val="left"/>
+      <w:pPr>
+        <w:tabs>
+          <w:tab w:val="num" w:pos="720"/>
+        </w:tabs>
+        <w:ind w:left="720" w:hanging="360"/>
+      </w:pPr>
+      <w:rPr>
+        <w:rFonts w:ascii="Symbol" w:hAnsi="Symbol" w:hint="default"/>
+        <w:sz w:val="20"/>
+      </w:rPr>
+    </w:lvl>
+    <w:lvl w:ilvl="1" w:tentative="1">
+      <w:start w:val="1"/>
+      <w:numFmt w:val="bullet"/>
+      <w:lvlText w:val="o"/>
+      <w:lvlJc w:val="left"/>
+      <w:pPr>
+        <w:tabs>
+          <w:tab w:val="num" w:pos="1440"/>
+        </w:tabs>
+        <w:ind w:left="1440" w:hanging="360"/>
+      </w:pPr>
+      <w:rPr>
+        <w:rFonts w:ascii="Courier New" w:hAnsi="Courier New" w:hint="default"/>
+        <w:sz w:val="20"/>
+      </w:rPr>
+    </w:lvl>
+    <w:lvl w:ilvl="2" w:tentative="1">
+      <w:start w:val="1"/>
+      <w:numFmt w:val="bullet"/>
+      <w:lvlText w:val=""/>
+      <w:lvlJc w:val="left"/>
+      <w:pPr>
+        <w:tabs>
+          <w:tab w:val="num" w:pos="2160"/>
+        </w:tabs>
+        <w:ind w:left="2160" w:hanging="360"/>
+      </w:pPr>
+      <w:rPr>
+        <w:rFonts w:ascii="Wingdings" w:hAnsi="Wingdings" w:hint="default"/>
+        <w:sz w:val="20"/>
+      </w:rPr>
+    </w:lvl>
+    <w:lvl w:ilvl="3" w:tentative="1">
+      <w:start w:val="1"/>
+      <w:numFmt w:val="bullet"/>
+      <w:lvlText w:val=""/>
+      <w:lvlJc w:val="left"/>
+      <w:pPr>
+        <w:tabs>
+          <w:tab w:val="num" w:pos="2880"/>
+        </w:tabs>
+        <w:ind w:left="2880" w:hanging="360"/>
+      </w:pPr>
+      <w:rPr>
+        <w:rFonts w:ascii="Wingdings" w:hAnsi="Wingdings" w:hint="default"/>
+        <w:sz w:val="20"/>
+      </w:rPr>
+    </w:lvl>
+    <w:lvl w:ilvl="4" w:tentative="1">
+      <w:start w:val="1"/>
+      <w:numFmt w:val="bullet"/>
+      <w:lvlText w:val=""/>
+      <w:lvlJc w:val="left"/>
+      <w:pPr>
+        <w:tabs>
+          <w:tab w:val="num" w:pos="3600"/>
+        </w:tabs>
+        <w:ind w:left="3600" w:hanging="360"/>
+      </w:pPr>
+      <w:rPr>
+        <w:rFonts w:ascii="Wingdings" w:hAnsi="Wingdings" w:hint="default"/>
+        <w:sz w:val="20"/>
+      </w:rPr>
+    </w:lvl>
+    <w:lvl w:ilvl="5" w:tentative="1">
+      <w:start w:val="1"/>
+      <w:numFmt w:val="bullet"/>
+      <w:lvlText w:val=""/>
+      <w:lvlJc w:val="left"/>
+      <w:pPr>
+        <w:tabs>
+          <w:tab w:val="num" w:pos="4320"/>
+        </w:tabs>
+        <w:ind w:left="4320" w:hanging="360"/>
+      </w:pPr>
+      <w:rPr>
+        <w:rFonts w:ascii="Wingdings" w:hAnsi="Wingdings" w:hint="default"/>
+        <w:sz w:val="20"/>
+      </w:rPr>
+    </w:lvl>
+    <w:lvl w:ilvl="6" w:tentative="1">
+      <w:start w:val="1"/>
+      <w:numFmt w:val="bullet"/>
+      <w:lvlText w:val=""/>
+      <w:lvlJc w:val="left"/>
+      <w:pPr>
+        <w:tabs>
+          <w:tab w:val="num" w:pos="5040"/>
+        </w:tabs>
+        <w:ind w:left="5040" w:hanging="360"/>
+      </w:pPr>
+      <w:rPr>
+        <w:rFonts w:ascii="Wingdings" w:hAnsi="Wingdings" w:hint="default"/>
+        <w:sz w:val="20"/>
+      </w:rPr>
+    </w:lvl>
+    <w:lvl w:ilvl="7" w:tentative="1">
+      <w:start w:val="1"/>
+      <w:numFmt w:val="bullet"/>
+      <w:lvlText w:val=""/>
+      <w:lvlJc w:val="left"/>
+      <w:pPr>
+        <w:tabs>
+          <w:tab w:val="num" w:pos="5760"/>
+        </w:tabs>
+        <w:ind w:left="5760" w:hanging="360"/>
+      </w:pPr>
+      <w:rPr>
+        <w:rFonts w:ascii="Wingdings" w:hAnsi="Wingdings" w:hint="default"/>
+        <w:sz w:val="20"/>
+      </w:rPr>
+    </w:lvl>
+    <w:lvl w:ilvl="8" w:tentative="1">
+      <w:start w:val="1"/>
+      <w:numFmt w:val="bullet"/>
+      <w:lvlText w:val=""/>
+      <w:lvlJc w:val="left"/>
+      <w:pPr>
+        <w:tabs>
+          <w:tab w:val="num" w:pos="6480"/>
+        </w:tabs>
+        <w:ind w:left="6480" w:hanging="360"/>
+      </w:pPr>
+      <w:rPr>
+        <w:rFonts w:ascii="Wingdings" w:hAnsi="Wingdings" w:hint="default"/>
+        <w:sz w:val="20"/>
+      </w:rPr>
+    </w:lvl>
+  </w:abstractNum>
+  <w:abstractNum w:abstractNumId="9" w15:restartNumberingAfterBreak="0">
     <w:nsid w:val="1ECC2F94"/>
     <w:multiLevelType w:val="multilevel"/>
     <w:tmpl w:val="1ECC2F94"/>
@@ -1908,7 +3191,7 @@
       </w:rPr>
     </w:lvl>
   </w:abstractNum>
-  <w:abstractNum w:abstractNumId="4" w15:restartNumberingAfterBreak="0">
+  <w:abstractNum w:abstractNumId="10" w15:restartNumberingAfterBreak="0">
     <w:nsid w:val="22B1263D"/>
     <w:multiLevelType w:val="multilevel"/>
     <w:tmpl w:val="C40E0144"/>
@@ -2021,7 +3304,418 @@
       </w:rPr>
     </w:lvl>
   </w:abstractNum>
-  <w:abstractNum w:abstractNumId="5" w15:restartNumberingAfterBreak="0">
+  <w:abstractNum w:abstractNumId="11" w15:restartNumberingAfterBreak="0">
+    <w:nsid w:val="24534839"/>
+    <w:multiLevelType w:val="multilevel"/>
+    <w:tmpl w:val="13609BF4"/>
+    <w:lvl w:ilvl="0">
+      <w:start w:val="1"/>
+      <w:numFmt w:val="bullet"/>
+      <w:lvlText w:val=""/>
+      <w:lvlJc w:val="left"/>
+      <w:pPr>
+        <w:tabs>
+          <w:tab w:val="num" w:pos="720"/>
+        </w:tabs>
+        <w:ind w:left="720" w:hanging="360"/>
+      </w:pPr>
+      <w:rPr>
+        <w:rFonts w:ascii="Symbol" w:hAnsi="Symbol" w:hint="default"/>
+        <w:sz w:val="20"/>
+      </w:rPr>
+    </w:lvl>
+    <w:lvl w:ilvl="1" w:tentative="1">
+      <w:start w:val="1"/>
+      <w:numFmt w:val="bullet"/>
+      <w:lvlText w:val="o"/>
+      <w:lvlJc w:val="left"/>
+      <w:pPr>
+        <w:tabs>
+          <w:tab w:val="num" w:pos="1440"/>
+        </w:tabs>
+        <w:ind w:left="1440" w:hanging="360"/>
+      </w:pPr>
+      <w:rPr>
+        <w:rFonts w:ascii="Courier New" w:hAnsi="Courier New" w:hint="default"/>
+        <w:sz w:val="20"/>
+      </w:rPr>
+    </w:lvl>
+    <w:lvl w:ilvl="2" w:tentative="1">
+      <w:start w:val="1"/>
+      <w:numFmt w:val="bullet"/>
+      <w:lvlText w:val=""/>
+      <w:lvlJc w:val="left"/>
+      <w:pPr>
+        <w:tabs>
+          <w:tab w:val="num" w:pos="2160"/>
+        </w:tabs>
+        <w:ind w:left="2160" w:hanging="360"/>
+      </w:pPr>
+      <w:rPr>
+        <w:rFonts w:ascii="Wingdings" w:hAnsi="Wingdings" w:hint="default"/>
+        <w:sz w:val="20"/>
+      </w:rPr>
+    </w:lvl>
+    <w:lvl w:ilvl="3" w:tentative="1">
+      <w:start w:val="1"/>
+      <w:numFmt w:val="bullet"/>
+      <w:lvlText w:val=""/>
+      <w:lvlJc w:val="left"/>
+      <w:pPr>
+        <w:tabs>
+          <w:tab w:val="num" w:pos="2880"/>
+        </w:tabs>
+        <w:ind w:left="2880" w:hanging="360"/>
+      </w:pPr>
+      <w:rPr>
+        <w:rFonts w:ascii="Wingdings" w:hAnsi="Wingdings" w:hint="default"/>
+        <w:sz w:val="20"/>
+      </w:rPr>
+    </w:lvl>
+    <w:lvl w:ilvl="4" w:tentative="1">
+      <w:start w:val="1"/>
+      <w:numFmt w:val="bullet"/>
+      <w:lvlText w:val=""/>
+      <w:lvlJc w:val="left"/>
+      <w:pPr>
+        <w:tabs>
+          <w:tab w:val="num" w:pos="3600"/>
+        </w:tabs>
+        <w:ind w:left="3600" w:hanging="360"/>
+      </w:pPr>
+      <w:rPr>
+        <w:rFonts w:ascii="Wingdings" w:hAnsi="Wingdings" w:hint="default"/>
+        <w:sz w:val="20"/>
+      </w:rPr>
+    </w:lvl>
+    <w:lvl w:ilvl="5" w:tentative="1">
+      <w:start w:val="1"/>
+      <w:numFmt w:val="bullet"/>
+      <w:lvlText w:val=""/>
+      <w:lvlJc w:val="left"/>
+      <w:pPr>
+        <w:tabs>
+          <w:tab w:val="num" w:pos="4320"/>
+        </w:tabs>
+        <w:ind w:left="4320" w:hanging="360"/>
+      </w:pPr>
+      <w:rPr>
+        <w:rFonts w:ascii="Wingdings" w:hAnsi="Wingdings" w:hint="default"/>
+        <w:sz w:val="20"/>
+      </w:rPr>
+    </w:lvl>
+    <w:lvl w:ilvl="6" w:tentative="1">
+      <w:start w:val="1"/>
+      <w:numFmt w:val="bullet"/>
+      <w:lvlText w:val=""/>
+      <w:lvlJc w:val="left"/>
+      <w:pPr>
+        <w:tabs>
+          <w:tab w:val="num" w:pos="5040"/>
+        </w:tabs>
+        <w:ind w:left="5040" w:hanging="360"/>
+      </w:pPr>
+      <w:rPr>
+        <w:rFonts w:ascii="Wingdings" w:hAnsi="Wingdings" w:hint="default"/>
+        <w:sz w:val="20"/>
+      </w:rPr>
+    </w:lvl>
+    <w:lvl w:ilvl="7" w:tentative="1">
+      <w:start w:val="1"/>
+      <w:numFmt w:val="bullet"/>
+      <w:lvlText w:val=""/>
+      <w:lvlJc w:val="left"/>
+      <w:pPr>
+        <w:tabs>
+          <w:tab w:val="num" w:pos="5760"/>
+        </w:tabs>
+        <w:ind w:left="5760" w:hanging="360"/>
+      </w:pPr>
+      <w:rPr>
+        <w:rFonts w:ascii="Wingdings" w:hAnsi="Wingdings" w:hint="default"/>
+        <w:sz w:val="20"/>
+      </w:rPr>
+    </w:lvl>
+    <w:lvl w:ilvl="8" w:tentative="1">
+      <w:start w:val="1"/>
+      <w:numFmt w:val="bullet"/>
+      <w:lvlText w:val=""/>
+      <w:lvlJc w:val="left"/>
+      <w:pPr>
+        <w:tabs>
+          <w:tab w:val="num" w:pos="6480"/>
+        </w:tabs>
+        <w:ind w:left="6480" w:hanging="360"/>
+      </w:pPr>
+      <w:rPr>
+        <w:rFonts w:ascii="Wingdings" w:hAnsi="Wingdings" w:hint="default"/>
+        <w:sz w:val="20"/>
+      </w:rPr>
+    </w:lvl>
+  </w:abstractNum>
+  <w:abstractNum w:abstractNumId="12" w15:restartNumberingAfterBreak="0">
+    <w:nsid w:val="26D45A73"/>
+    <w:multiLevelType w:val="hybridMultilevel"/>
+    <w:tmpl w:val="82E4CF3A"/>
+    <w:lvl w:ilvl="0" w:tplc="04190001">
+      <w:start w:val="1"/>
+      <w:numFmt w:val="bullet"/>
+      <w:lvlText w:val=""/>
+      <w:lvlJc w:val="left"/>
+      <w:pPr>
+        <w:ind w:left="1429" w:hanging="360"/>
+      </w:pPr>
+      <w:rPr>
+        <w:rFonts w:ascii="Symbol" w:hAnsi="Symbol" w:hint="default"/>
+      </w:rPr>
+    </w:lvl>
+    <w:lvl w:ilvl="1" w:tplc="04190003" w:tentative="1">
+      <w:start w:val="1"/>
+      <w:numFmt w:val="bullet"/>
+      <w:lvlText w:val="o"/>
+      <w:lvlJc w:val="left"/>
+      <w:pPr>
+        <w:ind w:left="2149" w:hanging="360"/>
+      </w:pPr>
+      <w:rPr>
+        <w:rFonts w:ascii="Courier New" w:hAnsi="Courier New" w:cs="Courier New" w:hint="default"/>
+      </w:rPr>
+    </w:lvl>
+    <w:lvl w:ilvl="2" w:tplc="04190005" w:tentative="1">
+      <w:start w:val="1"/>
+      <w:numFmt w:val="bullet"/>
+      <w:lvlText w:val=""/>
+      <w:lvlJc w:val="left"/>
+      <w:pPr>
+        <w:ind w:left="2869" w:hanging="360"/>
+      </w:pPr>
+      <w:rPr>
+        <w:rFonts w:ascii="Wingdings" w:hAnsi="Wingdings" w:hint="default"/>
+      </w:rPr>
+    </w:lvl>
+    <w:lvl w:ilvl="3" w:tplc="04190001" w:tentative="1">
+      <w:start w:val="1"/>
+      <w:numFmt w:val="bullet"/>
+      <w:lvlText w:val=""/>
+      <w:lvlJc w:val="left"/>
+      <w:pPr>
+        <w:ind w:left="3589" w:hanging="360"/>
+      </w:pPr>
+      <w:rPr>
+        <w:rFonts w:ascii="Symbol" w:hAnsi="Symbol" w:hint="default"/>
+      </w:rPr>
+    </w:lvl>
+    <w:lvl w:ilvl="4" w:tplc="04190003" w:tentative="1">
+      <w:start w:val="1"/>
+      <w:numFmt w:val="bullet"/>
+      <w:lvlText w:val="o"/>
+      <w:lvlJc w:val="left"/>
+      <w:pPr>
+        <w:ind w:left="4309" w:hanging="360"/>
+      </w:pPr>
+      <w:rPr>
+        <w:rFonts w:ascii="Courier New" w:hAnsi="Courier New" w:cs="Courier New" w:hint="default"/>
+      </w:rPr>
+    </w:lvl>
+    <w:lvl w:ilvl="5" w:tplc="04190005" w:tentative="1">
+      <w:start w:val="1"/>
+      <w:numFmt w:val="bullet"/>
+      <w:lvlText w:val=""/>
+      <w:lvlJc w:val="left"/>
+      <w:pPr>
+        <w:ind w:left="5029" w:hanging="360"/>
+      </w:pPr>
+      <w:rPr>
+        <w:rFonts w:ascii="Wingdings" w:hAnsi="Wingdings" w:hint="default"/>
+      </w:rPr>
+    </w:lvl>
+    <w:lvl w:ilvl="6" w:tplc="04190001" w:tentative="1">
+      <w:start w:val="1"/>
+      <w:numFmt w:val="bullet"/>
+      <w:lvlText w:val=""/>
+      <w:lvlJc w:val="left"/>
+      <w:pPr>
+        <w:ind w:left="5749" w:hanging="360"/>
+      </w:pPr>
+      <w:rPr>
+        <w:rFonts w:ascii="Symbol" w:hAnsi="Symbol" w:hint="default"/>
+      </w:rPr>
+    </w:lvl>
+    <w:lvl w:ilvl="7" w:tplc="04190003" w:tentative="1">
+      <w:start w:val="1"/>
+      <w:numFmt w:val="bullet"/>
+      <w:lvlText w:val="o"/>
+      <w:lvlJc w:val="left"/>
+      <w:pPr>
+        <w:ind w:left="6469" w:hanging="360"/>
+      </w:pPr>
+      <w:rPr>
+        <w:rFonts w:ascii="Courier New" w:hAnsi="Courier New" w:cs="Courier New" w:hint="default"/>
+      </w:rPr>
+    </w:lvl>
+    <w:lvl w:ilvl="8" w:tplc="04190005" w:tentative="1">
+      <w:start w:val="1"/>
+      <w:numFmt w:val="bullet"/>
+      <w:lvlText w:val=""/>
+      <w:lvlJc w:val="left"/>
+      <w:pPr>
+        <w:ind w:left="7189" w:hanging="360"/>
+      </w:pPr>
+      <w:rPr>
+        <w:rFonts w:ascii="Wingdings" w:hAnsi="Wingdings" w:hint="default"/>
+      </w:rPr>
+    </w:lvl>
+  </w:abstractNum>
+  <w:abstractNum w:abstractNumId="13" w15:restartNumberingAfterBreak="0">
+    <w:nsid w:val="2B797EB0"/>
+    <w:multiLevelType w:val="multilevel"/>
+    <w:tmpl w:val="0D7244E0"/>
+    <w:lvl w:ilvl="0">
+      <w:start w:val="1"/>
+      <w:numFmt w:val="bullet"/>
+      <w:lvlText w:val=""/>
+      <w:lvlJc w:val="left"/>
+      <w:pPr>
+        <w:tabs>
+          <w:tab w:val="num" w:pos="720"/>
+        </w:tabs>
+        <w:ind w:left="720" w:hanging="360"/>
+      </w:pPr>
+      <w:rPr>
+        <w:rFonts w:ascii="Symbol" w:hAnsi="Symbol" w:hint="default"/>
+        <w:sz w:val="20"/>
+      </w:rPr>
+    </w:lvl>
+    <w:lvl w:ilvl="1" w:tentative="1">
+      <w:start w:val="1"/>
+      <w:numFmt w:val="bullet"/>
+      <w:lvlText w:val="o"/>
+      <w:lvlJc w:val="left"/>
+      <w:pPr>
+        <w:tabs>
+          <w:tab w:val="num" w:pos="1440"/>
+        </w:tabs>
+        <w:ind w:left="1440" w:hanging="360"/>
+      </w:pPr>
+      <w:rPr>
+        <w:rFonts w:ascii="Courier New" w:hAnsi="Courier New" w:hint="default"/>
+        <w:sz w:val="20"/>
+      </w:rPr>
+    </w:lvl>
+    <w:lvl w:ilvl="2" w:tentative="1">
+      <w:start w:val="1"/>
+      <w:numFmt w:val="bullet"/>
+      <w:lvlText w:val=""/>
+      <w:lvlJc w:val="left"/>
+      <w:pPr>
+        <w:tabs>
+          <w:tab w:val="num" w:pos="2160"/>
+        </w:tabs>
+        <w:ind w:left="2160" w:hanging="360"/>
+      </w:pPr>
+      <w:rPr>
+        <w:rFonts w:ascii="Wingdings" w:hAnsi="Wingdings" w:hint="default"/>
+        <w:sz w:val="20"/>
+      </w:rPr>
+    </w:lvl>
+    <w:lvl w:ilvl="3" w:tentative="1">
+      <w:start w:val="1"/>
+      <w:numFmt w:val="bullet"/>
+      <w:lvlText w:val=""/>
+      <w:lvlJc w:val="left"/>
+      <w:pPr>
+        <w:tabs>
+          <w:tab w:val="num" w:pos="2880"/>
+        </w:tabs>
+        <w:ind w:left="2880" w:hanging="360"/>
+      </w:pPr>
+      <w:rPr>
+        <w:rFonts w:ascii="Wingdings" w:hAnsi="Wingdings" w:hint="default"/>
+        <w:sz w:val="20"/>
+      </w:rPr>
+    </w:lvl>
+    <w:lvl w:ilvl="4" w:tentative="1">
+      <w:start w:val="1"/>
+      <w:numFmt w:val="bullet"/>
+      <w:lvlText w:val=""/>
+      <w:lvlJc w:val="left"/>
+      <w:pPr>
+        <w:tabs>
+          <w:tab w:val="num" w:pos="3600"/>
+        </w:tabs>
+        <w:ind w:left="3600" w:hanging="360"/>
+      </w:pPr>
+      <w:rPr>
+        <w:rFonts w:ascii="Wingdings" w:hAnsi="Wingdings" w:hint="default"/>
+        <w:sz w:val="20"/>
+      </w:rPr>
+    </w:lvl>
+    <w:lvl w:ilvl="5" w:tentative="1">
+      <w:start w:val="1"/>
+      <w:numFmt w:val="bullet"/>
+      <w:lvlText w:val=""/>
+      <w:lvlJc w:val="left"/>
+      <w:pPr>
+        <w:tabs>
+          <w:tab w:val="num" w:pos="4320"/>
+        </w:tabs>
+        <w:ind w:left="4320" w:hanging="360"/>
+      </w:pPr>
+      <w:rPr>
+        <w:rFonts w:ascii="Wingdings" w:hAnsi="Wingdings" w:hint="default"/>
+        <w:sz w:val="20"/>
+      </w:rPr>
+    </w:lvl>
+    <w:lvl w:ilvl="6" w:tentative="1">
+      <w:start w:val="1"/>
+      <w:numFmt w:val="bullet"/>
+      <w:lvlText w:val=""/>
+      <w:lvlJc w:val="left"/>
+      <w:pPr>
+        <w:tabs>
+          <w:tab w:val="num" w:pos="5040"/>
+        </w:tabs>
+        <w:ind w:left="5040" w:hanging="360"/>
+      </w:pPr>
+      <w:rPr>
+        <w:rFonts w:ascii="Wingdings" w:hAnsi="Wingdings" w:hint="default"/>
+        <w:sz w:val="20"/>
+      </w:rPr>
+    </w:lvl>
+    <w:lvl w:ilvl="7" w:tentative="1">
+      <w:start w:val="1"/>
+      <w:numFmt w:val="bullet"/>
+      <w:lvlText w:val=""/>
+      <w:lvlJc w:val="left"/>
+      <w:pPr>
+        <w:tabs>
+          <w:tab w:val="num" w:pos="5760"/>
+        </w:tabs>
+        <w:ind w:left="5760" w:hanging="360"/>
+      </w:pPr>
+      <w:rPr>
+        <w:rFonts w:ascii="Wingdings" w:hAnsi="Wingdings" w:hint="default"/>
+        <w:sz w:val="20"/>
+      </w:rPr>
+    </w:lvl>
+    <w:lvl w:ilvl="8" w:tentative="1">
+      <w:start w:val="1"/>
+      <w:numFmt w:val="bullet"/>
+      <w:lvlText w:val=""/>
+      <w:lvlJc w:val="left"/>
+      <w:pPr>
+        <w:tabs>
+          <w:tab w:val="num" w:pos="6480"/>
+        </w:tabs>
+        <w:ind w:left="6480" w:hanging="360"/>
+      </w:pPr>
+      <w:rPr>
+        <w:rFonts w:ascii="Wingdings" w:hAnsi="Wingdings" w:hint="default"/>
+        <w:sz w:val="20"/>
+      </w:rPr>
+    </w:lvl>
+  </w:abstractNum>
+  <w:abstractNum w:abstractNumId="14" w15:restartNumberingAfterBreak="0">
     <w:nsid w:val="2D346C76"/>
     <w:multiLevelType w:val="multilevel"/>
     <w:tmpl w:val="6A1AE78C"/>
@@ -2134,7 +3828,495 @@
       </w:rPr>
     </w:lvl>
   </w:abstractNum>
-  <w:abstractNum w:abstractNumId="6" w15:restartNumberingAfterBreak="0">
+  <w:abstractNum w:abstractNumId="15" w15:restartNumberingAfterBreak="0">
+    <w:nsid w:val="30BB258E"/>
+    <w:multiLevelType w:val="multilevel"/>
+    <w:tmpl w:val="C44E836A"/>
+    <w:lvl w:ilvl="0">
+      <w:start w:val="1"/>
+      <w:numFmt w:val="bullet"/>
+      <w:lvlText w:val=""/>
+      <w:lvlJc w:val="left"/>
+      <w:pPr>
+        <w:tabs>
+          <w:tab w:val="num" w:pos="720"/>
+        </w:tabs>
+        <w:ind w:left="720" w:hanging="360"/>
+      </w:pPr>
+      <w:rPr>
+        <w:rFonts w:ascii="Symbol" w:hAnsi="Symbol" w:hint="default"/>
+        <w:sz w:val="20"/>
+      </w:rPr>
+    </w:lvl>
+    <w:lvl w:ilvl="1" w:tentative="1">
+      <w:start w:val="1"/>
+      <w:numFmt w:val="bullet"/>
+      <w:lvlText w:val="o"/>
+      <w:lvlJc w:val="left"/>
+      <w:pPr>
+        <w:tabs>
+          <w:tab w:val="num" w:pos="1440"/>
+        </w:tabs>
+        <w:ind w:left="1440" w:hanging="360"/>
+      </w:pPr>
+      <w:rPr>
+        <w:rFonts w:ascii="Courier New" w:hAnsi="Courier New" w:hint="default"/>
+        <w:sz w:val="20"/>
+      </w:rPr>
+    </w:lvl>
+    <w:lvl w:ilvl="2" w:tentative="1">
+      <w:start w:val="1"/>
+      <w:numFmt w:val="bullet"/>
+      <w:lvlText w:val=""/>
+      <w:lvlJc w:val="left"/>
+      <w:pPr>
+        <w:tabs>
+          <w:tab w:val="num" w:pos="2160"/>
+        </w:tabs>
+        <w:ind w:left="2160" w:hanging="360"/>
+      </w:pPr>
+      <w:rPr>
+        <w:rFonts w:ascii="Wingdings" w:hAnsi="Wingdings" w:hint="default"/>
+        <w:sz w:val="20"/>
+      </w:rPr>
+    </w:lvl>
+    <w:lvl w:ilvl="3" w:tentative="1">
+      <w:start w:val="1"/>
+      <w:numFmt w:val="bullet"/>
+      <w:lvlText w:val=""/>
+      <w:lvlJc w:val="left"/>
+      <w:pPr>
+        <w:tabs>
+          <w:tab w:val="num" w:pos="2880"/>
+        </w:tabs>
+        <w:ind w:left="2880" w:hanging="360"/>
+      </w:pPr>
+      <w:rPr>
+        <w:rFonts w:ascii="Wingdings" w:hAnsi="Wingdings" w:hint="default"/>
+        <w:sz w:val="20"/>
+      </w:rPr>
+    </w:lvl>
+    <w:lvl w:ilvl="4" w:tentative="1">
+      <w:start w:val="1"/>
+      <w:numFmt w:val="bullet"/>
+      <w:lvlText w:val=""/>
+      <w:lvlJc w:val="left"/>
+      <w:pPr>
+        <w:tabs>
+          <w:tab w:val="num" w:pos="3600"/>
+        </w:tabs>
+        <w:ind w:left="3600" w:hanging="360"/>
+      </w:pPr>
+      <w:rPr>
+        <w:rFonts w:ascii="Wingdings" w:hAnsi="Wingdings" w:hint="default"/>
+        <w:sz w:val="20"/>
+      </w:rPr>
+    </w:lvl>
+    <w:lvl w:ilvl="5" w:tentative="1">
+      <w:start w:val="1"/>
+      <w:numFmt w:val="bullet"/>
+      <w:lvlText w:val=""/>
+      <w:lvlJc w:val="left"/>
+      <w:pPr>
+        <w:tabs>
+          <w:tab w:val="num" w:pos="4320"/>
+        </w:tabs>
+        <w:ind w:left="4320" w:hanging="360"/>
+      </w:pPr>
+      <w:rPr>
+        <w:rFonts w:ascii="Wingdings" w:hAnsi="Wingdings" w:hint="default"/>
+        <w:sz w:val="20"/>
+      </w:rPr>
+    </w:lvl>
+    <w:lvl w:ilvl="6" w:tentative="1">
+      <w:start w:val="1"/>
+      <w:numFmt w:val="bullet"/>
+      <w:lvlText w:val=""/>
+      <w:lvlJc w:val="left"/>
+      <w:pPr>
+        <w:tabs>
+          <w:tab w:val="num" w:pos="5040"/>
+        </w:tabs>
+        <w:ind w:left="5040" w:hanging="360"/>
+      </w:pPr>
+      <w:rPr>
+        <w:rFonts w:ascii="Wingdings" w:hAnsi="Wingdings" w:hint="default"/>
+        <w:sz w:val="20"/>
+      </w:rPr>
+    </w:lvl>
+    <w:lvl w:ilvl="7" w:tentative="1">
+      <w:start w:val="1"/>
+      <w:numFmt w:val="bullet"/>
+      <w:lvlText w:val=""/>
+      <w:lvlJc w:val="left"/>
+      <w:pPr>
+        <w:tabs>
+          <w:tab w:val="num" w:pos="5760"/>
+        </w:tabs>
+        <w:ind w:left="5760" w:hanging="360"/>
+      </w:pPr>
+      <w:rPr>
+        <w:rFonts w:ascii="Wingdings" w:hAnsi="Wingdings" w:hint="default"/>
+        <w:sz w:val="20"/>
+      </w:rPr>
+    </w:lvl>
+    <w:lvl w:ilvl="8" w:tentative="1">
+      <w:start w:val="1"/>
+      <w:numFmt w:val="bullet"/>
+      <w:lvlText w:val=""/>
+      <w:lvlJc w:val="left"/>
+      <w:pPr>
+        <w:tabs>
+          <w:tab w:val="num" w:pos="6480"/>
+        </w:tabs>
+        <w:ind w:left="6480" w:hanging="360"/>
+      </w:pPr>
+      <w:rPr>
+        <w:rFonts w:ascii="Wingdings" w:hAnsi="Wingdings" w:hint="default"/>
+        <w:sz w:val="20"/>
+      </w:rPr>
+    </w:lvl>
+  </w:abstractNum>
+  <w:abstractNum w:abstractNumId="16" w15:restartNumberingAfterBreak="0">
+    <w:nsid w:val="350D6D7A"/>
+    <w:multiLevelType w:val="hybridMultilevel"/>
+    <w:tmpl w:val="43D4A68A"/>
+    <w:lvl w:ilvl="0" w:tplc="04190001">
+      <w:start w:val="1"/>
+      <w:numFmt w:val="bullet"/>
+      <w:lvlText w:val=""/>
+      <w:lvlJc w:val="left"/>
+      <w:pPr>
+        <w:ind w:left="1429" w:hanging="360"/>
+      </w:pPr>
+      <w:rPr>
+        <w:rFonts w:ascii="Symbol" w:hAnsi="Symbol" w:hint="default"/>
+      </w:rPr>
+    </w:lvl>
+    <w:lvl w:ilvl="1" w:tplc="04190003" w:tentative="1">
+      <w:start w:val="1"/>
+      <w:numFmt w:val="bullet"/>
+      <w:lvlText w:val="o"/>
+      <w:lvlJc w:val="left"/>
+      <w:pPr>
+        <w:ind w:left="2149" w:hanging="360"/>
+      </w:pPr>
+      <w:rPr>
+        <w:rFonts w:ascii="Courier New" w:hAnsi="Courier New" w:cs="Courier New" w:hint="default"/>
+      </w:rPr>
+    </w:lvl>
+    <w:lvl w:ilvl="2" w:tplc="04190005" w:tentative="1">
+      <w:start w:val="1"/>
+      <w:numFmt w:val="bullet"/>
+      <w:lvlText w:val=""/>
+      <w:lvlJc w:val="left"/>
+      <w:pPr>
+        <w:ind w:left="2869" w:hanging="360"/>
+      </w:pPr>
+      <w:rPr>
+        <w:rFonts w:ascii="Wingdings" w:hAnsi="Wingdings" w:hint="default"/>
+      </w:rPr>
+    </w:lvl>
+    <w:lvl w:ilvl="3" w:tplc="04190001" w:tentative="1">
+      <w:start w:val="1"/>
+      <w:numFmt w:val="bullet"/>
+      <w:lvlText w:val=""/>
+      <w:lvlJc w:val="left"/>
+      <w:pPr>
+        <w:ind w:left="3589" w:hanging="360"/>
+      </w:pPr>
+      <w:rPr>
+        <w:rFonts w:ascii="Symbol" w:hAnsi="Symbol" w:hint="default"/>
+      </w:rPr>
+    </w:lvl>
+    <w:lvl w:ilvl="4" w:tplc="04190003" w:tentative="1">
+      <w:start w:val="1"/>
+      <w:numFmt w:val="bullet"/>
+      <w:lvlText w:val="o"/>
+      <w:lvlJc w:val="left"/>
+      <w:pPr>
+        <w:ind w:left="4309" w:hanging="360"/>
+      </w:pPr>
+      <w:rPr>
+        <w:rFonts w:ascii="Courier New" w:hAnsi="Courier New" w:cs="Courier New" w:hint="default"/>
+      </w:rPr>
+    </w:lvl>
+    <w:lvl w:ilvl="5" w:tplc="04190005" w:tentative="1">
+      <w:start w:val="1"/>
+      <w:numFmt w:val="bullet"/>
+      <w:lvlText w:val=""/>
+      <w:lvlJc w:val="left"/>
+      <w:pPr>
+        <w:ind w:left="5029" w:hanging="360"/>
+      </w:pPr>
+      <w:rPr>
+        <w:rFonts w:ascii="Wingdings" w:hAnsi="Wingdings" w:hint="default"/>
+      </w:rPr>
+    </w:lvl>
+    <w:lvl w:ilvl="6" w:tplc="04190001" w:tentative="1">
+      <w:start w:val="1"/>
+      <w:numFmt w:val="bullet"/>
+      <w:lvlText w:val=""/>
+      <w:lvlJc w:val="left"/>
+      <w:pPr>
+        <w:ind w:left="5749" w:hanging="360"/>
+      </w:pPr>
+      <w:rPr>
+        <w:rFonts w:ascii="Symbol" w:hAnsi="Symbol" w:hint="default"/>
+      </w:rPr>
+    </w:lvl>
+    <w:lvl w:ilvl="7" w:tplc="04190003" w:tentative="1">
+      <w:start w:val="1"/>
+      <w:numFmt w:val="bullet"/>
+      <w:lvlText w:val="o"/>
+      <w:lvlJc w:val="left"/>
+      <w:pPr>
+        <w:ind w:left="6469" w:hanging="360"/>
+      </w:pPr>
+      <w:rPr>
+        <w:rFonts w:ascii="Courier New" w:hAnsi="Courier New" w:cs="Courier New" w:hint="default"/>
+      </w:rPr>
+    </w:lvl>
+    <w:lvl w:ilvl="8" w:tplc="04190005" w:tentative="1">
+      <w:start w:val="1"/>
+      <w:numFmt w:val="bullet"/>
+      <w:lvlText w:val=""/>
+      <w:lvlJc w:val="left"/>
+      <w:pPr>
+        <w:ind w:left="7189" w:hanging="360"/>
+      </w:pPr>
+      <w:rPr>
+        <w:rFonts w:ascii="Wingdings" w:hAnsi="Wingdings" w:hint="default"/>
+      </w:rPr>
+    </w:lvl>
+  </w:abstractNum>
+  <w:abstractNum w:abstractNumId="17" w15:restartNumberingAfterBreak="0">
+    <w:nsid w:val="374476E4"/>
+    <w:multiLevelType w:val="hybridMultilevel"/>
+    <w:tmpl w:val="9EC21F00"/>
+    <w:lvl w:ilvl="0" w:tplc="04190001">
+      <w:start w:val="1"/>
+      <w:numFmt w:val="bullet"/>
+      <w:lvlText w:val=""/>
+      <w:lvlJc w:val="left"/>
+      <w:pPr>
+        <w:ind w:left="720" w:hanging="360"/>
+      </w:pPr>
+      <w:rPr>
+        <w:rFonts w:ascii="Symbol" w:hAnsi="Symbol" w:hint="default"/>
+      </w:rPr>
+    </w:lvl>
+    <w:lvl w:ilvl="1" w:tplc="04190003">
+      <w:start w:val="1"/>
+      <w:numFmt w:val="bullet"/>
+      <w:lvlText w:val="o"/>
+      <w:lvlJc w:val="left"/>
+      <w:pPr>
+        <w:ind w:left="1440" w:hanging="360"/>
+      </w:pPr>
+      <w:rPr>
+        <w:rFonts w:ascii="Courier New" w:hAnsi="Courier New" w:cs="Courier New" w:hint="default"/>
+      </w:rPr>
+    </w:lvl>
+    <w:lvl w:ilvl="2" w:tplc="04190005" w:tentative="1">
+      <w:start w:val="1"/>
+      <w:numFmt w:val="bullet"/>
+      <w:lvlText w:val=""/>
+      <w:lvlJc w:val="left"/>
+      <w:pPr>
+        <w:ind w:left="2160" w:hanging="360"/>
+      </w:pPr>
+      <w:rPr>
+        <w:rFonts w:ascii="Wingdings" w:hAnsi="Wingdings" w:hint="default"/>
+      </w:rPr>
+    </w:lvl>
+    <w:lvl w:ilvl="3" w:tplc="04190001" w:tentative="1">
+      <w:start w:val="1"/>
+      <w:numFmt w:val="bullet"/>
+      <w:lvlText w:val=""/>
+      <w:lvlJc w:val="left"/>
+      <w:pPr>
+        <w:ind w:left="2880" w:hanging="360"/>
+      </w:pPr>
+      <w:rPr>
+        <w:rFonts w:ascii="Symbol" w:hAnsi="Symbol" w:hint="default"/>
+      </w:rPr>
+    </w:lvl>
+    <w:lvl w:ilvl="4" w:tplc="04190003" w:tentative="1">
+      <w:start w:val="1"/>
+      <w:numFmt w:val="bullet"/>
+      <w:lvlText w:val="o"/>
+      <w:lvlJc w:val="left"/>
+      <w:pPr>
+        <w:ind w:left="3600" w:hanging="360"/>
+      </w:pPr>
+      <w:rPr>
+        <w:rFonts w:ascii="Courier New" w:hAnsi="Courier New" w:cs="Courier New" w:hint="default"/>
+      </w:rPr>
+    </w:lvl>
+    <w:lvl w:ilvl="5" w:tplc="04190005" w:tentative="1">
+      <w:start w:val="1"/>
+      <w:numFmt w:val="bullet"/>
+      <w:lvlText w:val=""/>
+      <w:lvlJc w:val="left"/>
+      <w:pPr>
+        <w:ind w:left="4320" w:hanging="360"/>
+      </w:pPr>
+      <w:rPr>
+        <w:rFonts w:ascii="Wingdings" w:hAnsi="Wingdings" w:hint="default"/>
+      </w:rPr>
+    </w:lvl>
+    <w:lvl w:ilvl="6" w:tplc="04190001" w:tentative="1">
+      <w:start w:val="1"/>
+      <w:numFmt w:val="bullet"/>
+      <w:lvlText w:val=""/>
+      <w:lvlJc w:val="left"/>
+      <w:pPr>
+        <w:ind w:left="5040" w:hanging="360"/>
+      </w:pPr>
+      <w:rPr>
+        <w:rFonts w:ascii="Symbol" w:hAnsi="Symbol" w:hint="default"/>
+      </w:rPr>
+    </w:lvl>
+    <w:lvl w:ilvl="7" w:tplc="04190003" w:tentative="1">
+      <w:start w:val="1"/>
+      <w:numFmt w:val="bullet"/>
+      <w:lvlText w:val="o"/>
+      <w:lvlJc w:val="left"/>
+      <w:pPr>
+        <w:ind w:left="5760" w:hanging="360"/>
+      </w:pPr>
+      <w:rPr>
+        <w:rFonts w:ascii="Courier New" w:hAnsi="Courier New" w:cs="Courier New" w:hint="default"/>
+      </w:rPr>
+    </w:lvl>
+    <w:lvl w:ilvl="8" w:tplc="04190005" w:tentative="1">
+      <w:start w:val="1"/>
+      <w:numFmt w:val="bullet"/>
+      <w:lvlText w:val=""/>
+      <w:lvlJc w:val="left"/>
+      <w:pPr>
+        <w:ind w:left="6480" w:hanging="360"/>
+      </w:pPr>
+      <w:rPr>
+        <w:rFonts w:ascii="Wingdings" w:hAnsi="Wingdings" w:hint="default"/>
+      </w:rPr>
+    </w:lvl>
+  </w:abstractNum>
+  <w:abstractNum w:abstractNumId="18" w15:restartNumberingAfterBreak="0">
+    <w:nsid w:val="389A2E23"/>
+    <w:multiLevelType w:val="hybridMultilevel"/>
+    <w:tmpl w:val="4FB2F9F8"/>
+    <w:lvl w:ilvl="0" w:tplc="04190001">
+      <w:start w:val="1"/>
+      <w:numFmt w:val="bullet"/>
+      <w:lvlText w:val=""/>
+      <w:lvlJc w:val="left"/>
+      <w:pPr>
+        <w:ind w:left="1429" w:hanging="360"/>
+      </w:pPr>
+      <w:rPr>
+        <w:rFonts w:ascii="Symbol" w:hAnsi="Symbol" w:hint="default"/>
+      </w:rPr>
+    </w:lvl>
+    <w:lvl w:ilvl="1" w:tplc="04190003" w:tentative="1">
+      <w:start w:val="1"/>
+      <w:numFmt w:val="bullet"/>
+      <w:lvlText w:val="o"/>
+      <w:lvlJc w:val="left"/>
+      <w:pPr>
+        <w:ind w:left="2149" w:hanging="360"/>
+      </w:pPr>
+      <w:rPr>
+        <w:rFonts w:ascii="Courier New" w:hAnsi="Courier New" w:cs="Courier New" w:hint="default"/>
+      </w:rPr>
+    </w:lvl>
+    <w:lvl w:ilvl="2" w:tplc="04190005" w:tentative="1">
+      <w:start w:val="1"/>
+      <w:numFmt w:val="bullet"/>
+      <w:lvlText w:val=""/>
+      <w:lvlJc w:val="left"/>
+      <w:pPr>
+        <w:ind w:left="2869" w:hanging="360"/>
+      </w:pPr>
+      <w:rPr>
+        <w:rFonts w:ascii="Wingdings" w:hAnsi="Wingdings" w:hint="default"/>
+      </w:rPr>
+    </w:lvl>
+    <w:lvl w:ilvl="3" w:tplc="04190001" w:tentative="1">
+      <w:start w:val="1"/>
+      <w:numFmt w:val="bullet"/>
+      <w:lvlText w:val=""/>
+      <w:lvlJc w:val="left"/>
+      <w:pPr>
+        <w:ind w:left="3589" w:hanging="360"/>
+      </w:pPr>
+      <w:rPr>
+        <w:rFonts w:ascii="Symbol" w:hAnsi="Symbol" w:hint="default"/>
+      </w:rPr>
+    </w:lvl>
+    <w:lvl w:ilvl="4" w:tplc="04190003" w:tentative="1">
+      <w:start w:val="1"/>
+      <w:numFmt w:val="bullet"/>
+      <w:lvlText w:val="o"/>
+      <w:lvlJc w:val="left"/>
+      <w:pPr>
+        <w:ind w:left="4309" w:hanging="360"/>
+      </w:pPr>
+      <w:rPr>
+        <w:rFonts w:ascii="Courier New" w:hAnsi="Courier New" w:cs="Courier New" w:hint="default"/>
+      </w:rPr>
+    </w:lvl>
+    <w:lvl w:ilvl="5" w:tplc="04190005" w:tentative="1">
+      <w:start w:val="1"/>
+      <w:numFmt w:val="bullet"/>
+      <w:lvlText w:val=""/>
+      <w:lvlJc w:val="left"/>
+      <w:pPr>
+        <w:ind w:left="5029" w:hanging="360"/>
+      </w:pPr>
+      <w:rPr>
+        <w:rFonts w:ascii="Wingdings" w:hAnsi="Wingdings" w:hint="default"/>
+      </w:rPr>
+    </w:lvl>
+    <w:lvl w:ilvl="6" w:tplc="04190001" w:tentative="1">
+      <w:start w:val="1"/>
+      <w:numFmt w:val="bullet"/>
+      <w:lvlText w:val=""/>
+      <w:lvlJc w:val="left"/>
+      <w:pPr>
+        <w:ind w:left="5749" w:hanging="360"/>
+      </w:pPr>
+      <w:rPr>
+        <w:rFonts w:ascii="Symbol" w:hAnsi="Symbol" w:hint="default"/>
+      </w:rPr>
+    </w:lvl>
+    <w:lvl w:ilvl="7" w:tplc="04190003" w:tentative="1">
+      <w:start w:val="1"/>
+      <w:numFmt w:val="bullet"/>
+      <w:lvlText w:val="o"/>
+      <w:lvlJc w:val="left"/>
+      <w:pPr>
+        <w:ind w:left="6469" w:hanging="360"/>
+      </w:pPr>
+      <w:rPr>
+        <w:rFonts w:ascii="Courier New" w:hAnsi="Courier New" w:cs="Courier New" w:hint="default"/>
+      </w:rPr>
+    </w:lvl>
+    <w:lvl w:ilvl="8" w:tplc="04190005" w:tentative="1">
+      <w:start w:val="1"/>
+      <w:numFmt w:val="bullet"/>
+      <w:lvlText w:val=""/>
+      <w:lvlJc w:val="left"/>
+      <w:pPr>
+        <w:ind w:left="7189" w:hanging="360"/>
+      </w:pPr>
+      <w:rPr>
+        <w:rFonts w:ascii="Wingdings" w:hAnsi="Wingdings" w:hint="default"/>
+      </w:rPr>
+    </w:lvl>
+  </w:abstractNum>
+  <w:abstractNum w:abstractNumId="19" w15:restartNumberingAfterBreak="0">
     <w:nsid w:val="3C4A33AF"/>
     <w:multiLevelType w:val="multilevel"/>
     <w:tmpl w:val="49AA5D20"/>
@@ -2247,7 +4429,7 @@
       </w:rPr>
     </w:lvl>
   </w:abstractNum>
-  <w:abstractNum w:abstractNumId="7" w15:restartNumberingAfterBreak="0">
+  <w:abstractNum w:abstractNumId="20" w15:restartNumberingAfterBreak="0">
     <w:nsid w:val="44215B60"/>
     <w:multiLevelType w:val="multilevel"/>
     <w:tmpl w:val="545CC878"/>
@@ -2360,7 +4542,531 @@
       </w:rPr>
     </w:lvl>
   </w:abstractNum>
-  <w:abstractNum w:abstractNumId="8" w15:restartNumberingAfterBreak="0">
+  <w:abstractNum w:abstractNumId="21" w15:restartNumberingAfterBreak="0">
+    <w:nsid w:val="47880149"/>
+    <w:multiLevelType w:val="multilevel"/>
+    <w:tmpl w:val="10782292"/>
+    <w:lvl w:ilvl="0">
+      <w:start w:val="1"/>
+      <w:numFmt w:val="bullet"/>
+      <w:lvlText w:val=""/>
+      <w:lvlJc w:val="left"/>
+      <w:pPr>
+        <w:tabs>
+          <w:tab w:val="num" w:pos="720"/>
+        </w:tabs>
+        <w:ind w:left="720" w:hanging="360"/>
+      </w:pPr>
+      <w:rPr>
+        <w:rFonts w:ascii="Symbol" w:hAnsi="Symbol" w:hint="default"/>
+        <w:sz w:val="20"/>
+      </w:rPr>
+    </w:lvl>
+    <w:lvl w:ilvl="1" w:tentative="1">
+      <w:start w:val="1"/>
+      <w:numFmt w:val="bullet"/>
+      <w:lvlText w:val="o"/>
+      <w:lvlJc w:val="left"/>
+      <w:pPr>
+        <w:tabs>
+          <w:tab w:val="num" w:pos="1440"/>
+        </w:tabs>
+        <w:ind w:left="1440" w:hanging="360"/>
+      </w:pPr>
+      <w:rPr>
+        <w:rFonts w:ascii="Courier New" w:hAnsi="Courier New" w:hint="default"/>
+        <w:sz w:val="20"/>
+      </w:rPr>
+    </w:lvl>
+    <w:lvl w:ilvl="2" w:tentative="1">
+      <w:start w:val="1"/>
+      <w:numFmt w:val="bullet"/>
+      <w:lvlText w:val=""/>
+      <w:lvlJc w:val="left"/>
+      <w:pPr>
+        <w:tabs>
+          <w:tab w:val="num" w:pos="2160"/>
+        </w:tabs>
+        <w:ind w:left="2160" w:hanging="360"/>
+      </w:pPr>
+      <w:rPr>
+        <w:rFonts w:ascii="Wingdings" w:hAnsi="Wingdings" w:hint="default"/>
+        <w:sz w:val="20"/>
+      </w:rPr>
+    </w:lvl>
+    <w:lvl w:ilvl="3" w:tentative="1">
+      <w:start w:val="1"/>
+      <w:numFmt w:val="bullet"/>
+      <w:lvlText w:val=""/>
+      <w:lvlJc w:val="left"/>
+      <w:pPr>
+        <w:tabs>
+          <w:tab w:val="num" w:pos="2880"/>
+        </w:tabs>
+        <w:ind w:left="2880" w:hanging="360"/>
+      </w:pPr>
+      <w:rPr>
+        <w:rFonts w:ascii="Wingdings" w:hAnsi="Wingdings" w:hint="default"/>
+        <w:sz w:val="20"/>
+      </w:rPr>
+    </w:lvl>
+    <w:lvl w:ilvl="4" w:tentative="1">
+      <w:start w:val="1"/>
+      <w:numFmt w:val="bullet"/>
+      <w:lvlText w:val=""/>
+      <w:lvlJc w:val="left"/>
+      <w:pPr>
+        <w:tabs>
+          <w:tab w:val="num" w:pos="3600"/>
+        </w:tabs>
+        <w:ind w:left="3600" w:hanging="360"/>
+      </w:pPr>
+      <w:rPr>
+        <w:rFonts w:ascii="Wingdings" w:hAnsi="Wingdings" w:hint="default"/>
+        <w:sz w:val="20"/>
+      </w:rPr>
+    </w:lvl>
+    <w:lvl w:ilvl="5" w:tentative="1">
+      <w:start w:val="1"/>
+      <w:numFmt w:val="bullet"/>
+      <w:lvlText w:val=""/>
+      <w:lvlJc w:val="left"/>
+      <w:pPr>
+        <w:tabs>
+          <w:tab w:val="num" w:pos="4320"/>
+        </w:tabs>
+        <w:ind w:left="4320" w:hanging="360"/>
+      </w:pPr>
+      <w:rPr>
+        <w:rFonts w:ascii="Wingdings" w:hAnsi="Wingdings" w:hint="default"/>
+        <w:sz w:val="20"/>
+      </w:rPr>
+    </w:lvl>
+    <w:lvl w:ilvl="6" w:tentative="1">
+      <w:start w:val="1"/>
+      <w:numFmt w:val="bullet"/>
+      <w:lvlText w:val=""/>
+      <w:lvlJc w:val="left"/>
+      <w:pPr>
+        <w:tabs>
+          <w:tab w:val="num" w:pos="5040"/>
+        </w:tabs>
+        <w:ind w:left="5040" w:hanging="360"/>
+      </w:pPr>
+      <w:rPr>
+        <w:rFonts w:ascii="Wingdings" w:hAnsi="Wingdings" w:hint="default"/>
+        <w:sz w:val="20"/>
+      </w:rPr>
+    </w:lvl>
+    <w:lvl w:ilvl="7" w:tentative="1">
+      <w:start w:val="1"/>
+      <w:numFmt w:val="bullet"/>
+      <w:lvlText w:val=""/>
+      <w:lvlJc w:val="left"/>
+      <w:pPr>
+        <w:tabs>
+          <w:tab w:val="num" w:pos="5760"/>
+        </w:tabs>
+        <w:ind w:left="5760" w:hanging="360"/>
+      </w:pPr>
+      <w:rPr>
+        <w:rFonts w:ascii="Wingdings" w:hAnsi="Wingdings" w:hint="default"/>
+        <w:sz w:val="20"/>
+      </w:rPr>
+    </w:lvl>
+    <w:lvl w:ilvl="8" w:tentative="1">
+      <w:start w:val="1"/>
+      <w:numFmt w:val="bullet"/>
+      <w:lvlText w:val=""/>
+      <w:lvlJc w:val="left"/>
+      <w:pPr>
+        <w:tabs>
+          <w:tab w:val="num" w:pos="6480"/>
+        </w:tabs>
+        <w:ind w:left="6480" w:hanging="360"/>
+      </w:pPr>
+      <w:rPr>
+        <w:rFonts w:ascii="Wingdings" w:hAnsi="Wingdings" w:hint="default"/>
+        <w:sz w:val="20"/>
+      </w:rPr>
+    </w:lvl>
+  </w:abstractNum>
+  <w:abstractNum w:abstractNumId="22" w15:restartNumberingAfterBreak="0">
+    <w:nsid w:val="487B5FC6"/>
+    <w:multiLevelType w:val="multilevel"/>
+    <w:tmpl w:val="F65AA5E6"/>
+    <w:lvl w:ilvl="0">
+      <w:start w:val="1"/>
+      <w:numFmt w:val="bullet"/>
+      <w:lvlText w:val=""/>
+      <w:lvlJc w:val="left"/>
+      <w:pPr>
+        <w:tabs>
+          <w:tab w:val="num" w:pos="720"/>
+        </w:tabs>
+        <w:ind w:left="720" w:hanging="360"/>
+      </w:pPr>
+      <w:rPr>
+        <w:rFonts w:ascii="Symbol" w:hAnsi="Symbol" w:hint="default"/>
+        <w:sz w:val="20"/>
+      </w:rPr>
+    </w:lvl>
+    <w:lvl w:ilvl="1" w:tentative="1">
+      <w:start w:val="1"/>
+      <w:numFmt w:val="bullet"/>
+      <w:lvlText w:val="o"/>
+      <w:lvlJc w:val="left"/>
+      <w:pPr>
+        <w:tabs>
+          <w:tab w:val="num" w:pos="1440"/>
+        </w:tabs>
+        <w:ind w:left="1440" w:hanging="360"/>
+      </w:pPr>
+      <w:rPr>
+        <w:rFonts w:ascii="Courier New" w:hAnsi="Courier New" w:hint="default"/>
+        <w:sz w:val="20"/>
+      </w:rPr>
+    </w:lvl>
+    <w:lvl w:ilvl="2" w:tentative="1">
+      <w:start w:val="1"/>
+      <w:numFmt w:val="bullet"/>
+      <w:lvlText w:val=""/>
+      <w:lvlJc w:val="left"/>
+      <w:pPr>
+        <w:tabs>
+          <w:tab w:val="num" w:pos="2160"/>
+        </w:tabs>
+        <w:ind w:left="2160" w:hanging="360"/>
+      </w:pPr>
+      <w:rPr>
+        <w:rFonts w:ascii="Wingdings" w:hAnsi="Wingdings" w:hint="default"/>
+        <w:sz w:val="20"/>
+      </w:rPr>
+    </w:lvl>
+    <w:lvl w:ilvl="3" w:tentative="1">
+      <w:start w:val="1"/>
+      <w:numFmt w:val="bullet"/>
+      <w:lvlText w:val=""/>
+      <w:lvlJc w:val="left"/>
+      <w:pPr>
+        <w:tabs>
+          <w:tab w:val="num" w:pos="2880"/>
+        </w:tabs>
+        <w:ind w:left="2880" w:hanging="360"/>
+      </w:pPr>
+      <w:rPr>
+        <w:rFonts w:ascii="Wingdings" w:hAnsi="Wingdings" w:hint="default"/>
+        <w:sz w:val="20"/>
+      </w:rPr>
+    </w:lvl>
+    <w:lvl w:ilvl="4" w:tentative="1">
+      <w:start w:val="1"/>
+      <w:numFmt w:val="bullet"/>
+      <w:lvlText w:val=""/>
+      <w:lvlJc w:val="left"/>
+      <w:pPr>
+        <w:tabs>
+          <w:tab w:val="num" w:pos="3600"/>
+        </w:tabs>
+        <w:ind w:left="3600" w:hanging="360"/>
+      </w:pPr>
+      <w:rPr>
+        <w:rFonts w:ascii="Wingdings" w:hAnsi="Wingdings" w:hint="default"/>
+        <w:sz w:val="20"/>
+      </w:rPr>
+    </w:lvl>
+    <w:lvl w:ilvl="5" w:tentative="1">
+      <w:start w:val="1"/>
+      <w:numFmt w:val="bullet"/>
+      <w:lvlText w:val=""/>
+      <w:lvlJc w:val="left"/>
+      <w:pPr>
+        <w:tabs>
+          <w:tab w:val="num" w:pos="4320"/>
+        </w:tabs>
+        <w:ind w:left="4320" w:hanging="360"/>
+      </w:pPr>
+      <w:rPr>
+        <w:rFonts w:ascii="Wingdings" w:hAnsi="Wingdings" w:hint="default"/>
+        <w:sz w:val="20"/>
+      </w:rPr>
+    </w:lvl>
+    <w:lvl w:ilvl="6" w:tentative="1">
+      <w:start w:val="1"/>
+      <w:numFmt w:val="bullet"/>
+      <w:lvlText w:val=""/>
+      <w:lvlJc w:val="left"/>
+      <w:pPr>
+        <w:tabs>
+          <w:tab w:val="num" w:pos="5040"/>
+        </w:tabs>
+        <w:ind w:left="5040" w:hanging="360"/>
+      </w:pPr>
+      <w:rPr>
+        <w:rFonts w:ascii="Wingdings" w:hAnsi="Wingdings" w:hint="default"/>
+        <w:sz w:val="20"/>
+      </w:rPr>
+    </w:lvl>
+    <w:lvl w:ilvl="7" w:tentative="1">
+      <w:start w:val="1"/>
+      <w:numFmt w:val="bullet"/>
+      <w:lvlText w:val=""/>
+      <w:lvlJc w:val="left"/>
+      <w:pPr>
+        <w:tabs>
+          <w:tab w:val="num" w:pos="5760"/>
+        </w:tabs>
+        <w:ind w:left="5760" w:hanging="360"/>
+      </w:pPr>
+      <w:rPr>
+        <w:rFonts w:ascii="Wingdings" w:hAnsi="Wingdings" w:hint="default"/>
+        <w:sz w:val="20"/>
+      </w:rPr>
+    </w:lvl>
+    <w:lvl w:ilvl="8" w:tentative="1">
+      <w:start w:val="1"/>
+      <w:numFmt w:val="bullet"/>
+      <w:lvlText w:val=""/>
+      <w:lvlJc w:val="left"/>
+      <w:pPr>
+        <w:tabs>
+          <w:tab w:val="num" w:pos="6480"/>
+        </w:tabs>
+        <w:ind w:left="6480" w:hanging="360"/>
+      </w:pPr>
+      <w:rPr>
+        <w:rFonts w:ascii="Wingdings" w:hAnsi="Wingdings" w:hint="default"/>
+        <w:sz w:val="20"/>
+      </w:rPr>
+    </w:lvl>
+  </w:abstractNum>
+  <w:abstractNum w:abstractNumId="23" w15:restartNumberingAfterBreak="0">
+    <w:nsid w:val="55AF58FB"/>
+    <w:multiLevelType w:val="hybridMultilevel"/>
+    <w:tmpl w:val="AA528C24"/>
+    <w:lvl w:ilvl="0" w:tplc="04190001">
+      <w:start w:val="1"/>
+      <w:numFmt w:val="bullet"/>
+      <w:lvlText w:val=""/>
+      <w:lvlJc w:val="left"/>
+      <w:pPr>
+        <w:ind w:left="720" w:hanging="360"/>
+      </w:pPr>
+      <w:rPr>
+        <w:rFonts w:ascii="Symbol" w:hAnsi="Symbol" w:hint="default"/>
+      </w:rPr>
+    </w:lvl>
+    <w:lvl w:ilvl="1" w:tplc="04190003" w:tentative="1">
+      <w:start w:val="1"/>
+      <w:numFmt w:val="bullet"/>
+      <w:lvlText w:val="o"/>
+      <w:lvlJc w:val="left"/>
+      <w:pPr>
+        <w:ind w:left="1440" w:hanging="360"/>
+      </w:pPr>
+      <w:rPr>
+        <w:rFonts w:ascii="Courier New" w:hAnsi="Courier New" w:cs="Courier New" w:hint="default"/>
+      </w:rPr>
+    </w:lvl>
+    <w:lvl w:ilvl="2" w:tplc="04190005" w:tentative="1">
+      <w:start w:val="1"/>
+      <w:numFmt w:val="bullet"/>
+      <w:lvlText w:val=""/>
+      <w:lvlJc w:val="left"/>
+      <w:pPr>
+        <w:ind w:left="2160" w:hanging="360"/>
+      </w:pPr>
+      <w:rPr>
+        <w:rFonts w:ascii="Wingdings" w:hAnsi="Wingdings" w:hint="default"/>
+      </w:rPr>
+    </w:lvl>
+    <w:lvl w:ilvl="3" w:tplc="04190001" w:tentative="1">
+      <w:start w:val="1"/>
+      <w:numFmt w:val="bullet"/>
+      <w:lvlText w:val=""/>
+      <w:lvlJc w:val="left"/>
+      <w:pPr>
+        <w:ind w:left="2880" w:hanging="360"/>
+      </w:pPr>
+      <w:rPr>
+        <w:rFonts w:ascii="Symbol" w:hAnsi="Symbol" w:hint="default"/>
+      </w:rPr>
+    </w:lvl>
+    <w:lvl w:ilvl="4" w:tplc="04190003" w:tentative="1">
+      <w:start w:val="1"/>
+      <w:numFmt w:val="bullet"/>
+      <w:lvlText w:val="o"/>
+      <w:lvlJc w:val="left"/>
+      <w:pPr>
+        <w:ind w:left="3600" w:hanging="360"/>
+      </w:pPr>
+      <w:rPr>
+        <w:rFonts w:ascii="Courier New" w:hAnsi="Courier New" w:cs="Courier New" w:hint="default"/>
+      </w:rPr>
+    </w:lvl>
+    <w:lvl w:ilvl="5" w:tplc="04190005" w:tentative="1">
+      <w:start w:val="1"/>
+      <w:numFmt w:val="bullet"/>
+      <w:lvlText w:val=""/>
+      <w:lvlJc w:val="left"/>
+      <w:pPr>
+        <w:ind w:left="4320" w:hanging="360"/>
+      </w:pPr>
+      <w:rPr>
+        <w:rFonts w:ascii="Wingdings" w:hAnsi="Wingdings" w:hint="default"/>
+      </w:rPr>
+    </w:lvl>
+    <w:lvl w:ilvl="6" w:tplc="04190001" w:tentative="1">
+      <w:start w:val="1"/>
+      <w:numFmt w:val="bullet"/>
+      <w:lvlText w:val=""/>
+      <w:lvlJc w:val="left"/>
+      <w:pPr>
+        <w:ind w:left="5040" w:hanging="360"/>
+      </w:pPr>
+      <w:rPr>
+        <w:rFonts w:ascii="Symbol" w:hAnsi="Symbol" w:hint="default"/>
+      </w:rPr>
+    </w:lvl>
+    <w:lvl w:ilvl="7" w:tplc="04190003" w:tentative="1">
+      <w:start w:val="1"/>
+      <w:numFmt w:val="bullet"/>
+      <w:lvlText w:val="o"/>
+      <w:lvlJc w:val="left"/>
+      <w:pPr>
+        <w:ind w:left="5760" w:hanging="360"/>
+      </w:pPr>
+      <w:rPr>
+        <w:rFonts w:ascii="Courier New" w:hAnsi="Courier New" w:cs="Courier New" w:hint="default"/>
+      </w:rPr>
+    </w:lvl>
+    <w:lvl w:ilvl="8" w:tplc="04190005" w:tentative="1">
+      <w:start w:val="1"/>
+      <w:numFmt w:val="bullet"/>
+      <w:lvlText w:val=""/>
+      <w:lvlJc w:val="left"/>
+      <w:pPr>
+        <w:ind w:left="6480" w:hanging="360"/>
+      </w:pPr>
+      <w:rPr>
+        <w:rFonts w:ascii="Wingdings" w:hAnsi="Wingdings" w:hint="default"/>
+      </w:rPr>
+    </w:lvl>
+  </w:abstractNum>
+  <w:abstractNum w:abstractNumId="24" w15:restartNumberingAfterBreak="0">
+    <w:nsid w:val="5FF86A58"/>
+    <w:multiLevelType w:val="hybridMultilevel"/>
+    <w:tmpl w:val="DD629682"/>
+    <w:lvl w:ilvl="0" w:tplc="04190001">
+      <w:start w:val="1"/>
+      <w:numFmt w:val="bullet"/>
+      <w:lvlText w:val=""/>
+      <w:lvlJc w:val="left"/>
+      <w:pPr>
+        <w:ind w:left="1429" w:hanging="360"/>
+      </w:pPr>
+      <w:rPr>
+        <w:rFonts w:ascii="Symbol" w:hAnsi="Symbol" w:hint="default"/>
+      </w:rPr>
+    </w:lvl>
+    <w:lvl w:ilvl="1" w:tplc="04190003">
+      <w:start w:val="1"/>
+      <w:numFmt w:val="bullet"/>
+      <w:lvlText w:val="o"/>
+      <w:lvlJc w:val="left"/>
+      <w:pPr>
+        <w:ind w:left="2149" w:hanging="360"/>
+      </w:pPr>
+      <w:rPr>
+        <w:rFonts w:ascii="Courier New" w:hAnsi="Courier New" w:cs="Courier New" w:hint="default"/>
+      </w:rPr>
+    </w:lvl>
+    <w:lvl w:ilvl="2" w:tplc="04190005" w:tentative="1">
+      <w:start w:val="1"/>
+      <w:numFmt w:val="bullet"/>
+      <w:lvlText w:val=""/>
+      <w:lvlJc w:val="left"/>
+      <w:pPr>
+        <w:ind w:left="2869" w:hanging="360"/>
+      </w:pPr>
+      <w:rPr>
+        <w:rFonts w:ascii="Wingdings" w:hAnsi="Wingdings" w:hint="default"/>
+      </w:rPr>
+    </w:lvl>
+    <w:lvl w:ilvl="3" w:tplc="04190001" w:tentative="1">
+      <w:start w:val="1"/>
+      <w:numFmt w:val="bullet"/>
+      <w:lvlText w:val=""/>
+      <w:lvlJc w:val="left"/>
+      <w:pPr>
+        <w:ind w:left="3589" w:hanging="360"/>
+      </w:pPr>
+      <w:rPr>
+        <w:rFonts w:ascii="Symbol" w:hAnsi="Symbol" w:hint="default"/>
+      </w:rPr>
+    </w:lvl>
+    <w:lvl w:ilvl="4" w:tplc="04190003" w:tentative="1">
+      <w:start w:val="1"/>
+      <w:numFmt w:val="bullet"/>
+      <w:lvlText w:val="o"/>
+      <w:lvlJc w:val="left"/>
+      <w:pPr>
+        <w:ind w:left="4309" w:hanging="360"/>
+      </w:pPr>
+      <w:rPr>
+        <w:rFonts w:ascii="Courier New" w:hAnsi="Courier New" w:cs="Courier New" w:hint="default"/>
+      </w:rPr>
+    </w:lvl>
+    <w:lvl w:ilvl="5" w:tplc="04190005" w:tentative="1">
+      <w:start w:val="1"/>
+      <w:numFmt w:val="bullet"/>
+      <w:lvlText w:val=""/>
+      <w:lvlJc w:val="left"/>
+      <w:pPr>
+        <w:ind w:left="5029" w:hanging="360"/>
+      </w:pPr>
+      <w:rPr>
+        <w:rFonts w:ascii="Wingdings" w:hAnsi="Wingdings" w:hint="default"/>
+      </w:rPr>
+    </w:lvl>
+    <w:lvl w:ilvl="6" w:tplc="04190001" w:tentative="1">
+      <w:start w:val="1"/>
+      <w:numFmt w:val="bullet"/>
+      <w:lvlText w:val=""/>
+      <w:lvlJc w:val="left"/>
+      <w:pPr>
+        <w:ind w:left="5749" w:hanging="360"/>
+      </w:pPr>
+      <w:rPr>
+        <w:rFonts w:ascii="Symbol" w:hAnsi="Symbol" w:hint="default"/>
+      </w:rPr>
+    </w:lvl>
+    <w:lvl w:ilvl="7" w:tplc="04190003" w:tentative="1">
+      <w:start w:val="1"/>
+      <w:numFmt w:val="bullet"/>
+      <w:lvlText w:val="o"/>
+      <w:lvlJc w:val="left"/>
+      <w:pPr>
+        <w:ind w:left="6469" w:hanging="360"/>
+      </w:pPr>
+      <w:rPr>
+        <w:rFonts w:ascii="Courier New" w:hAnsi="Courier New" w:cs="Courier New" w:hint="default"/>
+      </w:rPr>
+    </w:lvl>
+    <w:lvl w:ilvl="8" w:tplc="04190005" w:tentative="1">
+      <w:start w:val="1"/>
+      <w:numFmt w:val="bullet"/>
+      <w:lvlText w:val=""/>
+      <w:lvlJc w:val="left"/>
+      <w:pPr>
+        <w:ind w:left="7189" w:hanging="360"/>
+      </w:pPr>
+      <w:rPr>
+        <w:rFonts w:ascii="Wingdings" w:hAnsi="Wingdings" w:hint="default"/>
+      </w:rPr>
+    </w:lvl>
+  </w:abstractNum>
+  <w:abstractNum w:abstractNumId="25" w15:restartNumberingAfterBreak="0">
     <w:nsid w:val="60EE51A1"/>
     <w:multiLevelType w:val="multilevel"/>
     <w:tmpl w:val="60EE51A1"/>
@@ -2473,7 +5179,382 @@
       </w:rPr>
     </w:lvl>
   </w:abstractNum>
-  <w:abstractNum w:abstractNumId="9" w15:restartNumberingAfterBreak="0">
+  <w:abstractNum w:abstractNumId="26" w15:restartNumberingAfterBreak="0">
+    <w:nsid w:val="67340002"/>
+    <w:multiLevelType w:val="multilevel"/>
+    <w:tmpl w:val="FEC68A74"/>
+    <w:lvl w:ilvl="0">
+      <w:start w:val="1"/>
+      <w:numFmt w:val="bullet"/>
+      <w:lvlText w:val=""/>
+      <w:lvlJc w:val="left"/>
+      <w:pPr>
+        <w:tabs>
+          <w:tab w:val="num" w:pos="720"/>
+        </w:tabs>
+        <w:ind w:left="720" w:hanging="360"/>
+      </w:pPr>
+      <w:rPr>
+        <w:rFonts w:ascii="Symbol" w:hAnsi="Symbol" w:hint="default"/>
+        <w:sz w:val="20"/>
+      </w:rPr>
+    </w:lvl>
+    <w:lvl w:ilvl="1" w:tentative="1">
+      <w:start w:val="1"/>
+      <w:numFmt w:val="bullet"/>
+      <w:lvlText w:val="o"/>
+      <w:lvlJc w:val="left"/>
+      <w:pPr>
+        <w:tabs>
+          <w:tab w:val="num" w:pos="1440"/>
+        </w:tabs>
+        <w:ind w:left="1440" w:hanging="360"/>
+      </w:pPr>
+      <w:rPr>
+        <w:rFonts w:ascii="Courier New" w:hAnsi="Courier New" w:hint="default"/>
+        <w:sz w:val="20"/>
+      </w:rPr>
+    </w:lvl>
+    <w:lvl w:ilvl="2" w:tentative="1">
+      <w:start w:val="1"/>
+      <w:numFmt w:val="bullet"/>
+      <w:lvlText w:val=""/>
+      <w:lvlJc w:val="left"/>
+      <w:pPr>
+        <w:tabs>
+          <w:tab w:val="num" w:pos="2160"/>
+        </w:tabs>
+        <w:ind w:left="2160" w:hanging="360"/>
+      </w:pPr>
+      <w:rPr>
+        <w:rFonts w:ascii="Wingdings" w:hAnsi="Wingdings" w:hint="default"/>
+        <w:sz w:val="20"/>
+      </w:rPr>
+    </w:lvl>
+    <w:lvl w:ilvl="3" w:tentative="1">
+      <w:start w:val="1"/>
+      <w:numFmt w:val="bullet"/>
+      <w:lvlText w:val=""/>
+      <w:lvlJc w:val="left"/>
+      <w:pPr>
+        <w:tabs>
+          <w:tab w:val="num" w:pos="2880"/>
+        </w:tabs>
+        <w:ind w:left="2880" w:hanging="360"/>
+      </w:pPr>
+      <w:rPr>
+        <w:rFonts w:ascii="Wingdings" w:hAnsi="Wingdings" w:hint="default"/>
+        <w:sz w:val="20"/>
+      </w:rPr>
+    </w:lvl>
+    <w:lvl w:ilvl="4" w:tentative="1">
+      <w:start w:val="1"/>
+      <w:numFmt w:val="bullet"/>
+      <w:lvlText w:val=""/>
+      <w:lvlJc w:val="left"/>
+      <w:pPr>
+        <w:tabs>
+          <w:tab w:val="num" w:pos="3600"/>
+        </w:tabs>
+        <w:ind w:left="3600" w:hanging="360"/>
+      </w:pPr>
+      <w:rPr>
+        <w:rFonts w:ascii="Wingdings" w:hAnsi="Wingdings" w:hint="default"/>
+        <w:sz w:val="20"/>
+      </w:rPr>
+    </w:lvl>
+    <w:lvl w:ilvl="5" w:tentative="1">
+      <w:start w:val="1"/>
+      <w:numFmt w:val="bullet"/>
+      <w:lvlText w:val=""/>
+      <w:lvlJc w:val="left"/>
+      <w:pPr>
+        <w:tabs>
+          <w:tab w:val="num" w:pos="4320"/>
+        </w:tabs>
+        <w:ind w:left="4320" w:hanging="360"/>
+      </w:pPr>
+      <w:rPr>
+        <w:rFonts w:ascii="Wingdings" w:hAnsi="Wingdings" w:hint="default"/>
+        <w:sz w:val="20"/>
+      </w:rPr>
+    </w:lvl>
+    <w:lvl w:ilvl="6" w:tentative="1">
+      <w:start w:val="1"/>
+      <w:numFmt w:val="bullet"/>
+      <w:lvlText w:val=""/>
+      <w:lvlJc w:val="left"/>
+      <w:pPr>
+        <w:tabs>
+          <w:tab w:val="num" w:pos="5040"/>
+        </w:tabs>
+        <w:ind w:left="5040" w:hanging="360"/>
+      </w:pPr>
+      <w:rPr>
+        <w:rFonts w:ascii="Wingdings" w:hAnsi="Wingdings" w:hint="default"/>
+        <w:sz w:val="20"/>
+      </w:rPr>
+    </w:lvl>
+    <w:lvl w:ilvl="7" w:tentative="1">
+      <w:start w:val="1"/>
+      <w:numFmt w:val="bullet"/>
+      <w:lvlText w:val=""/>
+      <w:lvlJc w:val="left"/>
+      <w:pPr>
+        <w:tabs>
+          <w:tab w:val="num" w:pos="5760"/>
+        </w:tabs>
+        <w:ind w:left="5760" w:hanging="360"/>
+      </w:pPr>
+      <w:rPr>
+        <w:rFonts w:ascii="Wingdings" w:hAnsi="Wingdings" w:hint="default"/>
+        <w:sz w:val="20"/>
+      </w:rPr>
+    </w:lvl>
+    <w:lvl w:ilvl="8" w:tentative="1">
+      <w:start w:val="1"/>
+      <w:numFmt w:val="bullet"/>
+      <w:lvlText w:val=""/>
+      <w:lvlJc w:val="left"/>
+      <w:pPr>
+        <w:tabs>
+          <w:tab w:val="num" w:pos="6480"/>
+        </w:tabs>
+        <w:ind w:left="6480" w:hanging="360"/>
+      </w:pPr>
+      <w:rPr>
+        <w:rFonts w:ascii="Wingdings" w:hAnsi="Wingdings" w:hint="default"/>
+        <w:sz w:val="20"/>
+      </w:rPr>
+    </w:lvl>
+  </w:abstractNum>
+  <w:abstractNum w:abstractNumId="27" w15:restartNumberingAfterBreak="0">
+    <w:nsid w:val="677960E3"/>
+    <w:multiLevelType w:val="hybridMultilevel"/>
+    <w:tmpl w:val="4882F57C"/>
+    <w:lvl w:ilvl="0" w:tplc="04190001">
+      <w:start w:val="1"/>
+      <w:numFmt w:val="bullet"/>
+      <w:lvlText w:val=""/>
+      <w:lvlJc w:val="left"/>
+      <w:pPr>
+        <w:ind w:left="1429" w:hanging="360"/>
+      </w:pPr>
+      <w:rPr>
+        <w:rFonts w:ascii="Symbol" w:hAnsi="Symbol" w:hint="default"/>
+      </w:rPr>
+    </w:lvl>
+    <w:lvl w:ilvl="1" w:tplc="04190003" w:tentative="1">
+      <w:start w:val="1"/>
+      <w:numFmt w:val="bullet"/>
+      <w:lvlText w:val="o"/>
+      <w:lvlJc w:val="left"/>
+      <w:pPr>
+        <w:ind w:left="2149" w:hanging="360"/>
+      </w:pPr>
+      <w:rPr>
+        <w:rFonts w:ascii="Courier New" w:hAnsi="Courier New" w:cs="Courier New" w:hint="default"/>
+      </w:rPr>
+    </w:lvl>
+    <w:lvl w:ilvl="2" w:tplc="04190005" w:tentative="1">
+      <w:start w:val="1"/>
+      <w:numFmt w:val="bullet"/>
+      <w:lvlText w:val=""/>
+      <w:lvlJc w:val="left"/>
+      <w:pPr>
+        <w:ind w:left="2869" w:hanging="360"/>
+      </w:pPr>
+      <w:rPr>
+        <w:rFonts w:ascii="Wingdings" w:hAnsi="Wingdings" w:hint="default"/>
+      </w:rPr>
+    </w:lvl>
+    <w:lvl w:ilvl="3" w:tplc="04190001" w:tentative="1">
+      <w:start w:val="1"/>
+      <w:numFmt w:val="bullet"/>
+      <w:lvlText w:val=""/>
+      <w:lvlJc w:val="left"/>
+      <w:pPr>
+        <w:ind w:left="3589" w:hanging="360"/>
+      </w:pPr>
+      <w:rPr>
+        <w:rFonts w:ascii="Symbol" w:hAnsi="Symbol" w:hint="default"/>
+      </w:rPr>
+    </w:lvl>
+    <w:lvl w:ilvl="4" w:tplc="04190003" w:tentative="1">
+      <w:start w:val="1"/>
+      <w:numFmt w:val="bullet"/>
+      <w:lvlText w:val="o"/>
+      <w:lvlJc w:val="left"/>
+      <w:pPr>
+        <w:ind w:left="4309" w:hanging="360"/>
+      </w:pPr>
+      <w:rPr>
+        <w:rFonts w:ascii="Courier New" w:hAnsi="Courier New" w:cs="Courier New" w:hint="default"/>
+      </w:rPr>
+    </w:lvl>
+    <w:lvl w:ilvl="5" w:tplc="04190005" w:tentative="1">
+      <w:start w:val="1"/>
+      <w:numFmt w:val="bullet"/>
+      <w:lvlText w:val=""/>
+      <w:lvlJc w:val="left"/>
+      <w:pPr>
+        <w:ind w:left="5029" w:hanging="360"/>
+      </w:pPr>
+      <w:rPr>
+        <w:rFonts w:ascii="Wingdings" w:hAnsi="Wingdings" w:hint="default"/>
+      </w:rPr>
+    </w:lvl>
+    <w:lvl w:ilvl="6" w:tplc="04190001" w:tentative="1">
+      <w:start w:val="1"/>
+      <w:numFmt w:val="bullet"/>
+      <w:lvlText w:val=""/>
+      <w:lvlJc w:val="left"/>
+      <w:pPr>
+        <w:ind w:left="5749" w:hanging="360"/>
+      </w:pPr>
+      <w:rPr>
+        <w:rFonts w:ascii="Symbol" w:hAnsi="Symbol" w:hint="default"/>
+      </w:rPr>
+    </w:lvl>
+    <w:lvl w:ilvl="7" w:tplc="04190003" w:tentative="1">
+      <w:start w:val="1"/>
+      <w:numFmt w:val="bullet"/>
+      <w:lvlText w:val="o"/>
+      <w:lvlJc w:val="left"/>
+      <w:pPr>
+        <w:ind w:left="6469" w:hanging="360"/>
+      </w:pPr>
+      <w:rPr>
+        <w:rFonts w:ascii="Courier New" w:hAnsi="Courier New" w:cs="Courier New" w:hint="default"/>
+      </w:rPr>
+    </w:lvl>
+    <w:lvl w:ilvl="8" w:tplc="04190005" w:tentative="1">
+      <w:start w:val="1"/>
+      <w:numFmt w:val="bullet"/>
+      <w:lvlText w:val=""/>
+      <w:lvlJc w:val="left"/>
+      <w:pPr>
+        <w:ind w:left="7189" w:hanging="360"/>
+      </w:pPr>
+      <w:rPr>
+        <w:rFonts w:ascii="Wingdings" w:hAnsi="Wingdings" w:hint="default"/>
+      </w:rPr>
+    </w:lvl>
+  </w:abstractNum>
+  <w:abstractNum w:abstractNumId="28" w15:restartNumberingAfterBreak="0">
+    <w:nsid w:val="6FF97D37"/>
+    <w:multiLevelType w:val="hybridMultilevel"/>
+    <w:tmpl w:val="1A081196"/>
+    <w:lvl w:ilvl="0" w:tplc="04190001">
+      <w:start w:val="1"/>
+      <w:numFmt w:val="bullet"/>
+      <w:lvlText w:val=""/>
+      <w:lvlJc w:val="left"/>
+      <w:pPr>
+        <w:ind w:left="1429" w:hanging="360"/>
+      </w:pPr>
+      <w:rPr>
+        <w:rFonts w:ascii="Symbol" w:hAnsi="Symbol" w:hint="default"/>
+      </w:rPr>
+    </w:lvl>
+    <w:lvl w:ilvl="1" w:tplc="04190003" w:tentative="1">
+      <w:start w:val="1"/>
+      <w:numFmt w:val="bullet"/>
+      <w:lvlText w:val="o"/>
+      <w:lvlJc w:val="left"/>
+      <w:pPr>
+        <w:ind w:left="2149" w:hanging="360"/>
+      </w:pPr>
+      <w:rPr>
+        <w:rFonts w:ascii="Courier New" w:hAnsi="Courier New" w:cs="Courier New" w:hint="default"/>
+      </w:rPr>
+    </w:lvl>
+    <w:lvl w:ilvl="2" w:tplc="04190005" w:tentative="1">
+      <w:start w:val="1"/>
+      <w:numFmt w:val="bullet"/>
+      <w:lvlText w:val=""/>
+      <w:lvlJc w:val="left"/>
+      <w:pPr>
+        <w:ind w:left="2869" w:hanging="360"/>
+      </w:pPr>
+      <w:rPr>
+        <w:rFonts w:ascii="Wingdings" w:hAnsi="Wingdings" w:hint="default"/>
+      </w:rPr>
+    </w:lvl>
+    <w:lvl w:ilvl="3" w:tplc="04190001" w:tentative="1">
+      <w:start w:val="1"/>
+      <w:numFmt w:val="bullet"/>
+      <w:lvlText w:val=""/>
+      <w:lvlJc w:val="left"/>
+      <w:pPr>
+        <w:ind w:left="3589" w:hanging="360"/>
+      </w:pPr>
+      <w:rPr>
+        <w:rFonts w:ascii="Symbol" w:hAnsi="Symbol" w:hint="default"/>
+      </w:rPr>
+    </w:lvl>
+    <w:lvl w:ilvl="4" w:tplc="04190003" w:tentative="1">
+      <w:start w:val="1"/>
+      <w:numFmt w:val="bullet"/>
+      <w:lvlText w:val="o"/>
+      <w:lvlJc w:val="left"/>
+      <w:pPr>
+        <w:ind w:left="4309" w:hanging="360"/>
+      </w:pPr>
+      <w:rPr>
+        <w:rFonts w:ascii="Courier New" w:hAnsi="Courier New" w:cs="Courier New" w:hint="default"/>
+      </w:rPr>
+    </w:lvl>
+    <w:lvl w:ilvl="5" w:tplc="04190005" w:tentative="1">
+      <w:start w:val="1"/>
+      <w:numFmt w:val="bullet"/>
+      <w:lvlText w:val=""/>
+      <w:lvlJc w:val="left"/>
+      <w:pPr>
+        <w:ind w:left="5029" w:hanging="360"/>
+      </w:pPr>
+      <w:rPr>
+        <w:rFonts w:ascii="Wingdings" w:hAnsi="Wingdings" w:hint="default"/>
+      </w:rPr>
+    </w:lvl>
+    <w:lvl w:ilvl="6" w:tplc="04190001" w:tentative="1">
+      <w:start w:val="1"/>
+      <w:numFmt w:val="bullet"/>
+      <w:lvlText w:val=""/>
+      <w:lvlJc w:val="left"/>
+      <w:pPr>
+        <w:ind w:left="5749" w:hanging="360"/>
+      </w:pPr>
+      <w:rPr>
+        <w:rFonts w:ascii="Symbol" w:hAnsi="Symbol" w:hint="default"/>
+      </w:rPr>
+    </w:lvl>
+    <w:lvl w:ilvl="7" w:tplc="04190003" w:tentative="1">
+      <w:start w:val="1"/>
+      <w:numFmt w:val="bullet"/>
+      <w:lvlText w:val="o"/>
+      <w:lvlJc w:val="left"/>
+      <w:pPr>
+        <w:ind w:left="6469" w:hanging="360"/>
+      </w:pPr>
+      <w:rPr>
+        <w:rFonts w:ascii="Courier New" w:hAnsi="Courier New" w:cs="Courier New" w:hint="default"/>
+      </w:rPr>
+    </w:lvl>
+    <w:lvl w:ilvl="8" w:tplc="04190005" w:tentative="1">
+      <w:start w:val="1"/>
+      <w:numFmt w:val="bullet"/>
+      <w:lvlText w:val=""/>
+      <w:lvlJc w:val="left"/>
+      <w:pPr>
+        <w:ind w:left="7189" w:hanging="360"/>
+      </w:pPr>
+      <w:rPr>
+        <w:rFonts w:ascii="Wingdings" w:hAnsi="Wingdings" w:hint="default"/>
+      </w:rPr>
+    </w:lvl>
+  </w:abstractNum>
+  <w:abstractNum w:abstractNumId="29" w15:restartNumberingAfterBreak="0">
     <w:nsid w:val="73183A7A"/>
     <w:multiLevelType w:val="multilevel"/>
     <w:tmpl w:val="10504C16"/>
@@ -2587,34 +5668,94 @@
     </w:lvl>
   </w:abstractNum>
   <w:num w:numId="1" w16cid:durableId="1721202720">
-    <w:abstractNumId w:val="8"/>
+    <w:abstractNumId w:val="25"/>
   </w:num>
   <w:num w:numId="2" w16cid:durableId="1534878038">
-    <w:abstractNumId w:val="3"/>
+    <w:abstractNumId w:val="9"/>
   </w:num>
   <w:num w:numId="3" w16cid:durableId="970551710">
-    <w:abstractNumId w:val="1"/>
+    <w:abstractNumId w:val="5"/>
   </w:num>
   <w:num w:numId="4" w16cid:durableId="906644929">
-    <w:abstractNumId w:val="5"/>
+    <w:abstractNumId w:val="14"/>
   </w:num>
   <w:num w:numId="5" w16cid:durableId="1137992102">
-    <w:abstractNumId w:val="2"/>
+    <w:abstractNumId w:val="7"/>
   </w:num>
   <w:num w:numId="6" w16cid:durableId="1832678648">
-    <w:abstractNumId w:val="6"/>
+    <w:abstractNumId w:val="19"/>
   </w:num>
   <w:num w:numId="7" w16cid:durableId="1032918845">
-    <w:abstractNumId w:val="7"/>
+    <w:abstractNumId w:val="20"/>
   </w:num>
   <w:num w:numId="8" w16cid:durableId="534781620">
     <w:abstractNumId w:val="0"/>
   </w:num>
   <w:num w:numId="9" w16cid:durableId="557206716">
-    <w:abstractNumId w:val="9"/>
+    <w:abstractNumId w:val="29"/>
   </w:num>
   <w:num w:numId="10" w16cid:durableId="476990377">
+    <w:abstractNumId w:val="10"/>
+  </w:num>
+  <w:num w:numId="11" w16cid:durableId="1844859227">
+    <w:abstractNumId w:val="15"/>
+  </w:num>
+  <w:num w:numId="12" w16cid:durableId="35279066">
+    <w:abstractNumId w:val="22"/>
+  </w:num>
+  <w:num w:numId="13" w16cid:durableId="1771510829">
+    <w:abstractNumId w:val="1"/>
+  </w:num>
+  <w:num w:numId="14" w16cid:durableId="834494245">
+    <w:abstractNumId w:val="11"/>
+  </w:num>
+  <w:num w:numId="15" w16cid:durableId="1725373244">
+    <w:abstractNumId w:val="13"/>
+  </w:num>
+  <w:num w:numId="16" w16cid:durableId="205144944">
+    <w:abstractNumId w:val="8"/>
+  </w:num>
+  <w:num w:numId="17" w16cid:durableId="288820996">
+    <w:abstractNumId w:val="26"/>
+  </w:num>
+  <w:num w:numId="18" w16cid:durableId="1563759730">
+    <w:abstractNumId w:val="21"/>
+  </w:num>
+  <w:num w:numId="19" w16cid:durableId="534659027">
+    <w:abstractNumId w:val="6"/>
+  </w:num>
+  <w:num w:numId="20" w16cid:durableId="1832941357">
+    <w:abstractNumId w:val="23"/>
+  </w:num>
+  <w:num w:numId="21" w16cid:durableId="483786945">
     <w:abstractNumId w:val="4"/>
+  </w:num>
+  <w:num w:numId="22" w16cid:durableId="1349911344">
+    <w:abstractNumId w:val="3"/>
+  </w:num>
+  <w:num w:numId="23" w16cid:durableId="1143883946">
+    <w:abstractNumId w:val="28"/>
+  </w:num>
+  <w:num w:numId="24" w16cid:durableId="930089351">
+    <w:abstractNumId w:val="12"/>
+  </w:num>
+  <w:num w:numId="25" w16cid:durableId="1670525088">
+    <w:abstractNumId w:val="17"/>
+  </w:num>
+  <w:num w:numId="26" w16cid:durableId="106853878">
+    <w:abstractNumId w:val="18"/>
+  </w:num>
+  <w:num w:numId="27" w16cid:durableId="882668399">
+    <w:abstractNumId w:val="16"/>
+  </w:num>
+  <w:num w:numId="28" w16cid:durableId="1254122064">
+    <w:abstractNumId w:val="27"/>
+  </w:num>
+  <w:num w:numId="29" w16cid:durableId="229996598">
+    <w:abstractNumId w:val="2"/>
+  </w:num>
+  <w:num w:numId="30" w16cid:durableId="1496654235">
+    <w:abstractNumId w:val="24"/>
   </w:num>
 </w:numbering>
 </file>
@@ -3145,7 +6286,6 @@
   <w:style w:type="character" w:default="1" w:styleId="a0">
     <w:name w:val="Default Paragraph Font"/>
     <w:uiPriority w:val="1"/>
-    <w:semiHidden/>
     <w:unhideWhenUsed/>
   </w:style>
   <w:style w:type="table" w:default="1" w:styleId="a1">
